--- a/mps-nivel-c/oficial/04_registros/MilhasFacil_Busca-de-Milhas/CR-MILHASFACIL01-001_Change-Request.docx
+++ b/mps-nivel-c/oficial/04_registros/MilhasFacil_Busca-de-Milhas/CR-MILHASFACIL01-001_Change-Request.docx
@@ -3,39 +3,90 @@
 <w:document xmlns:wpc="http://schemas.microsoft.com/office/word/2010/wordprocessingCanvas" xmlns:mo="http://schemas.microsoft.com/office/mac/office/2008/main" xmlns:mc="http://schemas.openxmlformats.org/markup-compatibility/2006" xmlns:mv="urn:schemas-microsoft-com:mac:vml" xmlns:o="urn:schemas-microsoft-com:office:office" xmlns:r="http://schemas.openxmlformats.org/officeDocument/2006/relationships" xmlns:m="http://schemas.openxmlformats.org/officeDocument/2006/math" xmlns:v="urn:schemas-microsoft-com:vml" xmlns:wp14="http://schemas.microsoft.com/office/word/2010/wordprocessingDrawing" xmlns:wp="http://schemas.openxmlformats.org/drawingml/2006/wordprocessingDrawing" xmlns:w10="urn:schemas-microsoft-com:office:word" xmlns:w="http://schemas.openxmlformats.org/wordprocessingml/2006/main" xmlns:w14="http://schemas.microsoft.com/office/word/2010/wordml" xmlns:wpg="http://schemas.microsoft.com/office/word/2010/wordprocessingGroup" xmlns:wpi="http://schemas.microsoft.com/office/word/2010/wordprocessingInk" xmlns:wne="http://schemas.microsoft.com/office/word/2006/wordml" xmlns:wps="http://schemas.microsoft.com/office/word/2010/wordprocessingShape" mc:Ignorable="w14 wp14">
   <w:body>
     <w:p>
+      <w:pPr>
+        <w:pBdr>
+          <w:top w:val="single" w:sz="32" w:space="0" w:color="003366"/>
+        </w:pBdr>
+        <w:spacing w:before="0" w:after="0"/>
+      </w:pPr>
+    </w:p>
+    <w:p>
+      <w:pPr>
+        <w:spacing w:before="240" w:after="40"/>
+      </w:pPr>
       <w:r>
         <w:rPr>
+          <w:rFonts w:ascii="Calibri" w:hAnsi="Calibri"/>
           <w:b/>
-          <w:color w:val="1F3B73"/>
-          <w:sz w:val="34"/>
+          <w:color w:val="003366"/>
+          <w:sz w:val="36"/>
         </w:rPr>
-        <w:t>Registro de Change Request — MilhasFacil · Busca de Milhas</w:t>
+        <w:t>REGISTRO DE CHANGE REQUEST — MILHASFACIL · BUSCA DE MILHAS</w:t>
       </w:r>
+    </w:p>
+    <w:p>
+      <w:pPr>
+        <w:spacing w:before="0" w:after="40"/>
+      </w:pPr>
+      <w:r>
+        <w:rPr>
+          <w:rFonts w:ascii="Calibri" w:hAnsi="Calibri"/>
+          <w:color w:val="555555"/>
+          <w:sz w:val="20"/>
+        </w:rPr>
+        <w:t>MILHASFACIL01   ·   Versão 1.1   ·   15/06/2026   ·   Timeware Brasil</w:t>
+      </w:r>
+    </w:p>
+    <w:p>
+      <w:pPr>
+        <w:pBdr>
+          <w:bottom w:val="single" w:sz="6" w:space="1" w:color="003366"/>
+        </w:pBdr>
+        <w:spacing w:before="120" w:after="280"/>
+      </w:pPr>
     </w:p>
     <w:tbl>
       <w:tblPr>
-        <w:tblStyle w:val="TableGrid"/>
         <w:tblW w:type="auto" w:w="0"/>
-        <w:jc w:val="center"/>
         <w:tblLook w:firstColumn="1" w:firstRow="1" w:lastColumn="0" w:lastRow="0" w:noHBand="0" w:noVBand="1" w:val="04A0"/>
+        <w:tblBorders>
+          <w:top w:val="single" w:sz="4" w:space="0" w:color="AAAAAA"/>
+          <w:left w:val="single" w:sz="4" w:space="0" w:color="AAAAAA"/>
+          <w:bottom w:val="single" w:sz="4" w:space="0" w:color="AAAAAA"/>
+          <w:right w:val="single" w:sz="4" w:space="0" w:color="AAAAAA"/>
+          <w:insideH w:val="single" w:sz="4" w:space="0" w:color="AAAAAA"/>
+          <w:insideV w:val="single" w:sz="4" w:space="0" w:color="AAAAAA"/>
+        </w:tblBorders>
       </w:tblPr>
       <w:tblGrid>
-        <w:gridCol w:w="4873"/>
-        <w:gridCol w:w="4873"/>
+        <w:gridCol w:w="4451"/>
+        <w:gridCol w:w="4451"/>
       </w:tblGrid>
       <w:tr>
+        <w:trPr>
+          <w:cantSplit w:val="1"/>
+        </w:trPr>
         <w:tc>
           <w:tcPr>
-            <w:tcW w:type="dxa" w:w="4873"/>
-            <w:shd w:val="clear" w:fill="1F3B73"/>
+            <w:tcW w:type="dxa" w:w="4451"/>
+            <w:tcMar>
+              <w:top w:w="60" w:type="dxa"/>
+              <w:bottom w:w="60" w:type="dxa"/>
+              <w:left w:w="100" w:type="dxa"/>
+              <w:right w:w="100" w:type="dxa"/>
+            </w:tcMar>
+            <w:shd w:val="clear" w:color="auto" w:fill="D6E4F0"/>
           </w:tcPr>
           <w:p>
-            <w:r/>
+            <w:pPr>
+              <w:spacing w:before="40" w:after="40"/>
+            </w:pPr>
             <w:r>
               <w:rPr>
+                <w:rFonts w:ascii="Calibri" w:hAnsi="Calibri"/>
                 <w:b/>
-                <w:color w:val="FFFFFF"/>
-                <w:sz w:val="18"/>
+                <w:i w:val="0"/>
+                <w:sz w:val="20"/>
               </w:rPr>
               <w:t>Campo</w:t>
             </w:r>
@@ -43,16 +94,25 @@
         </w:tc>
         <w:tc>
           <w:tcPr>
-            <w:tcW w:type="dxa" w:w="4873"/>
-            <w:shd w:val="clear" w:fill="1F3B73"/>
+            <w:tcW w:type="dxa" w:w="4451"/>
+            <w:tcMar>
+              <w:top w:w="60" w:type="dxa"/>
+              <w:bottom w:w="60" w:type="dxa"/>
+              <w:left w:w="100" w:type="dxa"/>
+              <w:right w:w="100" w:type="dxa"/>
+            </w:tcMar>
+            <w:shd w:val="clear" w:color="auto" w:fill="D6E4F0"/>
           </w:tcPr>
           <w:p>
-            <w:r/>
+            <w:pPr>
+              <w:spacing w:before="40" w:after="40"/>
+            </w:pPr>
             <w:r>
               <w:rPr>
+                <w:rFonts w:ascii="Calibri" w:hAnsi="Calibri"/>
                 <w:b/>
-                <w:color w:val="FFFFFF"/>
-                <w:sz w:val="18"/>
+                <w:i w:val="0"/>
+                <w:sz w:val="20"/>
               </w:rPr>
               <w:t>Valor</w:t>
             </w:r>
@@ -60,20 +120,30 @@
         </w:tc>
       </w:tr>
       <w:tr>
+        <w:trPr>
+          <w:cantSplit w:val="1"/>
+        </w:trPr>
         <w:tc>
           <w:tcPr>
-            <w:tcW w:type="dxa" w:w="4873"/>
+            <w:tcW w:type="dxa" w:w="4451"/>
+            <w:tcMar>
+              <w:top w:w="60" w:type="dxa"/>
+              <w:bottom w:w="60" w:type="dxa"/>
+              <w:left w:w="100" w:type="dxa"/>
+              <w:right w:w="100" w:type="dxa"/>
+            </w:tcMar>
+            <w:shd w:val="clear" w:color="auto" w:fill="F0F4F8"/>
           </w:tcPr>
           <w:p>
+            <w:pPr>
+              <w:spacing w:before="40" w:after="40"/>
+            </w:pPr>
             <w:r>
               <w:rPr>
-                <w:sz w:val="17"/>
-              </w:rPr>
-            </w:r>
-            <w:r>
-              <w:rPr>
+                <w:rFonts w:ascii="Calibri" w:hAnsi="Calibri"/>
                 <w:b/>
-                <w:sz w:val="17"/>
+                <w:i w:val="0"/>
+                <w:sz w:val="20"/>
               </w:rPr>
               <w:t>Documento</w:t>
             </w:r>
@@ -81,17 +151,24 @@
         </w:tc>
         <w:tc>
           <w:tcPr>
-            <w:tcW w:type="dxa" w:w="4873"/>
+            <w:tcW w:type="dxa" w:w="4451"/>
+            <w:tcMar>
+              <w:top w:w="60" w:type="dxa"/>
+              <w:bottom w:w="60" w:type="dxa"/>
+              <w:left w:w="100" w:type="dxa"/>
+              <w:right w:w="100" w:type="dxa"/>
+            </w:tcMar>
           </w:tcPr>
           <w:p>
+            <w:pPr>
+              <w:spacing w:before="40" w:after="40"/>
+            </w:pPr>
             <w:r>
               <w:rPr>
-                <w:sz w:val="17"/>
-              </w:rPr>
-            </w:r>
-            <w:r>
-              <w:rPr>
-                <w:sz w:val="17"/>
+                <w:rFonts w:ascii="Calibri" w:hAnsi="Calibri"/>
+                <w:b w:val="0"/>
+                <w:i w:val="0"/>
+                <w:sz w:val="20"/>
               </w:rPr>
               <w:t>CR-MILHASFACIL01-001</w:t>
             </w:r>
@@ -99,21 +176,30 @@
         </w:tc>
       </w:tr>
       <w:tr>
+        <w:trPr>
+          <w:cantSplit w:val="1"/>
+        </w:trPr>
         <w:tc>
           <w:tcPr>
-            <w:tcW w:type="dxa" w:w="4873"/>
-            <w:shd w:val="clear" w:fill="EDF1F7"/>
+            <w:tcW w:type="dxa" w:w="4451"/>
+            <w:tcMar>
+              <w:top w:w="60" w:type="dxa"/>
+              <w:bottom w:w="60" w:type="dxa"/>
+              <w:left w:w="100" w:type="dxa"/>
+              <w:right w:w="100" w:type="dxa"/>
+            </w:tcMar>
+            <w:shd w:val="clear" w:color="auto" w:fill="F0F4F8"/>
           </w:tcPr>
           <w:p>
+            <w:pPr>
+              <w:spacing w:before="40" w:after="40"/>
+            </w:pPr>
             <w:r>
               <w:rPr>
-                <w:sz w:val="17"/>
-              </w:rPr>
-            </w:r>
-            <w:r>
-              <w:rPr>
+                <w:rFonts w:ascii="Calibri" w:hAnsi="Calibri"/>
                 <w:b/>
-                <w:sz w:val="17"/>
+                <w:i w:val="0"/>
+                <w:sz w:val="20"/>
               </w:rPr>
               <w:t>Projeto</w:t>
             </w:r>
@@ -121,18 +207,24 @@
         </w:tc>
         <w:tc>
           <w:tcPr>
-            <w:tcW w:type="dxa" w:w="4873"/>
-            <w:shd w:val="clear" w:fill="EDF1F7"/>
+            <w:tcW w:type="dxa" w:w="4451"/>
+            <w:tcMar>
+              <w:top w:w="60" w:type="dxa"/>
+              <w:bottom w:w="60" w:type="dxa"/>
+              <w:left w:w="100" w:type="dxa"/>
+              <w:right w:w="100" w:type="dxa"/>
+            </w:tcMar>
           </w:tcPr>
           <w:p>
+            <w:pPr>
+              <w:spacing w:before="40" w:after="40"/>
+            </w:pPr>
             <w:r>
               <w:rPr>
-                <w:sz w:val="17"/>
-              </w:rPr>
-            </w:r>
-            <w:r>
-              <w:rPr>
-                <w:sz w:val="17"/>
+                <w:rFonts w:ascii="Calibri" w:hAnsi="Calibri"/>
+                <w:b w:val="0"/>
+                <w:i w:val="0"/>
+                <w:sz w:val="20"/>
               </w:rPr>
               <w:t>MilhasFacil — Plataforma de Busca e Alerta de Passagens por Milhas</w:t>
             </w:r>
@@ -140,20 +232,30 @@
         </w:tc>
       </w:tr>
       <w:tr>
+        <w:trPr>
+          <w:cantSplit w:val="1"/>
+        </w:trPr>
         <w:tc>
           <w:tcPr>
-            <w:tcW w:type="dxa" w:w="4873"/>
+            <w:tcW w:type="dxa" w:w="4451"/>
+            <w:tcMar>
+              <w:top w:w="60" w:type="dxa"/>
+              <w:bottom w:w="60" w:type="dxa"/>
+              <w:left w:w="100" w:type="dxa"/>
+              <w:right w:w="100" w:type="dxa"/>
+            </w:tcMar>
+            <w:shd w:val="clear" w:color="auto" w:fill="F0F4F8"/>
           </w:tcPr>
           <w:p>
+            <w:pPr>
+              <w:spacing w:before="40" w:after="40"/>
+            </w:pPr>
             <w:r>
               <w:rPr>
-                <w:sz w:val="17"/>
-              </w:rPr>
-            </w:r>
-            <w:r>
-              <w:rPr>
+                <w:rFonts w:ascii="Calibri" w:hAnsi="Calibri"/>
                 <w:b/>
-                <w:sz w:val="17"/>
+                <w:i w:val="0"/>
+                <w:sz w:val="20"/>
               </w:rPr>
               <w:t>Código do projeto</w:t>
             </w:r>
@@ -161,17 +263,24 @@
         </w:tc>
         <w:tc>
           <w:tcPr>
-            <w:tcW w:type="dxa" w:w="4873"/>
+            <w:tcW w:type="dxa" w:w="4451"/>
+            <w:tcMar>
+              <w:top w:w="60" w:type="dxa"/>
+              <w:bottom w:w="60" w:type="dxa"/>
+              <w:left w:w="100" w:type="dxa"/>
+              <w:right w:w="100" w:type="dxa"/>
+            </w:tcMar>
           </w:tcPr>
           <w:p>
+            <w:pPr>
+              <w:spacing w:before="40" w:after="40"/>
+            </w:pPr>
             <w:r>
               <w:rPr>
-                <w:sz w:val="17"/>
-              </w:rPr>
-            </w:r>
-            <w:r>
-              <w:rPr>
-                <w:sz w:val="17"/>
+                <w:rFonts w:ascii="Calibri" w:hAnsi="Calibri"/>
+                <w:b w:val="0"/>
+                <w:i w:val="0"/>
+                <w:sz w:val="20"/>
               </w:rPr>
               <w:t>MILHASFACIL01</w:t>
             </w:r>
@@ -179,21 +288,30 @@
         </w:tc>
       </w:tr>
       <w:tr>
+        <w:trPr>
+          <w:cantSplit w:val="1"/>
+        </w:trPr>
         <w:tc>
           <w:tcPr>
-            <w:tcW w:type="dxa" w:w="4873"/>
-            <w:shd w:val="clear" w:fill="EDF1F7"/>
+            <w:tcW w:type="dxa" w:w="4451"/>
+            <w:tcMar>
+              <w:top w:w="60" w:type="dxa"/>
+              <w:bottom w:w="60" w:type="dxa"/>
+              <w:left w:w="100" w:type="dxa"/>
+              <w:right w:w="100" w:type="dxa"/>
+            </w:tcMar>
+            <w:shd w:val="clear" w:color="auto" w:fill="F0F4F8"/>
           </w:tcPr>
           <w:p>
+            <w:pPr>
+              <w:spacing w:before="40" w:after="40"/>
+            </w:pPr>
             <w:r>
               <w:rPr>
-                <w:sz w:val="17"/>
-              </w:rPr>
-            </w:r>
-            <w:r>
-              <w:rPr>
+                <w:rFonts w:ascii="Calibri" w:hAnsi="Calibri"/>
                 <w:b/>
-                <w:sz w:val="17"/>
+                <w:i w:val="0"/>
+                <w:sz w:val="20"/>
               </w:rPr>
               <w:t>Cliente</w:t>
             </w:r>
@@ -201,18 +319,24 @@
         </w:tc>
         <w:tc>
           <w:tcPr>
-            <w:tcW w:type="dxa" w:w="4873"/>
-            <w:shd w:val="clear" w:fill="EDF1F7"/>
+            <w:tcW w:type="dxa" w:w="4451"/>
+            <w:tcMar>
+              <w:top w:w="60" w:type="dxa"/>
+              <w:bottom w:w="60" w:type="dxa"/>
+              <w:left w:w="100" w:type="dxa"/>
+              <w:right w:w="100" w:type="dxa"/>
+            </w:tcMar>
           </w:tcPr>
           <w:p>
+            <w:pPr>
+              <w:spacing w:before="40" w:after="40"/>
+            </w:pPr>
             <w:r>
               <w:rPr>
-                <w:sz w:val="17"/>
-              </w:rPr>
-            </w:r>
-            <w:r>
-              <w:rPr>
-                <w:sz w:val="17"/>
+                <w:rFonts w:ascii="Calibri" w:hAnsi="Calibri"/>
+                <w:b w:val="0"/>
+                <w:i w:val="0"/>
+                <w:sz w:val="20"/>
               </w:rPr>
               <w:t>Hub de Milhas</w:t>
             </w:r>
@@ -220,20 +344,30 @@
         </w:tc>
       </w:tr>
       <w:tr>
+        <w:trPr>
+          <w:cantSplit w:val="1"/>
+        </w:trPr>
         <w:tc>
           <w:tcPr>
-            <w:tcW w:type="dxa" w:w="4873"/>
+            <w:tcW w:type="dxa" w:w="4451"/>
+            <w:tcMar>
+              <w:top w:w="60" w:type="dxa"/>
+              <w:bottom w:w="60" w:type="dxa"/>
+              <w:left w:w="100" w:type="dxa"/>
+              <w:right w:w="100" w:type="dxa"/>
+            </w:tcMar>
+            <w:shd w:val="clear" w:color="auto" w:fill="F0F4F8"/>
           </w:tcPr>
           <w:p>
+            <w:pPr>
+              <w:spacing w:before="40" w:after="40"/>
+            </w:pPr>
             <w:r>
               <w:rPr>
-                <w:sz w:val="17"/>
-              </w:rPr>
-            </w:r>
-            <w:r>
-              <w:rPr>
+                <w:rFonts w:ascii="Calibri" w:hAnsi="Calibri"/>
                 <w:b/>
-                <w:sz w:val="17"/>
+                <w:i w:val="0"/>
+                <w:sz w:val="20"/>
               </w:rPr>
               <w:t>Organização</w:t>
             </w:r>
@@ -241,17 +375,24 @@
         </w:tc>
         <w:tc>
           <w:tcPr>
-            <w:tcW w:type="dxa" w:w="4873"/>
+            <w:tcW w:type="dxa" w:w="4451"/>
+            <w:tcMar>
+              <w:top w:w="60" w:type="dxa"/>
+              <w:bottom w:w="60" w:type="dxa"/>
+              <w:left w:w="100" w:type="dxa"/>
+              <w:right w:w="100" w:type="dxa"/>
+            </w:tcMar>
           </w:tcPr>
           <w:p>
+            <w:pPr>
+              <w:spacing w:before="40" w:after="40"/>
+            </w:pPr>
             <w:r>
               <w:rPr>
-                <w:sz w:val="17"/>
-              </w:rPr>
-            </w:r>
-            <w:r>
-              <w:rPr>
-                <w:sz w:val="17"/>
+                <w:rFonts w:ascii="Calibri" w:hAnsi="Calibri"/>
+                <w:b w:val="0"/>
+                <w:i w:val="0"/>
+                <w:sz w:val="20"/>
               </w:rPr>
               <w:t>Timeware Brasil Softwares e Serviços LTDA</w:t>
             </w:r>
@@ -259,21 +400,30 @@
         </w:tc>
       </w:tr>
       <w:tr>
+        <w:trPr>
+          <w:cantSplit w:val="1"/>
+        </w:trPr>
         <w:tc>
           <w:tcPr>
-            <w:tcW w:type="dxa" w:w="4873"/>
-            <w:shd w:val="clear" w:fill="EDF1F7"/>
+            <w:tcW w:type="dxa" w:w="4451"/>
+            <w:tcMar>
+              <w:top w:w="60" w:type="dxa"/>
+              <w:bottom w:w="60" w:type="dxa"/>
+              <w:left w:w="100" w:type="dxa"/>
+              <w:right w:w="100" w:type="dxa"/>
+            </w:tcMar>
+            <w:shd w:val="clear" w:color="auto" w:fill="F0F4F8"/>
           </w:tcPr>
           <w:p>
+            <w:pPr>
+              <w:spacing w:before="40" w:after="40"/>
+            </w:pPr>
             <w:r>
               <w:rPr>
-                <w:sz w:val="17"/>
-              </w:rPr>
-            </w:r>
-            <w:r>
-              <w:rPr>
+                <w:rFonts w:ascii="Calibri" w:hAnsi="Calibri"/>
                 <w:b/>
-                <w:sz w:val="17"/>
+                <w:i w:val="0"/>
+                <w:sz w:val="20"/>
               </w:rPr>
               <w:t>Versão</w:t>
             </w:r>
@@ -281,39 +431,55 @@
         </w:tc>
         <w:tc>
           <w:tcPr>
-            <w:tcW w:type="dxa" w:w="4873"/>
-            <w:shd w:val="clear" w:fill="EDF1F7"/>
+            <w:tcW w:type="dxa" w:w="4451"/>
+            <w:tcMar>
+              <w:top w:w="60" w:type="dxa"/>
+              <w:bottom w:w="60" w:type="dxa"/>
+              <w:left w:w="100" w:type="dxa"/>
+              <w:right w:w="100" w:type="dxa"/>
+            </w:tcMar>
           </w:tcPr>
           <w:p>
+            <w:pPr>
+              <w:spacing w:before="40" w:after="40"/>
+            </w:pPr>
             <w:r>
               <w:rPr>
-                <w:sz w:val="17"/>
+                <w:rFonts w:ascii="Calibri" w:hAnsi="Calibri"/>
+                <w:b w:val="0"/>
+                <w:i w:val="0"/>
+                <w:sz w:val="20"/>
               </w:rPr>
-            </w:r>
-            <w:r>
-              <w:rPr>
-                <w:sz w:val="17"/>
-              </w:rPr>
-              <w:t>1.0</w:t>
+              <w:t>1.1</w:t>
             </w:r>
           </w:p>
         </w:tc>
       </w:tr>
       <w:tr>
+        <w:trPr>
+          <w:cantSplit w:val="1"/>
+        </w:trPr>
         <w:tc>
           <w:tcPr>
-            <w:tcW w:type="dxa" w:w="4873"/>
+            <w:tcW w:type="dxa" w:w="4451"/>
+            <w:tcMar>
+              <w:top w:w="60" w:type="dxa"/>
+              <w:bottom w:w="60" w:type="dxa"/>
+              <w:left w:w="100" w:type="dxa"/>
+              <w:right w:w="100" w:type="dxa"/>
+            </w:tcMar>
+            <w:shd w:val="clear" w:color="auto" w:fill="F0F4F8"/>
           </w:tcPr>
           <w:p>
+            <w:pPr>
+              <w:spacing w:before="40" w:after="40"/>
+            </w:pPr>
             <w:r>
               <w:rPr>
-                <w:sz w:val="17"/>
-              </w:rPr>
-            </w:r>
-            <w:r>
-              <w:rPr>
+                <w:rFonts w:ascii="Calibri" w:hAnsi="Calibri"/>
                 <w:b/>
-                <w:sz w:val="17"/>
+                <w:i w:val="0"/>
+                <w:sz w:val="20"/>
               </w:rPr>
               <w:t>Data</w:t>
             </w:r>
@@ -321,17 +487,24 @@
         </w:tc>
         <w:tc>
           <w:tcPr>
-            <w:tcW w:type="dxa" w:w="4873"/>
+            <w:tcW w:type="dxa" w:w="4451"/>
+            <w:tcMar>
+              <w:top w:w="60" w:type="dxa"/>
+              <w:bottom w:w="60" w:type="dxa"/>
+              <w:left w:w="100" w:type="dxa"/>
+              <w:right w:w="100" w:type="dxa"/>
+            </w:tcMar>
           </w:tcPr>
           <w:p>
+            <w:pPr>
+              <w:spacing w:before="40" w:after="40"/>
+            </w:pPr>
             <w:r>
               <w:rPr>
-                <w:sz w:val="17"/>
-              </w:rPr>
-            </w:r>
-            <w:r>
-              <w:rPr>
-                <w:sz w:val="17"/>
+                <w:rFonts w:ascii="Calibri" w:hAnsi="Calibri"/>
+                <w:b w:val="0"/>
+                <w:i w:val="0"/>
+                <w:sz w:val="20"/>
               </w:rPr>
               <w:t>15/06/2026</w:t>
             </w:r>
@@ -339,21 +512,30 @@
         </w:tc>
       </w:tr>
       <w:tr>
+        <w:trPr>
+          <w:cantSplit w:val="1"/>
+        </w:trPr>
         <w:tc>
           <w:tcPr>
-            <w:tcW w:type="dxa" w:w="4873"/>
-            <w:shd w:val="clear" w:fill="EDF1F7"/>
+            <w:tcW w:type="dxa" w:w="4451"/>
+            <w:tcMar>
+              <w:top w:w="60" w:type="dxa"/>
+              <w:bottom w:w="60" w:type="dxa"/>
+              <w:left w:w="100" w:type="dxa"/>
+              <w:right w:w="100" w:type="dxa"/>
+            </w:tcMar>
+            <w:shd w:val="clear" w:color="auto" w:fill="F0F4F8"/>
           </w:tcPr>
           <w:p>
+            <w:pPr>
+              <w:spacing w:before="40" w:after="40"/>
+            </w:pPr>
             <w:r>
               <w:rPr>
-                <w:sz w:val="17"/>
-              </w:rPr>
-            </w:r>
-            <w:r>
-              <w:rPr>
+                <w:rFonts w:ascii="Calibri" w:hAnsi="Calibri"/>
                 <w:b/>
-                <w:sz w:val="17"/>
+                <w:i w:val="0"/>
+                <w:sz w:val="20"/>
               </w:rPr>
               <w:t>Situação</w:t>
             </w:r>
@@ -361,18 +543,24 @@
         </w:tc>
         <w:tc>
           <w:tcPr>
-            <w:tcW w:type="dxa" w:w="4873"/>
-            <w:shd w:val="clear" w:fill="EDF1F7"/>
+            <w:tcW w:type="dxa" w:w="4451"/>
+            <w:tcMar>
+              <w:top w:w="60" w:type="dxa"/>
+              <w:bottom w:w="60" w:type="dxa"/>
+              <w:left w:w="100" w:type="dxa"/>
+              <w:right w:w="100" w:type="dxa"/>
+            </w:tcMar>
           </w:tcPr>
           <w:p>
+            <w:pPr>
+              <w:spacing w:before="40" w:after="40"/>
+            </w:pPr>
             <w:r>
               <w:rPr>
-                <w:sz w:val="17"/>
-              </w:rPr>
-            </w:r>
-            <w:r>
-              <w:rPr>
-                <w:sz w:val="17"/>
+                <w:rFonts w:ascii="Calibri" w:hAnsi="Calibri"/>
+                <w:b w:val="0"/>
+                <w:i w:val="0"/>
+                <w:sz w:val="20"/>
               </w:rPr>
               <w:t>Aprovado</w:t>
             </w:r>
@@ -380,20 +568,30 @@
         </w:tc>
       </w:tr>
       <w:tr>
+        <w:trPr>
+          <w:cantSplit w:val="1"/>
+        </w:trPr>
         <w:tc>
           <w:tcPr>
-            <w:tcW w:type="dxa" w:w="4873"/>
+            <w:tcW w:type="dxa" w:w="4451"/>
+            <w:tcMar>
+              <w:top w:w="60" w:type="dxa"/>
+              <w:bottom w:w="60" w:type="dxa"/>
+              <w:left w:w="100" w:type="dxa"/>
+              <w:right w:w="100" w:type="dxa"/>
+            </w:tcMar>
+            <w:shd w:val="clear" w:color="auto" w:fill="F0F4F8"/>
           </w:tcPr>
           <w:p>
+            <w:pPr>
+              <w:spacing w:before="40" w:after="40"/>
+            </w:pPr>
             <w:r>
               <w:rPr>
-                <w:sz w:val="17"/>
-              </w:rPr>
-            </w:r>
-            <w:r>
-              <w:rPr>
+                <w:rFonts w:ascii="Calibri" w:hAnsi="Calibri"/>
                 <w:b/>
-                <w:sz w:val="17"/>
+                <w:i w:val="0"/>
+                <w:sz w:val="20"/>
               </w:rPr>
               <w:t>Gerente de Projeto</w:t>
             </w:r>
@@ -401,17 +599,24 @@
         </w:tc>
         <w:tc>
           <w:tcPr>
-            <w:tcW w:type="dxa" w:w="4873"/>
+            <w:tcW w:type="dxa" w:w="4451"/>
+            <w:tcMar>
+              <w:top w:w="60" w:type="dxa"/>
+              <w:bottom w:w="60" w:type="dxa"/>
+              <w:left w:w="100" w:type="dxa"/>
+              <w:right w:w="100" w:type="dxa"/>
+            </w:tcMar>
           </w:tcPr>
           <w:p>
+            <w:pPr>
+              <w:spacing w:before="40" w:after="40"/>
+            </w:pPr>
             <w:r>
               <w:rPr>
-                <w:sz w:val="17"/>
-              </w:rPr>
-            </w:r>
-            <w:r>
-              <w:rPr>
-                <w:sz w:val="17"/>
+                <w:rFonts w:ascii="Calibri" w:hAnsi="Calibri"/>
+                <w:b w:val="0"/>
+                <w:i w:val="0"/>
+                <w:sz w:val="20"/>
               </w:rPr>
               <w:t>Abraão</w:t>
             </w:r>
@@ -419,21 +624,30 @@
         </w:tc>
       </w:tr>
       <w:tr>
+        <w:trPr>
+          <w:cantSplit w:val="1"/>
+        </w:trPr>
         <w:tc>
           <w:tcPr>
-            <w:tcW w:type="dxa" w:w="4873"/>
-            <w:shd w:val="clear" w:fill="EDF1F7"/>
+            <w:tcW w:type="dxa" w:w="4451"/>
+            <w:tcMar>
+              <w:top w:w="60" w:type="dxa"/>
+              <w:bottom w:w="60" w:type="dxa"/>
+              <w:left w:w="100" w:type="dxa"/>
+              <w:right w:w="100" w:type="dxa"/>
+            </w:tcMar>
+            <w:shd w:val="clear" w:color="auto" w:fill="F0F4F8"/>
           </w:tcPr>
           <w:p>
+            <w:pPr>
+              <w:spacing w:before="40" w:after="40"/>
+            </w:pPr>
             <w:r>
               <w:rPr>
-                <w:sz w:val="17"/>
-              </w:rPr>
-            </w:r>
-            <w:r>
-              <w:rPr>
+                <w:rFonts w:ascii="Calibri" w:hAnsi="Calibri"/>
                 <w:b/>
-                <w:sz w:val="17"/>
+                <w:i w:val="0"/>
+                <w:sz w:val="20"/>
               </w:rPr>
               <w:t>Tech Lead / Arquiteto / DevOps</w:t>
             </w:r>
@@ -441,18 +655,24 @@
         </w:tc>
         <w:tc>
           <w:tcPr>
-            <w:tcW w:type="dxa" w:w="4873"/>
-            <w:shd w:val="clear" w:fill="EDF1F7"/>
+            <w:tcW w:type="dxa" w:w="4451"/>
+            <w:tcMar>
+              <w:top w:w="60" w:type="dxa"/>
+              <w:bottom w:w="60" w:type="dxa"/>
+              <w:left w:w="100" w:type="dxa"/>
+              <w:right w:w="100" w:type="dxa"/>
+            </w:tcMar>
           </w:tcPr>
           <w:p>
+            <w:pPr>
+              <w:spacing w:before="40" w:after="40"/>
+            </w:pPr>
             <w:r>
               <w:rPr>
-                <w:sz w:val="17"/>
-              </w:rPr>
-            </w:r>
-            <w:r>
-              <w:rPr>
-                <w:sz w:val="17"/>
+                <w:rFonts w:ascii="Calibri" w:hAnsi="Calibri"/>
+                <w:b w:val="0"/>
+                <w:i w:val="0"/>
+                <w:sz w:val="20"/>
               </w:rPr>
               <w:t>Cézar Velazquez</w:t>
             </w:r>
@@ -460,20 +680,30 @@
         </w:tc>
       </w:tr>
       <w:tr>
+        <w:trPr>
+          <w:cantSplit w:val="1"/>
+        </w:trPr>
         <w:tc>
           <w:tcPr>
-            <w:tcW w:type="dxa" w:w="4873"/>
+            <w:tcW w:type="dxa" w:w="4451"/>
+            <w:tcMar>
+              <w:top w:w="60" w:type="dxa"/>
+              <w:bottom w:w="60" w:type="dxa"/>
+              <w:left w:w="100" w:type="dxa"/>
+              <w:right w:w="100" w:type="dxa"/>
+            </w:tcMar>
+            <w:shd w:val="clear" w:color="auto" w:fill="F0F4F8"/>
           </w:tcPr>
           <w:p>
+            <w:pPr>
+              <w:spacing w:before="40" w:after="40"/>
+            </w:pPr>
             <w:r>
               <w:rPr>
-                <w:sz w:val="17"/>
-              </w:rPr>
-            </w:r>
-            <w:r>
-              <w:rPr>
+                <w:rFonts w:ascii="Calibri" w:hAnsi="Calibri"/>
                 <w:b/>
-                <w:sz w:val="17"/>
+                <w:i w:val="0"/>
+                <w:sz w:val="20"/>
               </w:rPr>
               <w:t>Processo MPS-SW</w:t>
             </w:r>
@@ -481,17 +711,24 @@
         </w:tc>
         <w:tc>
           <w:tcPr>
-            <w:tcW w:type="dxa" w:w="4873"/>
+            <w:tcW w:type="dxa" w:w="4451"/>
+            <w:tcMar>
+              <w:top w:w="60" w:type="dxa"/>
+              <w:bottom w:w="60" w:type="dxa"/>
+              <w:left w:w="100" w:type="dxa"/>
+              <w:right w:w="100" w:type="dxa"/>
+            </w:tcMar>
           </w:tcPr>
           <w:p>
+            <w:pPr>
+              <w:spacing w:before="40" w:after="40"/>
+            </w:pPr>
             <w:r>
               <w:rPr>
-                <w:sz w:val="17"/>
-              </w:rPr>
-            </w:r>
-            <w:r>
-              <w:rPr>
-                <w:sz w:val="17"/>
+                <w:rFonts w:ascii="Calibri" w:hAnsi="Calibri"/>
+                <w:b w:val="0"/>
+                <w:i w:val="0"/>
+                <w:sz w:val="20"/>
               </w:rPr>
               <w:t>GPR (evidência de projeto)</w:t>
             </w:r>
@@ -501,79 +738,117 @@
     </w:tbl>
     <w:p>
       <w:pPr>
+        <w:spacing w:before="0" w:after="160"/>
+      </w:pPr>
+    </w:p>
+    <w:p>
+      <w:pPr>
+        <w:pStyle w:val="Heading1"/>
+        <w:keepNext/>
+        <w:keepLines/>
         <w:pBdr>
-          <w:bottom w:val="single" w:sz="6" w:space="3" w:color="1F3B73"/>
+          <w:bottom w:val="single" w:sz="4" w:space="2" w:color="D6E4F0"/>
         </w:pBdr>
       </w:pPr>
       <w:r>
-        <w:rPr>
-          <w:b/>
-          <w:color w:val="1F3B73"/>
-          <w:sz w:val="27"/>
-        </w:rPr>
         <w:t>1. Contexto</w:t>
       </w:r>
     </w:p>
     <w:p>
+      <w:pPr>
+        <w:spacing w:before="0" w:after="120"/>
+      </w:pPr>
       <w:r>
+        <w:rPr>
+          <w:rFonts w:ascii="Calibri" w:hAnsi="Calibri"/>
+          <w:b w:val="0"/>
+          <w:i w:val="0"/>
+          <w:sz w:val="22"/>
+        </w:rPr>
         <w:t xml:space="preserve">O projeto MilhasFacil é executado em sprints de 2 semanas, com mudanças de escopo formalizadas via change request antes da implementação. Até a Sprint 9, foi registrado </w:t>
       </w:r>
       <w:r>
         <w:rPr>
+          <w:rFonts w:ascii="Calibri" w:hAnsi="Calibri"/>
           <w:b/>
+          <w:i w:val="0"/>
+          <w:sz w:val="22"/>
         </w:rPr>
         <w:t>1 change request</w:t>
       </w:r>
       <w:r>
+        <w:rPr>
+          <w:rFonts w:ascii="Calibri" w:hAnsi="Calibri"/>
+          <w:b w:val="0"/>
+          <w:i w:val="0"/>
+          <w:sz w:val="22"/>
+        </w:rPr>
         <w:t xml:space="preserve"> (CR-MF-001), tratando a antecipação dos filtros avançados de busca da Sprint 10 para a Sprint 9. O CR vincula-se ao risco R-04 (mudança de escopo).</w:t>
       </w:r>
     </w:p>
     <w:p>
       <w:pPr>
+        <w:pStyle w:val="Heading1"/>
+        <w:keepNext/>
+        <w:keepLines/>
         <w:pBdr>
-          <w:bottom w:val="single" w:sz="6" w:space="3" w:color="1F3B73"/>
+          <w:bottom w:val="single" w:sz="4" w:space="2" w:color="D6E4F0"/>
         </w:pBdr>
       </w:pPr>
       <w:r>
-        <w:rPr>
-          <w:b/>
-          <w:color w:val="1F3B73"/>
-          <w:sz w:val="27"/>
-        </w:rPr>
         <w:t>2. Registro do Change Request</w:t>
       </w:r>
     </w:p>
     <w:tbl>
       <w:tblPr>
-        <w:tblStyle w:val="TableGrid"/>
         <w:tblW w:type="auto" w:w="0"/>
-        <w:jc w:val="center"/>
         <w:tblLook w:firstColumn="1" w:firstRow="1" w:lastColumn="0" w:lastRow="0" w:noHBand="0" w:noVBand="1" w:val="04A0"/>
+        <w:tblBorders>
+          <w:top w:val="single" w:sz="4" w:space="0" w:color="003366"/>
+          <w:left w:val="single" w:sz="4" w:space="0" w:color="003366"/>
+          <w:bottom w:val="single" w:sz="4" w:space="0" w:color="003366"/>
+          <w:right w:val="single" w:sz="4" w:space="0" w:color="003366"/>
+          <w:insideH w:val="single" w:sz="4" w:space="0" w:color="003366"/>
+          <w:insideV w:val="single" w:sz="4" w:space="0" w:color="003366"/>
+        </w:tblBorders>
       </w:tblPr>
       <w:tblGrid>
-        <w:gridCol w:w="1083"/>
-        <w:gridCol w:w="1083"/>
-        <w:gridCol w:w="1083"/>
-        <w:gridCol w:w="1083"/>
-        <w:gridCol w:w="1083"/>
-        <w:gridCol w:w="1083"/>
-        <w:gridCol w:w="1083"/>
-        <w:gridCol w:w="1083"/>
-        <w:gridCol w:w="1083"/>
+        <w:gridCol w:w="989"/>
+        <w:gridCol w:w="989"/>
+        <w:gridCol w:w="989"/>
+        <w:gridCol w:w="989"/>
+        <w:gridCol w:w="989"/>
+        <w:gridCol w:w="989"/>
+        <w:gridCol w:w="989"/>
+        <w:gridCol w:w="989"/>
+        <w:gridCol w:w="989"/>
       </w:tblGrid>
       <w:tr>
+        <w:trPr>
+          <w:cantSplit w:val="1"/>
+        </w:trPr>
         <w:tc>
           <w:tcPr>
-            <w:tcW w:type="dxa" w:w="1083"/>
-            <w:shd w:val="clear" w:fill="1F3B73"/>
+            <w:tcW w:type="dxa" w:w="989"/>
+            <w:tcMar>
+              <w:top w:w="60" w:type="dxa"/>
+              <w:bottom w:w="60" w:type="dxa"/>
+              <w:left w:w="100" w:type="dxa"/>
+              <w:right w:w="100" w:type="dxa"/>
+            </w:tcMar>
+            <w:shd w:val="clear" w:color="auto" w:fill="003366"/>
           </w:tcPr>
           <w:p>
-            <w:r/>
+            <w:pPr>
+              <w:spacing w:before="40" w:after="40"/>
+            </w:pPr>
             <w:r>
               <w:rPr>
+                <w:rFonts w:ascii="Calibri" w:hAnsi="Calibri"/>
                 <w:b/>
+                <w:i w:val="0"/>
                 <w:color w:val="FFFFFF"/>
-                <w:sz w:val="18"/>
+                <w:sz w:val="20"/>
               </w:rPr>
               <w:t>CR</w:t>
             </w:r>
@@ -581,16 +856,26 @@
         </w:tc>
         <w:tc>
           <w:tcPr>
-            <w:tcW w:type="dxa" w:w="1083"/>
-            <w:shd w:val="clear" w:fill="1F3B73"/>
+            <w:tcW w:type="dxa" w:w="989"/>
+            <w:tcMar>
+              <w:top w:w="60" w:type="dxa"/>
+              <w:bottom w:w="60" w:type="dxa"/>
+              <w:left w:w="100" w:type="dxa"/>
+              <w:right w:w="100" w:type="dxa"/>
+            </w:tcMar>
+            <w:shd w:val="clear" w:color="auto" w:fill="003366"/>
           </w:tcPr>
           <w:p>
-            <w:r/>
+            <w:pPr>
+              <w:spacing w:before="40" w:after="40"/>
+            </w:pPr>
             <w:r>
               <w:rPr>
+                <w:rFonts w:ascii="Calibri" w:hAnsi="Calibri"/>
                 <w:b/>
+                <w:i w:val="0"/>
                 <w:color w:val="FFFFFF"/>
-                <w:sz w:val="18"/>
+                <w:sz w:val="20"/>
               </w:rPr>
               <w:t>Descrição da mudança</w:t>
             </w:r>
@@ -598,16 +883,26 @@
         </w:tc>
         <w:tc>
           <w:tcPr>
-            <w:tcW w:type="dxa" w:w="1083"/>
-            <w:shd w:val="clear" w:fill="1F3B73"/>
+            <w:tcW w:type="dxa" w:w="989"/>
+            <w:tcMar>
+              <w:top w:w="60" w:type="dxa"/>
+              <w:bottom w:w="60" w:type="dxa"/>
+              <w:left w:w="100" w:type="dxa"/>
+              <w:right w:w="100" w:type="dxa"/>
+            </w:tcMar>
+            <w:shd w:val="clear" w:color="auto" w:fill="003366"/>
           </w:tcPr>
           <w:p>
-            <w:r/>
+            <w:pPr>
+              <w:spacing w:before="40" w:after="40"/>
+            </w:pPr>
             <w:r>
               <w:rPr>
+                <w:rFonts w:ascii="Calibri" w:hAnsi="Calibri"/>
                 <w:b/>
+                <w:i w:val="0"/>
                 <w:color w:val="FFFFFF"/>
-                <w:sz w:val="18"/>
+                <w:sz w:val="20"/>
               </w:rPr>
               <w:t>Escopo afetado</w:t>
             </w:r>
@@ -615,16 +910,26 @@
         </w:tc>
         <w:tc>
           <w:tcPr>
-            <w:tcW w:type="dxa" w:w="1083"/>
-            <w:shd w:val="clear" w:fill="1F3B73"/>
+            <w:tcW w:type="dxa" w:w="989"/>
+            <w:tcMar>
+              <w:top w:w="60" w:type="dxa"/>
+              <w:bottom w:w="60" w:type="dxa"/>
+              <w:left w:w="100" w:type="dxa"/>
+              <w:right w:w="100" w:type="dxa"/>
+            </w:tcMar>
+            <w:shd w:val="clear" w:color="auto" w:fill="003366"/>
           </w:tcPr>
           <w:p>
-            <w:r/>
+            <w:pPr>
+              <w:spacing w:before="40" w:after="40"/>
+            </w:pPr>
             <w:r>
               <w:rPr>
+                <w:rFonts w:ascii="Calibri" w:hAnsi="Calibri"/>
                 <w:b/>
+                <w:i w:val="0"/>
                 <w:color w:val="FFFFFF"/>
-                <w:sz w:val="18"/>
+                <w:sz w:val="20"/>
               </w:rPr>
               <w:t>Sprint origem → destino</w:t>
             </w:r>
@@ -632,16 +937,26 @@
         </w:tc>
         <w:tc>
           <w:tcPr>
-            <w:tcW w:type="dxa" w:w="1083"/>
-            <w:shd w:val="clear" w:fill="1F3B73"/>
+            <w:tcW w:type="dxa" w:w="989"/>
+            <w:tcMar>
+              <w:top w:w="60" w:type="dxa"/>
+              <w:bottom w:w="60" w:type="dxa"/>
+              <w:left w:w="100" w:type="dxa"/>
+              <w:right w:w="100" w:type="dxa"/>
+            </w:tcMar>
+            <w:shd w:val="clear" w:color="auto" w:fill="003366"/>
           </w:tcPr>
           <w:p>
-            <w:r/>
+            <w:pPr>
+              <w:spacing w:before="40" w:after="40"/>
+            </w:pPr>
             <w:r>
               <w:rPr>
+                <w:rFonts w:ascii="Calibri" w:hAnsi="Calibri"/>
                 <w:b/>
+                <w:i w:val="0"/>
                 <w:color w:val="FFFFFF"/>
-                <w:sz w:val="18"/>
+                <w:sz w:val="20"/>
               </w:rPr>
               <w:t>Data</w:t>
             </w:r>
@@ -649,16 +964,26 @@
         </w:tc>
         <w:tc>
           <w:tcPr>
-            <w:tcW w:type="dxa" w:w="1083"/>
-            <w:shd w:val="clear" w:fill="1F3B73"/>
+            <w:tcW w:type="dxa" w:w="989"/>
+            <w:tcMar>
+              <w:top w:w="60" w:type="dxa"/>
+              <w:bottom w:w="60" w:type="dxa"/>
+              <w:left w:w="100" w:type="dxa"/>
+              <w:right w:w="100" w:type="dxa"/>
+            </w:tcMar>
+            <w:shd w:val="clear" w:color="auto" w:fill="003366"/>
           </w:tcPr>
           <w:p>
-            <w:r/>
+            <w:pPr>
+              <w:spacing w:before="40" w:after="40"/>
+            </w:pPr>
             <w:r>
               <w:rPr>
+                <w:rFonts w:ascii="Calibri" w:hAnsi="Calibri"/>
                 <w:b/>
+                <w:i w:val="0"/>
                 <w:color w:val="FFFFFF"/>
-                <w:sz w:val="18"/>
+                <w:sz w:val="20"/>
               </w:rPr>
               <w:t>Solicitante</w:t>
             </w:r>
@@ -666,16 +991,26 @@
         </w:tc>
         <w:tc>
           <w:tcPr>
-            <w:tcW w:type="dxa" w:w="1083"/>
-            <w:shd w:val="clear" w:fill="1F3B73"/>
+            <w:tcW w:type="dxa" w:w="989"/>
+            <w:tcMar>
+              <w:top w:w="60" w:type="dxa"/>
+              <w:bottom w:w="60" w:type="dxa"/>
+              <w:left w:w="100" w:type="dxa"/>
+              <w:right w:w="100" w:type="dxa"/>
+            </w:tcMar>
+            <w:shd w:val="clear" w:color="auto" w:fill="003366"/>
           </w:tcPr>
           <w:p>
-            <w:r/>
+            <w:pPr>
+              <w:spacing w:before="40" w:after="40"/>
+            </w:pPr>
             <w:r>
               <w:rPr>
+                <w:rFonts w:ascii="Calibri" w:hAnsi="Calibri"/>
                 <w:b/>
+                <w:i w:val="0"/>
                 <w:color w:val="FFFFFF"/>
-                <w:sz w:val="18"/>
+                <w:sz w:val="20"/>
               </w:rPr>
               <w:t>Impacto</w:t>
             </w:r>
@@ -683,16 +1018,26 @@
         </w:tc>
         <w:tc>
           <w:tcPr>
-            <w:tcW w:type="dxa" w:w="1083"/>
-            <w:shd w:val="clear" w:fill="1F3B73"/>
+            <w:tcW w:type="dxa" w:w="989"/>
+            <w:tcMar>
+              <w:top w:w="60" w:type="dxa"/>
+              <w:bottom w:w="60" w:type="dxa"/>
+              <w:left w:w="100" w:type="dxa"/>
+              <w:right w:w="100" w:type="dxa"/>
+            </w:tcMar>
+            <w:shd w:val="clear" w:color="auto" w:fill="003366"/>
           </w:tcPr>
           <w:p>
-            <w:r/>
+            <w:pPr>
+              <w:spacing w:before="40" w:after="40"/>
+            </w:pPr>
             <w:r>
               <w:rPr>
+                <w:rFonts w:ascii="Calibri" w:hAnsi="Calibri"/>
                 <w:b/>
+                <w:i w:val="0"/>
                 <w:color w:val="FFFFFF"/>
-                <w:sz w:val="18"/>
+                <w:sz w:val="20"/>
               </w:rPr>
               <w:t>Aprovado por</w:t>
             </w:r>
@@ -700,16 +1045,26 @@
         </w:tc>
         <w:tc>
           <w:tcPr>
-            <w:tcW w:type="dxa" w:w="1083"/>
-            <w:shd w:val="clear" w:fill="1F3B73"/>
+            <w:tcW w:type="dxa" w:w="989"/>
+            <w:tcMar>
+              <w:top w:w="60" w:type="dxa"/>
+              <w:bottom w:w="60" w:type="dxa"/>
+              <w:left w:w="100" w:type="dxa"/>
+              <w:right w:w="100" w:type="dxa"/>
+            </w:tcMar>
+            <w:shd w:val="clear" w:color="auto" w:fill="003366"/>
           </w:tcPr>
           <w:p>
-            <w:r/>
+            <w:pPr>
+              <w:spacing w:before="40" w:after="40"/>
+            </w:pPr>
             <w:r>
               <w:rPr>
+                <w:rFonts w:ascii="Calibri" w:hAnsi="Calibri"/>
                 <w:b/>
+                <w:i w:val="0"/>
                 <w:color w:val="FFFFFF"/>
-                <w:sz w:val="18"/>
+                <w:sz w:val="20"/>
               </w:rPr>
               <w:t>Status</w:t>
             </w:r>
@@ -717,19 +1072,30 @@
         </w:tc>
       </w:tr>
       <w:tr>
+        <w:trPr>
+          <w:cantSplit w:val="1"/>
+        </w:trPr>
         <w:tc>
           <w:tcPr>
-            <w:tcW w:type="dxa" w:w="1083"/>
+            <w:tcW w:type="dxa" w:w="989"/>
+            <w:tcMar>
+              <w:top w:w="60" w:type="dxa"/>
+              <w:bottom w:w="60" w:type="dxa"/>
+              <w:left w:w="100" w:type="dxa"/>
+              <w:right w:w="100" w:type="dxa"/>
+            </w:tcMar>
+            <w:shd w:val="clear" w:color="auto" w:fill="EBF5FB"/>
           </w:tcPr>
           <w:p>
+            <w:pPr>
+              <w:spacing w:before="40" w:after="40"/>
+            </w:pPr>
             <w:r>
               <w:rPr>
-                <w:sz w:val="17"/>
-              </w:rPr>
-            </w:r>
-            <w:r>
-              <w:rPr>
-                <w:sz w:val="17"/>
+                <w:rFonts w:ascii="Calibri" w:hAnsi="Calibri"/>
+                <w:b w:val="0"/>
+                <w:i w:val="0"/>
+                <w:sz w:val="20"/>
               </w:rPr>
               <w:t>CR-MF-001</w:t>
             </w:r>
@@ -737,45 +1103,63 @@
         </w:tc>
         <w:tc>
           <w:tcPr>
-            <w:tcW w:type="dxa" w:w="1083"/>
+            <w:tcW w:type="dxa" w:w="989"/>
+            <w:tcMar>
+              <w:top w:w="60" w:type="dxa"/>
+              <w:bottom w:w="60" w:type="dxa"/>
+              <w:left w:w="100" w:type="dxa"/>
+              <w:right w:w="100" w:type="dxa"/>
+            </w:tcMar>
+            <w:shd w:val="clear" w:color="auto" w:fill="EBF5FB"/>
           </w:tcPr>
           <w:p>
+            <w:pPr>
+              <w:spacing w:before="40" w:after="40"/>
+            </w:pPr>
             <w:r>
               <w:rPr>
-                <w:sz w:val="17"/>
-              </w:rPr>
-            </w:r>
-            <w:r>
-              <w:rPr>
-                <w:sz w:val="17"/>
+                <w:rFonts w:ascii="Calibri" w:hAnsi="Calibri"/>
+                <w:b w:val="0"/>
+                <w:i w:val="0"/>
+                <w:sz w:val="20"/>
               </w:rPr>
               <w:t>Antecipação dos filtros avançados de busca (</w:t>
             </w:r>
             <w:r>
               <w:rPr>
-                <w:rFonts w:ascii="Consolas" w:hAnsi="Consolas"/>
-                <w:color w:val="444444"/>
-                <w:sz w:val="17"/>
+                <w:rFonts w:ascii="Courier New" w:hAnsi="Courier New"/>
+                <w:b w:val="0"/>
+                <w:i w:val="0"/>
+                <w:color w:val="333333"/>
+                <w:sz w:val="20"/>
               </w:rPr>
               <w:t>maxMiles</w:t>
             </w:r>
             <w:r>
               <w:rPr>
-                <w:sz w:val="17"/>
+                <w:rFonts w:ascii="Calibri" w:hAnsi="Calibri"/>
+                <w:b w:val="0"/>
+                <w:i w:val="0"/>
+                <w:sz w:val="20"/>
               </w:rPr>
               <w:t xml:space="preserve"> / </w:t>
             </w:r>
             <w:r>
               <w:rPr>
-                <w:rFonts w:ascii="Consolas" w:hAnsi="Consolas"/>
-                <w:color w:val="444444"/>
-                <w:sz w:val="17"/>
+                <w:rFonts w:ascii="Courier New" w:hAnsi="Courier New"/>
+                <w:b w:val="0"/>
+                <w:i w:val="0"/>
+                <w:color w:val="333333"/>
+                <w:sz w:val="20"/>
               </w:rPr>
               <w:t>cabinType</w:t>
             </w:r>
             <w:r>
               <w:rPr>
-                <w:sz w:val="17"/>
+                <w:rFonts w:ascii="Calibri" w:hAnsi="Calibri"/>
+                <w:b w:val="0"/>
+                <w:i w:val="0"/>
+                <w:sz w:val="20"/>
               </w:rPr>
               <w:t>) da Sprint 10 para a Sprint 9</w:t>
             </w:r>
@@ -783,17 +1167,25 @@
         </w:tc>
         <w:tc>
           <w:tcPr>
-            <w:tcW w:type="dxa" w:w="1083"/>
+            <w:tcW w:type="dxa" w:w="989"/>
+            <w:tcMar>
+              <w:top w:w="60" w:type="dxa"/>
+              <w:bottom w:w="60" w:type="dxa"/>
+              <w:left w:w="100" w:type="dxa"/>
+              <w:right w:w="100" w:type="dxa"/>
+            </w:tcMar>
+            <w:shd w:val="clear" w:color="auto" w:fill="EBF5FB"/>
           </w:tcPr>
           <w:p>
+            <w:pPr>
+              <w:spacing w:before="40" w:after="40"/>
+            </w:pPr>
             <w:r>
               <w:rPr>
-                <w:sz w:val="17"/>
-              </w:rPr>
-            </w:r>
-            <w:r>
-              <w:rPr>
-                <w:sz w:val="17"/>
+                <w:rFonts w:ascii="Calibri" w:hAnsi="Calibri"/>
+                <w:b w:val="0"/>
+                <w:i w:val="0"/>
+                <w:sz w:val="20"/>
               </w:rPr>
               <w:t>RF13 — filtros avançados de busca</w:t>
             </w:r>
@@ -801,17 +1193,25 @@
         </w:tc>
         <w:tc>
           <w:tcPr>
-            <w:tcW w:type="dxa" w:w="1083"/>
+            <w:tcW w:type="dxa" w:w="989"/>
+            <w:tcMar>
+              <w:top w:w="60" w:type="dxa"/>
+              <w:bottom w:w="60" w:type="dxa"/>
+              <w:left w:w="100" w:type="dxa"/>
+              <w:right w:w="100" w:type="dxa"/>
+            </w:tcMar>
+            <w:shd w:val="clear" w:color="auto" w:fill="EBF5FB"/>
           </w:tcPr>
           <w:p>
+            <w:pPr>
+              <w:spacing w:before="40" w:after="40"/>
+            </w:pPr>
             <w:r>
               <w:rPr>
-                <w:sz w:val="17"/>
-              </w:rPr>
-            </w:r>
-            <w:r>
-              <w:rPr>
-                <w:sz w:val="17"/>
+                <w:rFonts w:ascii="Calibri" w:hAnsi="Calibri"/>
+                <w:b w:val="0"/>
+                <w:i w:val="0"/>
+                <w:sz w:val="20"/>
               </w:rPr>
               <w:t>S10 → S9</w:t>
             </w:r>
@@ -819,17 +1219,25 @@
         </w:tc>
         <w:tc>
           <w:tcPr>
-            <w:tcW w:type="dxa" w:w="1083"/>
+            <w:tcW w:type="dxa" w:w="989"/>
+            <w:tcMar>
+              <w:top w:w="60" w:type="dxa"/>
+              <w:bottom w:w="60" w:type="dxa"/>
+              <w:left w:w="100" w:type="dxa"/>
+              <w:right w:w="100" w:type="dxa"/>
+            </w:tcMar>
+            <w:shd w:val="clear" w:color="auto" w:fill="EBF5FB"/>
           </w:tcPr>
           <w:p>
+            <w:pPr>
+              <w:spacing w:before="40" w:after="40"/>
+            </w:pPr>
             <w:r>
               <w:rPr>
-                <w:sz w:val="17"/>
-              </w:rPr>
-            </w:r>
-            <w:r>
-              <w:rPr>
-                <w:sz w:val="17"/>
+                <w:rFonts w:ascii="Calibri" w:hAnsi="Calibri"/>
+                <w:b w:val="0"/>
+                <w:i w:val="0"/>
+                <w:sz w:val="20"/>
               </w:rPr>
               <w:t>28/05/2026</w:t>
             </w:r>
@@ -837,17 +1245,25 @@
         </w:tc>
         <w:tc>
           <w:tcPr>
-            <w:tcW w:type="dxa" w:w="1083"/>
+            <w:tcW w:type="dxa" w:w="989"/>
+            <w:tcMar>
+              <w:top w:w="60" w:type="dxa"/>
+              <w:bottom w:w="60" w:type="dxa"/>
+              <w:left w:w="100" w:type="dxa"/>
+              <w:right w:w="100" w:type="dxa"/>
+            </w:tcMar>
+            <w:shd w:val="clear" w:color="auto" w:fill="EBF5FB"/>
           </w:tcPr>
           <w:p>
+            <w:pPr>
+              <w:spacing w:before="40" w:after="40"/>
+            </w:pPr>
             <w:r>
               <w:rPr>
-                <w:sz w:val="17"/>
-              </w:rPr>
-            </w:r>
-            <w:r>
-              <w:rPr>
-                <w:sz w:val="17"/>
+                <w:rFonts w:ascii="Calibri" w:hAnsi="Calibri"/>
+                <w:b w:val="0"/>
+                <w:i w:val="0"/>
+                <w:sz w:val="20"/>
               </w:rPr>
               <w:t>PO Hub de Milhas</w:t>
             </w:r>
@@ -855,17 +1271,25 @@
         </w:tc>
         <w:tc>
           <w:tcPr>
-            <w:tcW w:type="dxa" w:w="1083"/>
+            <w:tcW w:type="dxa" w:w="989"/>
+            <w:tcMar>
+              <w:top w:w="60" w:type="dxa"/>
+              <w:bottom w:w="60" w:type="dxa"/>
+              <w:left w:w="100" w:type="dxa"/>
+              <w:right w:w="100" w:type="dxa"/>
+            </w:tcMar>
+            <w:shd w:val="clear" w:color="auto" w:fill="EBF5FB"/>
           </w:tcPr>
           <w:p>
+            <w:pPr>
+              <w:spacing w:before="40" w:after="40"/>
+            </w:pPr>
             <w:r>
               <w:rPr>
-                <w:sz w:val="17"/>
-              </w:rPr>
-            </w:r>
-            <w:r>
-              <w:rPr>
-                <w:sz w:val="17"/>
+                <w:rFonts w:ascii="Calibri" w:hAnsi="Calibri"/>
+                <w:b w:val="0"/>
+                <w:i w:val="0"/>
+                <w:sz w:val="20"/>
               </w:rPr>
               <w:t>+10 h; 0 dia de atraso macro</w:t>
             </w:r>
@@ -873,17 +1297,25 @@
         </w:tc>
         <w:tc>
           <w:tcPr>
-            <w:tcW w:type="dxa" w:w="1083"/>
+            <w:tcW w:type="dxa" w:w="989"/>
+            <w:tcMar>
+              <w:top w:w="60" w:type="dxa"/>
+              <w:bottom w:w="60" w:type="dxa"/>
+              <w:left w:w="100" w:type="dxa"/>
+              <w:right w:w="100" w:type="dxa"/>
+            </w:tcMar>
+            <w:shd w:val="clear" w:color="auto" w:fill="EBF5FB"/>
           </w:tcPr>
           <w:p>
+            <w:pPr>
+              <w:spacing w:before="40" w:after="40"/>
+            </w:pPr>
             <w:r>
               <w:rPr>
-                <w:sz w:val="17"/>
-              </w:rPr>
-            </w:r>
-            <w:r>
-              <w:rPr>
-                <w:sz w:val="17"/>
+                <w:rFonts w:ascii="Calibri" w:hAnsi="Calibri"/>
+                <w:b w:val="0"/>
+                <w:i w:val="0"/>
+                <w:sz w:val="20"/>
               </w:rPr>
               <w:t>Abraão (GP)</w:t>
             </w:r>
@@ -891,17 +1323,25 @@
         </w:tc>
         <w:tc>
           <w:tcPr>
-            <w:tcW w:type="dxa" w:w="1083"/>
+            <w:tcW w:type="dxa" w:w="989"/>
+            <w:tcMar>
+              <w:top w:w="60" w:type="dxa"/>
+              <w:bottom w:w="60" w:type="dxa"/>
+              <w:left w:w="100" w:type="dxa"/>
+              <w:right w:w="100" w:type="dxa"/>
+            </w:tcMar>
+            <w:shd w:val="clear" w:color="auto" w:fill="EBF5FB"/>
           </w:tcPr>
           <w:p>
+            <w:pPr>
+              <w:spacing w:before="40" w:after="40"/>
+            </w:pPr>
             <w:r>
               <w:rPr>
-                <w:sz w:val="17"/>
-              </w:rPr>
-            </w:r>
-            <w:r>
-              <w:rPr>
-                <w:sz w:val="17"/>
+                <w:rFonts w:ascii="Calibri" w:hAnsi="Calibri"/>
+                <w:b w:val="0"/>
+                <w:i w:val="0"/>
+                <w:sz w:val="20"/>
               </w:rPr>
               <w:t>✅ Aprovado</w:t>
             </w:r>
@@ -911,43 +1351,65 @@
     </w:tbl>
     <w:p>
       <w:pPr>
+        <w:spacing w:before="0" w:after="160"/>
+      </w:pPr>
+    </w:p>
+    <w:p>
+      <w:pPr>
+        <w:pStyle w:val="Heading1"/>
+        <w:keepNext/>
+        <w:keepLines/>
         <w:pBdr>
-          <w:bottom w:val="single" w:sz="6" w:space="3" w:color="1F3B73"/>
+          <w:bottom w:val="single" w:sz="4" w:space="2" w:color="D6E4F0"/>
         </w:pBdr>
       </w:pPr>
       <w:r>
-        <w:rPr>
-          <w:b/>
-          <w:color w:val="1F3B73"/>
-          <w:sz w:val="27"/>
-        </w:rPr>
         <w:t>3. Detalhamento do CR-MF-001</w:t>
       </w:r>
     </w:p>
     <w:tbl>
       <w:tblPr>
-        <w:tblStyle w:val="TableGrid"/>
         <w:tblW w:type="auto" w:w="0"/>
-        <w:jc w:val="center"/>
         <w:tblLook w:firstColumn="1" w:firstRow="1" w:lastColumn="0" w:lastRow="0" w:noHBand="0" w:noVBand="1" w:val="04A0"/>
+        <w:tblBorders>
+          <w:top w:val="single" w:sz="4" w:space="0" w:color="003366"/>
+          <w:left w:val="single" w:sz="4" w:space="0" w:color="003366"/>
+          <w:bottom w:val="single" w:sz="4" w:space="0" w:color="003366"/>
+          <w:right w:val="single" w:sz="4" w:space="0" w:color="003366"/>
+          <w:insideH w:val="single" w:sz="4" w:space="0" w:color="003366"/>
+          <w:insideV w:val="single" w:sz="4" w:space="0" w:color="003366"/>
+        </w:tblBorders>
       </w:tblPr>
       <w:tblGrid>
-        <w:gridCol w:w="4873"/>
-        <w:gridCol w:w="4873"/>
+        <w:gridCol w:w="4451"/>
+        <w:gridCol w:w="4451"/>
       </w:tblGrid>
       <w:tr>
+        <w:trPr>
+          <w:cantSplit w:val="1"/>
+        </w:trPr>
         <w:tc>
           <w:tcPr>
-            <w:tcW w:type="dxa" w:w="4873"/>
-            <w:shd w:val="clear" w:fill="1F3B73"/>
+            <w:tcW w:type="dxa" w:w="4451"/>
+            <w:tcMar>
+              <w:top w:w="60" w:type="dxa"/>
+              <w:bottom w:w="60" w:type="dxa"/>
+              <w:left w:w="100" w:type="dxa"/>
+              <w:right w:w="100" w:type="dxa"/>
+            </w:tcMar>
+            <w:shd w:val="clear" w:color="auto" w:fill="003366"/>
           </w:tcPr>
           <w:p>
-            <w:r/>
+            <w:pPr>
+              <w:spacing w:before="40" w:after="40"/>
+            </w:pPr>
             <w:r>
               <w:rPr>
+                <w:rFonts w:ascii="Calibri" w:hAnsi="Calibri"/>
                 <w:b/>
+                <w:i w:val="0"/>
                 <w:color w:val="FFFFFF"/>
-                <w:sz w:val="18"/>
+                <w:sz w:val="20"/>
               </w:rPr>
               <w:t>Item</w:t>
             </w:r>
@@ -955,16 +1417,26 @@
         </w:tc>
         <w:tc>
           <w:tcPr>
-            <w:tcW w:type="dxa" w:w="4873"/>
-            <w:shd w:val="clear" w:fill="1F3B73"/>
+            <w:tcW w:type="dxa" w:w="4451"/>
+            <w:tcMar>
+              <w:top w:w="60" w:type="dxa"/>
+              <w:bottom w:w="60" w:type="dxa"/>
+              <w:left w:w="100" w:type="dxa"/>
+              <w:right w:w="100" w:type="dxa"/>
+            </w:tcMar>
+            <w:shd w:val="clear" w:color="auto" w:fill="003366"/>
           </w:tcPr>
           <w:p>
-            <w:r/>
+            <w:pPr>
+              <w:spacing w:before="40" w:after="40"/>
+            </w:pPr>
             <w:r>
               <w:rPr>
+                <w:rFonts w:ascii="Calibri" w:hAnsi="Calibri"/>
                 <w:b/>
+                <w:i w:val="0"/>
                 <w:color w:val="FFFFFF"/>
-                <w:sz w:val="18"/>
+                <w:sz w:val="20"/>
               </w:rPr>
               <w:t>Valor</w:t>
             </w:r>
@@ -972,20 +1444,30 @@
         </w:tc>
       </w:tr>
       <w:tr>
+        <w:trPr>
+          <w:cantSplit w:val="1"/>
+        </w:trPr>
         <w:tc>
           <w:tcPr>
-            <w:tcW w:type="dxa" w:w="4873"/>
+            <w:tcW w:type="dxa" w:w="4451"/>
+            <w:tcMar>
+              <w:top w:w="60" w:type="dxa"/>
+              <w:bottom w:w="60" w:type="dxa"/>
+              <w:left w:w="100" w:type="dxa"/>
+              <w:right w:w="100" w:type="dxa"/>
+            </w:tcMar>
+            <w:shd w:val="clear" w:color="auto" w:fill="EBF5FB"/>
           </w:tcPr>
           <w:p>
+            <w:pPr>
+              <w:spacing w:before="40" w:after="40"/>
+            </w:pPr>
             <w:r>
               <w:rPr>
-                <w:sz w:val="17"/>
-              </w:rPr>
-            </w:r>
-            <w:r>
-              <w:rPr>
+                <w:rFonts w:ascii="Calibri" w:hAnsi="Calibri"/>
                 <w:b/>
-                <w:sz w:val="17"/>
+                <w:i w:val="0"/>
+                <w:sz w:val="20"/>
               </w:rPr>
               <w:t>Identificador</w:t>
             </w:r>
@@ -993,17 +1475,25 @@
         </w:tc>
         <w:tc>
           <w:tcPr>
-            <w:tcW w:type="dxa" w:w="4873"/>
+            <w:tcW w:type="dxa" w:w="4451"/>
+            <w:tcMar>
+              <w:top w:w="60" w:type="dxa"/>
+              <w:bottom w:w="60" w:type="dxa"/>
+              <w:left w:w="100" w:type="dxa"/>
+              <w:right w:w="100" w:type="dxa"/>
+            </w:tcMar>
+            <w:shd w:val="clear" w:color="auto" w:fill="EBF5FB"/>
           </w:tcPr>
           <w:p>
+            <w:pPr>
+              <w:spacing w:before="40" w:after="40"/>
+            </w:pPr>
             <w:r>
               <w:rPr>
-                <w:sz w:val="17"/>
-              </w:rPr>
-            </w:r>
-            <w:r>
-              <w:rPr>
-                <w:sz w:val="17"/>
+                <w:rFonts w:ascii="Calibri" w:hAnsi="Calibri"/>
+                <w:b w:val="0"/>
+                <w:i w:val="0"/>
+                <w:sz w:val="20"/>
               </w:rPr>
               <w:t>CR-MF-001</w:t>
             </w:r>
@@ -1011,21 +1501,29 @@
         </w:tc>
       </w:tr>
       <w:tr>
+        <w:trPr>
+          <w:cantSplit w:val="1"/>
+        </w:trPr>
         <w:tc>
           <w:tcPr>
-            <w:tcW w:type="dxa" w:w="4873"/>
-            <w:shd w:val="clear" w:fill="EDF1F7"/>
+            <w:tcW w:type="dxa" w:w="4451"/>
+            <w:tcMar>
+              <w:top w:w="60" w:type="dxa"/>
+              <w:bottom w:w="60" w:type="dxa"/>
+              <w:left w:w="100" w:type="dxa"/>
+              <w:right w:w="100" w:type="dxa"/>
+            </w:tcMar>
           </w:tcPr>
           <w:p>
+            <w:pPr>
+              <w:spacing w:before="40" w:after="40"/>
+            </w:pPr>
             <w:r>
               <w:rPr>
-                <w:sz w:val="17"/>
-              </w:rPr>
-            </w:r>
-            <w:r>
-              <w:rPr>
+                <w:rFonts w:ascii="Calibri" w:hAnsi="Calibri"/>
                 <w:b/>
-                <w:sz w:val="17"/>
+                <w:i w:val="0"/>
+                <w:sz w:val="20"/>
               </w:rPr>
               <w:t>Data da solicitação</w:t>
             </w:r>
@@ -1033,18 +1531,24 @@
         </w:tc>
         <w:tc>
           <w:tcPr>
-            <w:tcW w:type="dxa" w:w="4873"/>
-            <w:shd w:val="clear" w:fill="EDF1F7"/>
+            <w:tcW w:type="dxa" w:w="4451"/>
+            <w:tcMar>
+              <w:top w:w="60" w:type="dxa"/>
+              <w:bottom w:w="60" w:type="dxa"/>
+              <w:left w:w="100" w:type="dxa"/>
+              <w:right w:w="100" w:type="dxa"/>
+            </w:tcMar>
           </w:tcPr>
           <w:p>
+            <w:pPr>
+              <w:spacing w:before="40" w:after="40"/>
+            </w:pPr>
             <w:r>
               <w:rPr>
-                <w:sz w:val="17"/>
-              </w:rPr>
-            </w:r>
-            <w:r>
-              <w:rPr>
-                <w:sz w:val="17"/>
+                <w:rFonts w:ascii="Calibri" w:hAnsi="Calibri"/>
+                <w:b w:val="0"/>
+                <w:i w:val="0"/>
+                <w:sz w:val="20"/>
               </w:rPr>
               <w:t>28/05/2026</w:t>
             </w:r>
@@ -1052,20 +1556,30 @@
         </w:tc>
       </w:tr>
       <w:tr>
+        <w:trPr>
+          <w:cantSplit w:val="1"/>
+        </w:trPr>
         <w:tc>
           <w:tcPr>
-            <w:tcW w:type="dxa" w:w="4873"/>
+            <w:tcW w:type="dxa" w:w="4451"/>
+            <w:tcMar>
+              <w:top w:w="60" w:type="dxa"/>
+              <w:bottom w:w="60" w:type="dxa"/>
+              <w:left w:w="100" w:type="dxa"/>
+              <w:right w:w="100" w:type="dxa"/>
+            </w:tcMar>
+            <w:shd w:val="clear" w:color="auto" w:fill="EBF5FB"/>
           </w:tcPr>
           <w:p>
+            <w:pPr>
+              <w:spacing w:before="40" w:after="40"/>
+            </w:pPr>
             <w:r>
               <w:rPr>
-                <w:sz w:val="17"/>
-              </w:rPr>
-            </w:r>
-            <w:r>
-              <w:rPr>
+                <w:rFonts w:ascii="Calibri" w:hAnsi="Calibri"/>
                 <w:b/>
-                <w:sz w:val="17"/>
+                <w:i w:val="0"/>
+                <w:sz w:val="20"/>
               </w:rPr>
               <w:t>Solicitante</w:t>
             </w:r>
@@ -1073,17 +1587,25 @@
         </w:tc>
         <w:tc>
           <w:tcPr>
-            <w:tcW w:type="dxa" w:w="4873"/>
+            <w:tcW w:type="dxa" w:w="4451"/>
+            <w:tcMar>
+              <w:top w:w="60" w:type="dxa"/>
+              <w:bottom w:w="60" w:type="dxa"/>
+              <w:left w:w="100" w:type="dxa"/>
+              <w:right w:w="100" w:type="dxa"/>
+            </w:tcMar>
+            <w:shd w:val="clear" w:color="auto" w:fill="EBF5FB"/>
           </w:tcPr>
           <w:p>
+            <w:pPr>
+              <w:spacing w:before="40" w:after="40"/>
+            </w:pPr>
             <w:r>
               <w:rPr>
-                <w:sz w:val="17"/>
-              </w:rPr>
-            </w:r>
-            <w:r>
-              <w:rPr>
-                <w:sz w:val="17"/>
+                <w:rFonts w:ascii="Calibri" w:hAnsi="Calibri"/>
+                <w:b w:val="0"/>
+                <w:i w:val="0"/>
+                <w:sz w:val="20"/>
               </w:rPr>
               <w:t>PO Hub de Milhas</w:t>
             </w:r>
@@ -1091,21 +1613,29 @@
         </w:tc>
       </w:tr>
       <w:tr>
+        <w:trPr>
+          <w:cantSplit w:val="1"/>
+        </w:trPr>
         <w:tc>
           <w:tcPr>
-            <w:tcW w:type="dxa" w:w="4873"/>
-            <w:shd w:val="clear" w:fill="EDF1F7"/>
+            <w:tcW w:type="dxa" w:w="4451"/>
+            <w:tcMar>
+              <w:top w:w="60" w:type="dxa"/>
+              <w:bottom w:w="60" w:type="dxa"/>
+              <w:left w:w="100" w:type="dxa"/>
+              <w:right w:w="100" w:type="dxa"/>
+            </w:tcMar>
           </w:tcPr>
           <w:p>
+            <w:pPr>
+              <w:spacing w:before="40" w:after="40"/>
+            </w:pPr>
             <w:r>
               <w:rPr>
-                <w:sz w:val="17"/>
-              </w:rPr>
-            </w:r>
-            <w:r>
-              <w:rPr>
+                <w:rFonts w:ascii="Calibri" w:hAnsi="Calibri"/>
                 <w:b/>
-                <w:sz w:val="17"/>
+                <w:i w:val="0"/>
+                <w:sz w:val="20"/>
               </w:rPr>
               <w:t>Mudança</w:t>
             </w:r>
@@ -1113,46 +1643,62 @@
         </w:tc>
         <w:tc>
           <w:tcPr>
-            <w:tcW w:type="dxa" w:w="4873"/>
-            <w:shd w:val="clear" w:fill="EDF1F7"/>
+            <w:tcW w:type="dxa" w:w="4451"/>
+            <w:tcMar>
+              <w:top w:w="60" w:type="dxa"/>
+              <w:bottom w:w="60" w:type="dxa"/>
+              <w:left w:w="100" w:type="dxa"/>
+              <w:right w:w="100" w:type="dxa"/>
+            </w:tcMar>
           </w:tcPr>
           <w:p>
+            <w:pPr>
+              <w:spacing w:before="40" w:after="40"/>
+            </w:pPr>
             <w:r>
               <w:rPr>
-                <w:sz w:val="17"/>
-              </w:rPr>
-            </w:r>
-            <w:r>
-              <w:rPr>
-                <w:sz w:val="17"/>
+                <w:rFonts w:ascii="Calibri" w:hAnsi="Calibri"/>
+                <w:b w:val="0"/>
+                <w:i w:val="0"/>
+                <w:sz w:val="20"/>
               </w:rPr>
               <w:t xml:space="preserve">Antecipar a implementação dos filtros avançados de busca (RF13 — </w:t>
             </w:r>
             <w:r>
               <w:rPr>
-                <w:rFonts w:ascii="Consolas" w:hAnsi="Consolas"/>
-                <w:color w:val="444444"/>
-                <w:sz w:val="17"/>
+                <w:rFonts w:ascii="Courier New" w:hAnsi="Courier New"/>
+                <w:b w:val="0"/>
+                <w:i w:val="0"/>
+                <w:color w:val="333333"/>
+                <w:sz w:val="20"/>
               </w:rPr>
               <w:t>maxMiles</w:t>
             </w:r>
             <w:r>
               <w:rPr>
-                <w:sz w:val="17"/>
+                <w:rFonts w:ascii="Calibri" w:hAnsi="Calibri"/>
+                <w:b w:val="0"/>
+                <w:i w:val="0"/>
+                <w:sz w:val="20"/>
               </w:rPr>
               <w:t xml:space="preserve"> e </w:t>
             </w:r>
             <w:r>
               <w:rPr>
-                <w:rFonts w:ascii="Consolas" w:hAnsi="Consolas"/>
-                <w:color w:val="444444"/>
-                <w:sz w:val="17"/>
+                <w:rFonts w:ascii="Courier New" w:hAnsi="Courier New"/>
+                <w:b w:val="0"/>
+                <w:i w:val="0"/>
+                <w:color w:val="333333"/>
+                <w:sz w:val="20"/>
               </w:rPr>
               <w:t>cabinType</w:t>
             </w:r>
             <w:r>
               <w:rPr>
-                <w:sz w:val="17"/>
+                <w:rFonts w:ascii="Calibri" w:hAnsi="Calibri"/>
+                <w:b w:val="0"/>
+                <w:i w:val="0"/>
+                <w:sz w:val="20"/>
               </w:rPr>
               <w:t>) da Sprint 10 para a Sprint 9</w:t>
             </w:r>
@@ -1160,20 +1706,30 @@
         </w:tc>
       </w:tr>
       <w:tr>
+        <w:trPr>
+          <w:cantSplit w:val="1"/>
+        </w:trPr>
         <w:tc>
           <w:tcPr>
-            <w:tcW w:type="dxa" w:w="4873"/>
+            <w:tcW w:type="dxa" w:w="4451"/>
+            <w:tcMar>
+              <w:top w:w="60" w:type="dxa"/>
+              <w:bottom w:w="60" w:type="dxa"/>
+              <w:left w:w="100" w:type="dxa"/>
+              <w:right w:w="100" w:type="dxa"/>
+            </w:tcMar>
+            <w:shd w:val="clear" w:color="auto" w:fill="EBF5FB"/>
           </w:tcPr>
           <w:p>
+            <w:pPr>
+              <w:spacing w:before="40" w:after="40"/>
+            </w:pPr>
             <w:r>
               <w:rPr>
-                <w:sz w:val="17"/>
-              </w:rPr>
-            </w:r>
-            <w:r>
-              <w:rPr>
+                <w:rFonts w:ascii="Calibri" w:hAnsi="Calibri"/>
                 <w:b/>
-                <w:sz w:val="17"/>
+                <w:i w:val="0"/>
+                <w:sz w:val="20"/>
               </w:rPr>
               <w:t>Justificativa</w:t>
             </w:r>
@@ -1181,17 +1737,25 @@
         </w:tc>
         <w:tc>
           <w:tcPr>
-            <w:tcW w:type="dxa" w:w="4873"/>
+            <w:tcW w:type="dxa" w:w="4451"/>
+            <w:tcMar>
+              <w:top w:w="60" w:type="dxa"/>
+              <w:bottom w:w="60" w:type="dxa"/>
+              <w:left w:w="100" w:type="dxa"/>
+              <w:right w:w="100" w:type="dxa"/>
+            </w:tcMar>
+            <w:shd w:val="clear" w:color="auto" w:fill="EBF5FB"/>
           </w:tcPr>
           <w:p>
+            <w:pPr>
+              <w:spacing w:before="40" w:after="40"/>
+            </w:pPr>
             <w:r>
               <w:rPr>
-                <w:sz w:val="17"/>
-              </w:rPr>
-            </w:r>
-            <w:r>
-              <w:rPr>
-                <w:sz w:val="17"/>
+                <w:rFonts w:ascii="Calibri" w:hAnsi="Calibri"/>
+                <w:b w:val="0"/>
+                <w:i w:val="0"/>
+                <w:sz w:val="20"/>
               </w:rPr>
               <w:t>Demanda do cliente por disponibilizar os filtros avançados mais cedo no ciclo, agregando valor à busca antes da entrega final</w:t>
             </w:r>
@@ -1199,21 +1763,29 @@
         </w:tc>
       </w:tr>
       <w:tr>
+        <w:trPr>
+          <w:cantSplit w:val="1"/>
+        </w:trPr>
         <w:tc>
           <w:tcPr>
-            <w:tcW w:type="dxa" w:w="4873"/>
-            <w:shd w:val="clear" w:fill="EDF1F7"/>
+            <w:tcW w:type="dxa" w:w="4451"/>
+            <w:tcMar>
+              <w:top w:w="60" w:type="dxa"/>
+              <w:bottom w:w="60" w:type="dxa"/>
+              <w:left w:w="100" w:type="dxa"/>
+              <w:right w:w="100" w:type="dxa"/>
+            </w:tcMar>
           </w:tcPr>
           <w:p>
+            <w:pPr>
+              <w:spacing w:before="40" w:after="40"/>
+            </w:pPr>
             <w:r>
               <w:rPr>
-                <w:sz w:val="17"/>
-              </w:rPr>
-            </w:r>
-            <w:r>
-              <w:rPr>
+                <w:rFonts w:ascii="Calibri" w:hAnsi="Calibri"/>
                 <w:b/>
-                <w:sz w:val="17"/>
+                <w:i w:val="0"/>
+                <w:sz w:val="20"/>
               </w:rPr>
               <w:t>Impacto em esforço</w:t>
             </w:r>
@@ -1221,18 +1793,24 @@
         </w:tc>
         <w:tc>
           <w:tcPr>
-            <w:tcW w:type="dxa" w:w="4873"/>
-            <w:shd w:val="clear" w:fill="EDF1F7"/>
+            <w:tcW w:type="dxa" w:w="4451"/>
+            <w:tcMar>
+              <w:top w:w="60" w:type="dxa"/>
+              <w:bottom w:w="60" w:type="dxa"/>
+              <w:left w:w="100" w:type="dxa"/>
+              <w:right w:w="100" w:type="dxa"/>
+            </w:tcMar>
           </w:tcPr>
           <w:p>
+            <w:pPr>
+              <w:spacing w:before="40" w:after="40"/>
+            </w:pPr>
             <w:r>
               <w:rPr>
-                <w:sz w:val="17"/>
-              </w:rPr>
-            </w:r>
-            <w:r>
-              <w:rPr>
-                <w:sz w:val="17"/>
+                <w:rFonts w:ascii="Calibri" w:hAnsi="Calibri"/>
+                <w:b w:val="0"/>
+                <w:i w:val="0"/>
+                <w:sz w:val="20"/>
               </w:rPr>
               <w:t>+10 horas</w:t>
             </w:r>
@@ -1240,20 +1818,30 @@
         </w:tc>
       </w:tr>
       <w:tr>
+        <w:trPr>
+          <w:cantSplit w:val="1"/>
+        </w:trPr>
         <w:tc>
           <w:tcPr>
-            <w:tcW w:type="dxa" w:w="4873"/>
+            <w:tcW w:type="dxa" w:w="4451"/>
+            <w:tcMar>
+              <w:top w:w="60" w:type="dxa"/>
+              <w:bottom w:w="60" w:type="dxa"/>
+              <w:left w:w="100" w:type="dxa"/>
+              <w:right w:w="100" w:type="dxa"/>
+            </w:tcMar>
+            <w:shd w:val="clear" w:color="auto" w:fill="EBF5FB"/>
           </w:tcPr>
           <w:p>
+            <w:pPr>
+              <w:spacing w:before="40" w:after="40"/>
+            </w:pPr>
             <w:r>
               <w:rPr>
-                <w:sz w:val="17"/>
-              </w:rPr>
-            </w:r>
-            <w:r>
-              <w:rPr>
+                <w:rFonts w:ascii="Calibri" w:hAnsi="Calibri"/>
                 <w:b/>
-                <w:sz w:val="17"/>
+                <w:i w:val="0"/>
+                <w:sz w:val="20"/>
               </w:rPr>
               <w:t>Impacto em prazo</w:t>
             </w:r>
@@ -1261,17 +1849,25 @@
         </w:tc>
         <w:tc>
           <w:tcPr>
-            <w:tcW w:type="dxa" w:w="4873"/>
+            <w:tcW w:type="dxa" w:w="4451"/>
+            <w:tcMar>
+              <w:top w:w="60" w:type="dxa"/>
+              <w:bottom w:w="60" w:type="dxa"/>
+              <w:left w:w="100" w:type="dxa"/>
+              <w:right w:w="100" w:type="dxa"/>
+            </w:tcMar>
+            <w:shd w:val="clear" w:color="auto" w:fill="EBF5FB"/>
           </w:tcPr>
           <w:p>
+            <w:pPr>
+              <w:spacing w:before="40" w:after="40"/>
+            </w:pPr>
             <w:r>
               <w:rPr>
-                <w:sz w:val="17"/>
-              </w:rPr>
-            </w:r>
-            <w:r>
-              <w:rPr>
-                <w:sz w:val="17"/>
+                <w:rFonts w:ascii="Calibri" w:hAnsi="Calibri"/>
+                <w:b w:val="0"/>
+                <w:i w:val="0"/>
+                <w:sz w:val="20"/>
               </w:rPr>
               <w:t>0 dia de atraso macro (sem alteração do término previsto em 26/07/2026)</w:t>
             </w:r>
@@ -1279,21 +1875,29 @@
         </w:tc>
       </w:tr>
       <w:tr>
+        <w:trPr>
+          <w:cantSplit w:val="1"/>
+        </w:trPr>
         <w:tc>
           <w:tcPr>
-            <w:tcW w:type="dxa" w:w="4873"/>
-            <w:shd w:val="clear" w:fill="EDF1F7"/>
+            <w:tcW w:type="dxa" w:w="4451"/>
+            <w:tcMar>
+              <w:top w:w="60" w:type="dxa"/>
+              <w:bottom w:w="60" w:type="dxa"/>
+              <w:left w:w="100" w:type="dxa"/>
+              <w:right w:w="100" w:type="dxa"/>
+            </w:tcMar>
           </w:tcPr>
           <w:p>
+            <w:pPr>
+              <w:spacing w:before="40" w:after="40"/>
+            </w:pPr>
             <w:r>
               <w:rPr>
-                <w:sz w:val="17"/>
-              </w:rPr>
-            </w:r>
-            <w:r>
-              <w:rPr>
+                <w:rFonts w:ascii="Calibri" w:hAnsi="Calibri"/>
                 <w:b/>
-                <w:sz w:val="17"/>
+                <w:i w:val="0"/>
+                <w:sz w:val="20"/>
               </w:rPr>
               <w:t>Aprovação</w:t>
             </w:r>
@@ -1301,18 +1905,24 @@
         </w:tc>
         <w:tc>
           <w:tcPr>
-            <w:tcW w:type="dxa" w:w="4873"/>
-            <w:shd w:val="clear" w:fill="EDF1F7"/>
+            <w:tcW w:type="dxa" w:w="4451"/>
+            <w:tcMar>
+              <w:top w:w="60" w:type="dxa"/>
+              <w:bottom w:w="60" w:type="dxa"/>
+              <w:left w:w="100" w:type="dxa"/>
+              <w:right w:w="100" w:type="dxa"/>
+            </w:tcMar>
           </w:tcPr>
           <w:p>
+            <w:pPr>
+              <w:spacing w:before="40" w:after="40"/>
+            </w:pPr>
             <w:r>
               <w:rPr>
-                <w:sz w:val="17"/>
-              </w:rPr>
-            </w:r>
-            <w:r>
-              <w:rPr>
-                <w:sz w:val="17"/>
+                <w:rFonts w:ascii="Calibri" w:hAnsi="Calibri"/>
+                <w:b w:val="0"/>
+                <w:i w:val="0"/>
+                <w:sz w:val="20"/>
               </w:rPr>
               <w:t>Abraão (GP)</w:t>
             </w:r>
@@ -1320,20 +1930,30 @@
         </w:tc>
       </w:tr>
       <w:tr>
+        <w:trPr>
+          <w:cantSplit w:val="1"/>
+        </w:trPr>
         <w:tc>
           <w:tcPr>
-            <w:tcW w:type="dxa" w:w="4873"/>
+            <w:tcW w:type="dxa" w:w="4451"/>
+            <w:tcMar>
+              <w:top w:w="60" w:type="dxa"/>
+              <w:bottom w:w="60" w:type="dxa"/>
+              <w:left w:w="100" w:type="dxa"/>
+              <w:right w:w="100" w:type="dxa"/>
+            </w:tcMar>
+            <w:shd w:val="clear" w:color="auto" w:fill="EBF5FB"/>
           </w:tcPr>
           <w:p>
+            <w:pPr>
+              <w:spacing w:before="40" w:after="40"/>
+            </w:pPr>
             <w:r>
               <w:rPr>
-                <w:sz w:val="17"/>
-              </w:rPr>
-            </w:r>
-            <w:r>
-              <w:rPr>
+                <w:rFonts w:ascii="Calibri" w:hAnsi="Calibri"/>
                 <w:b/>
-                <w:sz w:val="17"/>
+                <w:i w:val="0"/>
+                <w:sz w:val="20"/>
               </w:rPr>
               <w:t>Risco vinculado</w:t>
             </w:r>
@@ -1341,17 +1961,25 @@
         </w:tc>
         <w:tc>
           <w:tcPr>
-            <w:tcW w:type="dxa" w:w="4873"/>
+            <w:tcW w:type="dxa" w:w="4451"/>
+            <w:tcMar>
+              <w:top w:w="60" w:type="dxa"/>
+              <w:bottom w:w="60" w:type="dxa"/>
+              <w:left w:w="100" w:type="dxa"/>
+              <w:right w:w="100" w:type="dxa"/>
+            </w:tcMar>
+            <w:shd w:val="clear" w:color="auto" w:fill="EBF5FB"/>
           </w:tcPr>
           <w:p>
+            <w:pPr>
+              <w:spacing w:before="40" w:after="40"/>
+            </w:pPr>
             <w:r>
               <w:rPr>
-                <w:sz w:val="17"/>
-              </w:rPr>
-            </w:r>
-            <w:r>
-              <w:rPr>
-                <w:sz w:val="17"/>
+                <w:rFonts w:ascii="Calibri" w:hAnsi="Calibri"/>
+                <w:b w:val="0"/>
+                <w:i w:val="0"/>
+                <w:sz w:val="20"/>
               </w:rPr>
               <w:t>R-04 — Mudança de escopo (Prob. 2 · Impacto 3 · Exposição 6)</w:t>
             </w:r>
@@ -1359,21 +1987,29 @@
         </w:tc>
       </w:tr>
       <w:tr>
+        <w:trPr>
+          <w:cantSplit w:val="1"/>
+        </w:trPr>
         <w:tc>
           <w:tcPr>
-            <w:tcW w:type="dxa" w:w="4873"/>
-            <w:shd w:val="clear" w:fill="EDF1F7"/>
+            <w:tcW w:type="dxa" w:w="4451"/>
+            <w:tcMar>
+              <w:top w:w="60" w:type="dxa"/>
+              <w:bottom w:w="60" w:type="dxa"/>
+              <w:left w:w="100" w:type="dxa"/>
+              <w:right w:w="100" w:type="dxa"/>
+            </w:tcMar>
           </w:tcPr>
           <w:p>
+            <w:pPr>
+              <w:spacing w:before="40" w:after="40"/>
+            </w:pPr>
             <w:r>
               <w:rPr>
-                <w:sz w:val="17"/>
-              </w:rPr>
-            </w:r>
-            <w:r>
-              <w:rPr>
+                <w:rFonts w:ascii="Calibri" w:hAnsi="Calibri"/>
                 <w:b/>
-                <w:sz w:val="17"/>
+                <w:i w:val="0"/>
+                <w:sz w:val="20"/>
               </w:rPr>
               <w:t>Situação</w:t>
             </w:r>
@@ -1381,25 +2017,33 @@
         </w:tc>
         <w:tc>
           <w:tcPr>
-            <w:tcW w:type="dxa" w:w="4873"/>
-            <w:shd w:val="clear" w:fill="EDF1F7"/>
+            <w:tcW w:type="dxa" w:w="4451"/>
+            <w:tcMar>
+              <w:top w:w="60" w:type="dxa"/>
+              <w:bottom w:w="60" w:type="dxa"/>
+              <w:left w:w="100" w:type="dxa"/>
+              <w:right w:w="100" w:type="dxa"/>
+            </w:tcMar>
           </w:tcPr>
           <w:p>
+            <w:pPr>
+              <w:spacing w:before="40" w:after="40"/>
+            </w:pPr>
             <w:r>
               <w:rPr>
-                <w:sz w:val="17"/>
-              </w:rPr>
-            </w:r>
-            <w:r>
-              <w:rPr>
-                <w:sz w:val="17"/>
+                <w:rFonts w:ascii="Calibri" w:hAnsi="Calibri"/>
+                <w:b w:val="0"/>
+                <w:i w:val="0"/>
+                <w:sz w:val="20"/>
               </w:rPr>
               <w:t xml:space="preserve">Aprovado e absorvido na Sprint 9 — RF13 (filtros avançados) </w:t>
             </w:r>
             <w:r>
               <w:rPr>
+                <w:rFonts w:ascii="Calibri" w:hAnsi="Calibri"/>
                 <w:b/>
-                <w:sz w:val="17"/>
+                <w:i w:val="0"/>
+                <w:sz w:val="20"/>
               </w:rPr>
               <w:t>entregue na release v0.9.0 (released em main)</w:t>
             </w:r>
@@ -1408,98 +2052,208 @@
       </w:tr>
     </w:tbl>
     <w:p>
+      <w:pPr>
+        <w:spacing w:before="0" w:after="160"/>
+      </w:pPr>
+    </w:p>
+    <w:p>
+      <w:pPr>
+        <w:spacing w:before="0" w:after="120"/>
+      </w:pPr>
       <w:r>
+        <w:rPr>
+          <w:rFonts w:ascii="Calibri" w:hAnsi="Calibri"/>
+          <w:b w:val="0"/>
+          <w:i w:val="0"/>
+          <w:sz w:val="22"/>
+        </w:rPr>
         <w:t xml:space="preserve">A absorção do CR-MF-001 na Sprint 9 é evidenciada pela entrega de RF13: os PRs #11/#21/#27 (filtros </w:t>
       </w:r>
       <w:r>
         <w:rPr>
-          <w:rFonts w:ascii="Consolas" w:hAnsi="Consolas"/>
-          <w:color w:val="444444"/>
-          <w:sz w:val="18"/>
+          <w:rFonts w:ascii="Courier New" w:hAnsi="Courier New"/>
+          <w:b w:val="0"/>
+          <w:i w:val="0"/>
+          <w:color w:val="333333"/>
+          <w:sz w:val="20"/>
         </w:rPr>
         <w:t>maxMiles</w:t>
       </w:r>
       <w:r>
+        <w:rPr>
+          <w:rFonts w:ascii="Calibri" w:hAnsi="Calibri"/>
+          <w:b w:val="0"/>
+          <w:i w:val="0"/>
+          <w:sz w:val="22"/>
+        </w:rPr>
         <w:t>/</w:t>
       </w:r>
       <w:r>
         <w:rPr>
-          <w:rFonts w:ascii="Consolas" w:hAnsi="Consolas"/>
-          <w:color w:val="444444"/>
-          <w:sz w:val="18"/>
+          <w:rFonts w:ascii="Courier New" w:hAnsi="Courier New"/>
+          <w:b w:val="0"/>
+          <w:i w:val="0"/>
+          <w:color w:val="333333"/>
+          <w:sz w:val="20"/>
         </w:rPr>
         <w:t>cabinType</w:t>
       </w:r>
       <w:r>
+        <w:rPr>
+          <w:rFonts w:ascii="Calibri" w:hAnsi="Calibri"/>
+          <w:b w:val="0"/>
+          <w:i w:val="0"/>
+          <w:sz w:val="22"/>
+        </w:rPr>
         <w:t xml:space="preserve">) foram </w:t>
       </w:r>
       <w:r>
         <w:rPr>
+          <w:rFonts w:ascii="Calibri" w:hAnsi="Calibri"/>
           <w:b/>
+          <w:i w:val="0"/>
+          <w:sz w:val="22"/>
         </w:rPr>
         <w:t>concluídos em 15/06/2026 com revisor Cézar Velazquez (TL) — Approved, vote 10 (conta legada `Mateus Veloso` no Azure DevOps) — e mergeados em develop</w:t>
       </w:r>
       <w:r>
+        <w:rPr>
+          <w:rFonts w:ascii="Calibri" w:hAnsi="Calibri"/>
+          <w:b w:val="0"/>
+          <w:i w:val="0"/>
+          <w:sz w:val="22"/>
+        </w:rPr>
         <w:t xml:space="preserve">, e a release </w:t>
       </w:r>
       <w:r>
         <w:rPr>
+          <w:rFonts w:ascii="Calibri" w:hAnsi="Calibri"/>
           <w:b/>
+          <w:i w:val="0"/>
+          <w:sz w:val="22"/>
         </w:rPr>
         <w:t>v0.9.0</w:t>
       </w:r>
       <w:r>
+        <w:rPr>
+          <w:rFonts w:ascii="Calibri" w:hAnsi="Calibri"/>
+          <w:b w:val="0"/>
+          <w:i w:val="0"/>
+          <w:sz w:val="22"/>
+        </w:rPr>
         <w:t xml:space="preserve"> foi promovida a main (tag nos três repositórios), deixando RF13 </w:t>
       </w:r>
       <w:r>
         <w:rPr>
+          <w:rFonts w:ascii="Calibri" w:hAnsi="Calibri"/>
           <w:b/>
+          <w:i w:val="0"/>
+          <w:sz w:val="22"/>
         </w:rPr>
         <w:t>Entregue (released em main)</w:t>
       </w:r>
       <w:r>
+        <w:rPr>
+          <w:rFonts w:ascii="Calibri" w:hAnsi="Calibri"/>
+          <w:b w:val="0"/>
+          <w:i w:val="0"/>
+          <w:sz w:val="22"/>
+        </w:rPr>
         <w:t>; o card MF-65 foi transicionado para "Concluído" no Jira (board 614).</w:t>
       </w:r>
     </w:p>
     <w:p>
       <w:pPr>
+        <w:pStyle w:val="Heading1"/>
+        <w:keepNext/>
+        <w:keepLines/>
         <w:pBdr>
-          <w:bottom w:val="single" w:sz="6" w:space="3" w:color="1F3B73"/>
+          <w:bottom w:val="single" w:sz="4" w:space="2" w:color="D6E4F0"/>
         </w:pBdr>
       </w:pPr>
       <w:r>
+        <w:t>4. Tipo de tratamento</w:t>
+      </w:r>
+    </w:p>
+    <w:p>
+      <w:pPr>
+        <w:spacing w:before="0" w:after="120"/>
+      </w:pPr>
+      <w:r>
         <w:rPr>
+          <w:rFonts w:ascii="Calibri" w:hAnsi="Calibri"/>
           <w:b/>
-          <w:color w:val="1F3B73"/>
-          <w:sz w:val="27"/>
+          <w:i w:val="0"/>
+          <w:sz w:val="22"/>
         </w:rPr>
-        <w:t>4. Impacto consolidado</w:t>
+        <w:t>Tipo de tratamento: Aditivo.</w:t>
+      </w:r>
+      <w:r>
+        <w:rPr>
+          <w:rFonts w:ascii="Calibri" w:hAnsi="Calibri"/>
+          <w:b w:val="0"/>
+          <w:i w:val="0"/>
+          <w:sz w:val="22"/>
+        </w:rPr>
+        <w:t xml:space="preserve"> A mudança acrescenta esforço adicional ao projeto (+10 h, absorvidas na Sprint 9 — sprint de maior planejamento, 69 SP), caracterizando uma mudança aditiva conforme o modelo da Timeware (TPL-GPR-006 §4), e não uma troca de prioridade de mesmo tamanho nem um crédito ao cliente.</w:t>
+      </w:r>
+    </w:p>
+    <w:p>
+      <w:pPr>
+        <w:pStyle w:val="Heading1"/>
+        <w:keepNext/>
+        <w:keepLines/>
+        <w:pBdr>
+          <w:bottom w:val="single" w:sz="4" w:space="2" w:color="D6E4F0"/>
+        </w:pBdr>
+      </w:pPr>
+      <w:r>
+        <w:t>5. Impacto consolidado</w:t>
       </w:r>
     </w:p>
     <w:tbl>
       <w:tblPr>
-        <w:tblStyle w:val="TableGrid"/>
         <w:tblW w:type="auto" w:w="0"/>
-        <w:jc w:val="center"/>
         <w:tblLook w:firstColumn="1" w:firstRow="1" w:lastColumn="0" w:lastRow="0" w:noHBand="0" w:noVBand="1" w:val="04A0"/>
+        <w:tblBorders>
+          <w:top w:val="single" w:sz="4" w:space="0" w:color="003366"/>
+          <w:left w:val="single" w:sz="4" w:space="0" w:color="003366"/>
+          <w:bottom w:val="single" w:sz="4" w:space="0" w:color="003366"/>
+          <w:right w:val="single" w:sz="4" w:space="0" w:color="003366"/>
+          <w:insideH w:val="single" w:sz="4" w:space="0" w:color="003366"/>
+          <w:insideV w:val="single" w:sz="4" w:space="0" w:color="003366"/>
+        </w:tblBorders>
       </w:tblPr>
       <w:tblGrid>
-        <w:gridCol w:w="4873"/>
-        <w:gridCol w:w="4873"/>
+        <w:gridCol w:w="4451"/>
+        <w:gridCol w:w="4451"/>
       </w:tblGrid>
       <w:tr>
+        <w:trPr>
+          <w:cantSplit w:val="1"/>
+        </w:trPr>
         <w:tc>
           <w:tcPr>
-            <w:tcW w:type="dxa" w:w="4873"/>
-            <w:shd w:val="clear" w:fill="1F3B73"/>
+            <w:tcW w:type="dxa" w:w="4451"/>
+            <w:tcMar>
+              <w:top w:w="60" w:type="dxa"/>
+              <w:bottom w:w="60" w:type="dxa"/>
+              <w:left w:w="100" w:type="dxa"/>
+              <w:right w:w="100" w:type="dxa"/>
+            </w:tcMar>
+            <w:shd w:val="clear" w:color="auto" w:fill="003366"/>
           </w:tcPr>
           <w:p>
-            <w:r/>
+            <w:pPr>
+              <w:spacing w:before="40" w:after="40"/>
+            </w:pPr>
             <w:r>
               <w:rPr>
+                <w:rFonts w:ascii="Calibri" w:hAnsi="Calibri"/>
                 <w:b/>
+                <w:i w:val="0"/>
                 <w:color w:val="FFFFFF"/>
-                <w:sz w:val="18"/>
+                <w:sz w:val="20"/>
               </w:rPr>
               <w:t>Dimensão</w:t>
             </w:r>
@@ -1507,16 +2261,26 @@
         </w:tc>
         <w:tc>
           <w:tcPr>
-            <w:tcW w:type="dxa" w:w="4873"/>
-            <w:shd w:val="clear" w:fill="1F3B73"/>
+            <w:tcW w:type="dxa" w:w="4451"/>
+            <w:tcMar>
+              <w:top w:w="60" w:type="dxa"/>
+              <w:bottom w:w="60" w:type="dxa"/>
+              <w:left w:w="100" w:type="dxa"/>
+              <w:right w:w="100" w:type="dxa"/>
+            </w:tcMar>
+            <w:shd w:val="clear" w:color="auto" w:fill="003366"/>
           </w:tcPr>
           <w:p>
-            <w:r/>
+            <w:pPr>
+              <w:spacing w:before="40" w:after="40"/>
+            </w:pPr>
             <w:r>
               <w:rPr>
+                <w:rFonts w:ascii="Calibri" w:hAnsi="Calibri"/>
                 <w:b/>
+                <w:i w:val="0"/>
                 <w:color w:val="FFFFFF"/>
-                <w:sz w:val="18"/>
+                <w:sz w:val="20"/>
               </w:rPr>
               <w:t>Impacto</w:t>
             </w:r>
@@ -1524,20 +2288,30 @@
         </w:tc>
       </w:tr>
       <w:tr>
+        <w:trPr>
+          <w:cantSplit w:val="1"/>
+        </w:trPr>
         <w:tc>
           <w:tcPr>
-            <w:tcW w:type="dxa" w:w="4873"/>
+            <w:tcW w:type="dxa" w:w="4451"/>
+            <w:tcMar>
+              <w:top w:w="60" w:type="dxa"/>
+              <w:bottom w:w="60" w:type="dxa"/>
+              <w:left w:w="100" w:type="dxa"/>
+              <w:right w:w="100" w:type="dxa"/>
+            </w:tcMar>
+            <w:shd w:val="clear" w:color="auto" w:fill="EBF5FB"/>
           </w:tcPr>
           <w:p>
+            <w:pPr>
+              <w:spacing w:before="40" w:after="40"/>
+            </w:pPr>
             <w:r>
               <w:rPr>
-                <w:sz w:val="17"/>
-              </w:rPr>
-            </w:r>
-            <w:r>
-              <w:rPr>
+                <w:rFonts w:ascii="Calibri" w:hAnsi="Calibri"/>
                 <w:b/>
-                <w:sz w:val="17"/>
+                <w:i w:val="0"/>
+                <w:sz w:val="20"/>
               </w:rPr>
               <w:t>Prazo</w:t>
             </w:r>
@@ -1545,17 +2319,25 @@
         </w:tc>
         <w:tc>
           <w:tcPr>
-            <w:tcW w:type="dxa" w:w="4873"/>
+            <w:tcW w:type="dxa" w:w="4451"/>
+            <w:tcMar>
+              <w:top w:w="60" w:type="dxa"/>
+              <w:bottom w:w="60" w:type="dxa"/>
+              <w:left w:w="100" w:type="dxa"/>
+              <w:right w:w="100" w:type="dxa"/>
+            </w:tcMar>
+            <w:shd w:val="clear" w:color="auto" w:fill="EBF5FB"/>
           </w:tcPr>
           <w:p>
+            <w:pPr>
+              <w:spacing w:before="40" w:after="40"/>
+            </w:pPr>
             <w:r>
               <w:rPr>
-                <w:sz w:val="17"/>
-              </w:rPr>
-            </w:r>
-            <w:r>
-              <w:rPr>
-                <w:sz w:val="17"/>
+                <w:rFonts w:ascii="Calibri" w:hAnsi="Calibri"/>
+                <w:b w:val="0"/>
+                <w:i w:val="0"/>
+                <w:sz w:val="20"/>
               </w:rPr>
               <w:t>0 dia de atraso macro; término previsto mantido em 26/07/2026</w:t>
             </w:r>
@@ -1563,21 +2345,29 @@
         </w:tc>
       </w:tr>
       <w:tr>
+        <w:trPr>
+          <w:cantSplit w:val="1"/>
+        </w:trPr>
         <w:tc>
           <w:tcPr>
-            <w:tcW w:type="dxa" w:w="4873"/>
-            <w:shd w:val="clear" w:fill="EDF1F7"/>
+            <w:tcW w:type="dxa" w:w="4451"/>
+            <w:tcMar>
+              <w:top w:w="60" w:type="dxa"/>
+              <w:bottom w:w="60" w:type="dxa"/>
+              <w:left w:w="100" w:type="dxa"/>
+              <w:right w:w="100" w:type="dxa"/>
+            </w:tcMar>
           </w:tcPr>
           <w:p>
+            <w:pPr>
+              <w:spacing w:before="40" w:after="40"/>
+            </w:pPr>
             <w:r>
               <w:rPr>
-                <w:sz w:val="17"/>
-              </w:rPr>
-            </w:r>
-            <w:r>
-              <w:rPr>
+                <w:rFonts w:ascii="Calibri" w:hAnsi="Calibri"/>
                 <w:b/>
-                <w:sz w:val="17"/>
+                <w:i w:val="0"/>
+                <w:sz w:val="20"/>
               </w:rPr>
               <w:t>Esforço</w:t>
             </w:r>
@@ -1585,18 +2375,24 @@
         </w:tc>
         <w:tc>
           <w:tcPr>
-            <w:tcW w:type="dxa" w:w="4873"/>
-            <w:shd w:val="clear" w:fill="EDF1F7"/>
+            <w:tcW w:type="dxa" w:w="4451"/>
+            <w:tcMar>
+              <w:top w:w="60" w:type="dxa"/>
+              <w:bottom w:w="60" w:type="dxa"/>
+              <w:left w:w="100" w:type="dxa"/>
+              <w:right w:w="100" w:type="dxa"/>
+            </w:tcMar>
           </w:tcPr>
           <w:p>
+            <w:pPr>
+              <w:spacing w:before="40" w:after="40"/>
+            </w:pPr>
             <w:r>
               <w:rPr>
-                <w:sz w:val="17"/>
-              </w:rPr>
-            </w:r>
-            <w:r>
-              <w:rPr>
-                <w:sz w:val="17"/>
+                <w:rFonts w:ascii="Calibri" w:hAnsi="Calibri"/>
+                <w:b w:val="0"/>
+                <w:i w:val="0"/>
+                <w:sz w:val="20"/>
               </w:rPr>
               <w:t>+10 horas absorvidas dentro da Sprint 9</w:t>
             </w:r>
@@ -1604,20 +2400,30 @@
         </w:tc>
       </w:tr>
       <w:tr>
+        <w:trPr>
+          <w:cantSplit w:val="1"/>
+        </w:trPr>
         <w:tc>
           <w:tcPr>
-            <w:tcW w:type="dxa" w:w="4873"/>
+            <w:tcW w:type="dxa" w:w="4451"/>
+            <w:tcMar>
+              <w:top w:w="60" w:type="dxa"/>
+              <w:bottom w:w="60" w:type="dxa"/>
+              <w:left w:w="100" w:type="dxa"/>
+              <w:right w:w="100" w:type="dxa"/>
+            </w:tcMar>
+            <w:shd w:val="clear" w:color="auto" w:fill="EBF5FB"/>
           </w:tcPr>
           <w:p>
+            <w:pPr>
+              <w:spacing w:before="40" w:after="40"/>
+            </w:pPr>
             <w:r>
               <w:rPr>
-                <w:sz w:val="17"/>
-              </w:rPr>
-            </w:r>
-            <w:r>
-              <w:rPr>
+                <w:rFonts w:ascii="Calibri" w:hAnsi="Calibri"/>
                 <w:b/>
-                <w:sz w:val="17"/>
+                <w:i w:val="0"/>
+                <w:sz w:val="20"/>
               </w:rPr>
               <w:t>Escopo</w:t>
             </w:r>
@@ -1625,17 +2431,25 @@
         </w:tc>
         <w:tc>
           <w:tcPr>
-            <w:tcW w:type="dxa" w:w="4873"/>
+            <w:tcW w:type="dxa" w:w="4451"/>
+            <w:tcMar>
+              <w:top w:w="60" w:type="dxa"/>
+              <w:bottom w:w="60" w:type="dxa"/>
+              <w:left w:w="100" w:type="dxa"/>
+              <w:right w:w="100" w:type="dxa"/>
+            </w:tcMar>
+            <w:shd w:val="clear" w:color="auto" w:fill="EBF5FB"/>
           </w:tcPr>
           <w:p>
+            <w:pPr>
+              <w:spacing w:before="40" w:after="40"/>
+            </w:pPr>
             <w:r>
               <w:rPr>
-                <w:sz w:val="17"/>
-              </w:rPr>
-            </w:r>
-            <w:r>
-              <w:rPr>
-                <w:sz w:val="17"/>
+                <w:rFonts w:ascii="Calibri" w:hAnsi="Calibri"/>
+                <w:b w:val="0"/>
+                <w:i w:val="0"/>
+                <w:sz w:val="20"/>
               </w:rPr>
               <w:t>Antecipação de RF13 (filtros avançados) de S10 para S9, entregue na release v0.9.0 (main) na S9; nenhum requisito novo adicionado</w:t>
             </w:r>
@@ -1643,21 +2457,29 @@
         </w:tc>
       </w:tr>
       <w:tr>
+        <w:trPr>
+          <w:cantSplit w:val="1"/>
+        </w:trPr>
         <w:tc>
           <w:tcPr>
-            <w:tcW w:type="dxa" w:w="4873"/>
-            <w:shd w:val="clear" w:fill="EDF1F7"/>
+            <w:tcW w:type="dxa" w:w="4451"/>
+            <w:tcMar>
+              <w:top w:w="60" w:type="dxa"/>
+              <w:bottom w:w="60" w:type="dxa"/>
+              <w:left w:w="100" w:type="dxa"/>
+              <w:right w:w="100" w:type="dxa"/>
+            </w:tcMar>
           </w:tcPr>
           <w:p>
+            <w:pPr>
+              <w:spacing w:before="40" w:after="40"/>
+            </w:pPr>
             <w:r>
               <w:rPr>
-                <w:sz w:val="17"/>
-              </w:rPr>
-            </w:r>
-            <w:r>
-              <w:rPr>
+                <w:rFonts w:ascii="Calibri" w:hAnsi="Calibri"/>
                 <w:b/>
-                <w:sz w:val="17"/>
+                <w:i w:val="0"/>
+                <w:sz w:val="20"/>
               </w:rPr>
               <w:t>Risco</w:t>
             </w:r>
@@ -1665,18 +2487,24 @@
         </w:tc>
         <w:tc>
           <w:tcPr>
-            <w:tcW w:type="dxa" w:w="4873"/>
-            <w:shd w:val="clear" w:fill="EDF1F7"/>
+            <w:tcW w:type="dxa" w:w="4451"/>
+            <w:tcMar>
+              <w:top w:w="60" w:type="dxa"/>
+              <w:bottom w:w="60" w:type="dxa"/>
+              <w:left w:w="100" w:type="dxa"/>
+              <w:right w:w="100" w:type="dxa"/>
+            </w:tcMar>
           </w:tcPr>
           <w:p>
+            <w:pPr>
+              <w:spacing w:before="40" w:after="40"/>
+            </w:pPr>
             <w:r>
               <w:rPr>
-                <w:sz w:val="17"/>
-              </w:rPr>
-            </w:r>
-            <w:r>
-              <w:rPr>
-                <w:sz w:val="17"/>
+                <w:rFonts w:ascii="Calibri" w:hAnsi="Calibri"/>
+                <w:b w:val="0"/>
+                <w:i w:val="0"/>
+                <w:sz w:val="20"/>
               </w:rPr>
               <w:t>Materialização controlada do risco R-04 (mudança de escopo), tratada via change request formal</w:t>
             </w:r>
@@ -1686,43 +2514,65 @@
     </w:tbl>
     <w:p>
       <w:pPr>
+        <w:spacing w:before="0" w:after="160"/>
+      </w:pPr>
+    </w:p>
+    <w:p>
+      <w:pPr>
+        <w:pStyle w:val="Heading1"/>
+        <w:keepNext/>
+        <w:keepLines/>
         <w:pBdr>
-          <w:bottom w:val="single" w:sz="6" w:space="3" w:color="1F3B73"/>
+          <w:bottom w:val="single" w:sz="4" w:space="2" w:color="D6E4F0"/>
         </w:pBdr>
       </w:pPr>
       <w:r>
-        <w:rPr>
-          <w:b/>
-          <w:color w:val="1F3B73"/>
-          <w:sz w:val="27"/>
-        </w:rPr>
-        <w:t>5. Rastreabilidade</w:t>
+        <w:t>6. Rastreabilidade</w:t>
       </w:r>
     </w:p>
     <w:tbl>
       <w:tblPr>
-        <w:tblStyle w:val="TableGrid"/>
         <w:tblW w:type="auto" w:w="0"/>
-        <w:jc w:val="center"/>
         <w:tblLook w:firstColumn="1" w:firstRow="1" w:lastColumn="0" w:lastRow="0" w:noHBand="0" w:noVBand="1" w:val="04A0"/>
+        <w:tblBorders>
+          <w:top w:val="single" w:sz="4" w:space="0" w:color="003366"/>
+          <w:left w:val="single" w:sz="4" w:space="0" w:color="003366"/>
+          <w:bottom w:val="single" w:sz="4" w:space="0" w:color="003366"/>
+          <w:right w:val="single" w:sz="4" w:space="0" w:color="003366"/>
+          <w:insideH w:val="single" w:sz="4" w:space="0" w:color="003366"/>
+          <w:insideV w:val="single" w:sz="4" w:space="0" w:color="003366"/>
+        </w:tblBorders>
       </w:tblPr>
       <w:tblGrid>
-        <w:gridCol w:w="4873"/>
-        <w:gridCol w:w="4873"/>
+        <w:gridCol w:w="4451"/>
+        <w:gridCol w:w="4451"/>
       </w:tblGrid>
       <w:tr>
+        <w:trPr>
+          <w:cantSplit w:val="1"/>
+        </w:trPr>
         <w:tc>
           <w:tcPr>
-            <w:tcW w:type="dxa" w:w="4873"/>
-            <w:shd w:val="clear" w:fill="1F3B73"/>
+            <w:tcW w:type="dxa" w:w="4451"/>
+            <w:tcMar>
+              <w:top w:w="60" w:type="dxa"/>
+              <w:bottom w:w="60" w:type="dxa"/>
+              <w:left w:w="100" w:type="dxa"/>
+              <w:right w:w="100" w:type="dxa"/>
+            </w:tcMar>
+            <w:shd w:val="clear" w:color="auto" w:fill="003366"/>
           </w:tcPr>
           <w:p>
-            <w:r/>
+            <w:pPr>
+              <w:spacing w:before="40" w:after="40"/>
+            </w:pPr>
             <w:r>
               <w:rPr>
+                <w:rFonts w:ascii="Calibri" w:hAnsi="Calibri"/>
                 <w:b/>
+                <w:i w:val="0"/>
                 <w:color w:val="FFFFFF"/>
-                <w:sz w:val="18"/>
+                <w:sz w:val="20"/>
               </w:rPr>
               <w:t>Referência</w:t>
             </w:r>
@@ -1730,16 +2580,26 @@
         </w:tc>
         <w:tc>
           <w:tcPr>
-            <w:tcW w:type="dxa" w:w="4873"/>
-            <w:shd w:val="clear" w:fill="1F3B73"/>
+            <w:tcW w:type="dxa" w:w="4451"/>
+            <w:tcMar>
+              <w:top w:w="60" w:type="dxa"/>
+              <w:bottom w:w="60" w:type="dxa"/>
+              <w:left w:w="100" w:type="dxa"/>
+              <w:right w:w="100" w:type="dxa"/>
+            </w:tcMar>
+            <w:shd w:val="clear" w:color="auto" w:fill="003366"/>
           </w:tcPr>
           <w:p>
-            <w:r/>
+            <w:pPr>
+              <w:spacing w:before="40" w:after="40"/>
+            </w:pPr>
             <w:r>
               <w:rPr>
+                <w:rFonts w:ascii="Calibri" w:hAnsi="Calibri"/>
                 <w:b/>
+                <w:i w:val="0"/>
                 <w:color w:val="FFFFFF"/>
-                <w:sz w:val="18"/>
+                <w:sz w:val="20"/>
               </w:rPr>
               <w:t>Relação</w:t>
             </w:r>
@@ -1747,19 +2607,30 @@
         </w:tc>
       </w:tr>
       <w:tr>
+        <w:trPr>
+          <w:cantSplit w:val="1"/>
+        </w:trPr>
         <w:tc>
           <w:tcPr>
-            <w:tcW w:type="dxa" w:w="4873"/>
+            <w:tcW w:type="dxa" w:w="4451"/>
+            <w:tcMar>
+              <w:top w:w="60" w:type="dxa"/>
+              <w:bottom w:w="60" w:type="dxa"/>
+              <w:left w:w="100" w:type="dxa"/>
+              <w:right w:w="100" w:type="dxa"/>
+            </w:tcMar>
+            <w:shd w:val="clear" w:color="auto" w:fill="EBF5FB"/>
           </w:tcPr>
           <w:p>
+            <w:pPr>
+              <w:spacing w:before="40" w:after="40"/>
+            </w:pPr>
             <w:r>
               <w:rPr>
-                <w:sz w:val="17"/>
-              </w:rPr>
-            </w:r>
-            <w:r>
-              <w:rPr>
-                <w:sz w:val="17"/>
+                <w:rFonts w:ascii="Calibri" w:hAnsi="Calibri"/>
+                <w:b w:val="0"/>
+                <w:i w:val="0"/>
+                <w:sz w:val="20"/>
               </w:rPr>
               <w:t>PLA-MILHASFACIL01-001</w:t>
             </w:r>
@@ -1767,17 +2638,25 @@
         </w:tc>
         <w:tc>
           <w:tcPr>
-            <w:tcW w:type="dxa" w:w="4873"/>
+            <w:tcW w:type="dxa" w:w="4451"/>
+            <w:tcMar>
+              <w:top w:w="60" w:type="dxa"/>
+              <w:bottom w:w="60" w:type="dxa"/>
+              <w:left w:w="100" w:type="dxa"/>
+              <w:right w:w="100" w:type="dxa"/>
+            </w:tcMar>
+            <w:shd w:val="clear" w:color="auto" w:fill="EBF5FB"/>
           </w:tcPr>
           <w:p>
+            <w:pPr>
+              <w:spacing w:before="40" w:after="40"/>
+            </w:pPr>
             <w:r>
               <w:rPr>
-                <w:sz w:val="17"/>
-              </w:rPr>
-            </w:r>
-            <w:r>
-              <w:rPr>
-                <w:sz w:val="17"/>
+                <w:rFonts w:ascii="Calibri" w:hAnsi="Calibri"/>
+                <w:b w:val="0"/>
+                <w:i w:val="0"/>
+                <w:sz w:val="20"/>
               </w:rPr>
               <w:t>Plano de projeto — escopo e cronograma macro impactados</w:t>
             </w:r>
@@ -1785,20 +2664,29 @@
         </w:tc>
       </w:tr>
       <w:tr>
+        <w:trPr>
+          <w:cantSplit w:val="1"/>
+        </w:trPr>
         <w:tc>
           <w:tcPr>
-            <w:tcW w:type="dxa" w:w="4873"/>
-            <w:shd w:val="clear" w:fill="EDF1F7"/>
+            <w:tcW w:type="dxa" w:w="4451"/>
+            <w:tcMar>
+              <w:top w:w="60" w:type="dxa"/>
+              <w:bottom w:w="60" w:type="dxa"/>
+              <w:left w:w="100" w:type="dxa"/>
+              <w:right w:w="100" w:type="dxa"/>
+            </w:tcMar>
           </w:tcPr>
           <w:p>
+            <w:pPr>
+              <w:spacing w:before="40" w:after="40"/>
+            </w:pPr>
             <w:r>
               <w:rPr>
-                <w:sz w:val="17"/>
-              </w:rPr>
-            </w:r>
-            <w:r>
-              <w:rPr>
-                <w:sz w:val="17"/>
+                <w:rFonts w:ascii="Calibri" w:hAnsi="Calibri"/>
+                <w:b w:val="0"/>
+                <w:i w:val="0"/>
+                <w:sz w:val="20"/>
               </w:rPr>
               <w:t>RAC-MILHASFACIL01-001</w:t>
             </w:r>
@@ -1806,18 +2694,24 @@
         </w:tc>
         <w:tc>
           <w:tcPr>
-            <w:tcW w:type="dxa" w:w="4873"/>
-            <w:shd w:val="clear" w:fill="EDF1F7"/>
+            <w:tcW w:type="dxa" w:w="4451"/>
+            <w:tcMar>
+              <w:top w:w="60" w:type="dxa"/>
+              <w:bottom w:w="60" w:type="dxa"/>
+              <w:left w:w="100" w:type="dxa"/>
+              <w:right w:w="100" w:type="dxa"/>
+            </w:tcMar>
           </w:tcPr>
           <w:p>
+            <w:pPr>
+              <w:spacing w:before="40" w:after="40"/>
+            </w:pPr>
             <w:r>
               <w:rPr>
-                <w:sz w:val="17"/>
-              </w:rPr>
-            </w:r>
-            <w:r>
-              <w:rPr>
-                <w:sz w:val="17"/>
+                <w:rFonts w:ascii="Calibri" w:hAnsi="Calibri"/>
+                <w:b w:val="0"/>
+                <w:i w:val="0"/>
+                <w:sz w:val="20"/>
               </w:rPr>
               <w:t>Acompanhamento da Sprint 9 (RF13 entregue na release v0.9.0)</w:t>
             </w:r>
@@ -1825,19 +2719,30 @@
         </w:tc>
       </w:tr>
       <w:tr>
+        <w:trPr>
+          <w:cantSplit w:val="1"/>
+        </w:trPr>
         <w:tc>
           <w:tcPr>
-            <w:tcW w:type="dxa" w:w="4873"/>
+            <w:tcW w:type="dxa" w:w="4451"/>
+            <w:tcMar>
+              <w:top w:w="60" w:type="dxa"/>
+              <w:bottom w:w="60" w:type="dxa"/>
+              <w:left w:w="100" w:type="dxa"/>
+              <w:right w:w="100" w:type="dxa"/>
+            </w:tcMar>
+            <w:shd w:val="clear" w:color="auto" w:fill="EBF5FB"/>
           </w:tcPr>
           <w:p>
+            <w:pPr>
+              <w:spacing w:before="40" w:after="40"/>
+            </w:pPr>
             <w:r>
               <w:rPr>
-                <w:sz w:val="17"/>
-              </w:rPr>
-            </w:r>
-            <w:r>
-              <w:rPr>
-                <w:sz w:val="17"/>
+                <w:rFonts w:ascii="Calibri" w:hAnsi="Calibri"/>
+                <w:b w:val="0"/>
+                <w:i w:val="0"/>
+                <w:sz w:val="20"/>
               </w:rPr>
               <w:t>TAP-MILHASFACIL01-001 §8</w:t>
             </w:r>
@@ -1845,17 +2750,25 @@
         </w:tc>
         <w:tc>
           <w:tcPr>
-            <w:tcW w:type="dxa" w:w="4873"/>
+            <w:tcW w:type="dxa" w:w="4451"/>
+            <w:tcMar>
+              <w:top w:w="60" w:type="dxa"/>
+              <w:bottom w:w="60" w:type="dxa"/>
+              <w:left w:w="100" w:type="dxa"/>
+              <w:right w:w="100" w:type="dxa"/>
+            </w:tcMar>
+            <w:shd w:val="clear" w:color="auto" w:fill="EBF5FB"/>
           </w:tcPr>
           <w:p>
+            <w:pPr>
+              <w:spacing w:before="40" w:after="40"/>
+            </w:pPr>
             <w:r>
               <w:rPr>
-                <w:sz w:val="17"/>
-              </w:rPr>
-            </w:r>
-            <w:r>
-              <w:rPr>
-                <w:sz w:val="17"/>
+                <w:rFonts w:ascii="Calibri" w:hAnsi="Calibri"/>
+                <w:b w:val="0"/>
+                <w:i w:val="0"/>
+                <w:sz w:val="20"/>
               </w:rPr>
               <w:t>Risco R-04 (mudança de escopo) vinculado ao CR-MF-001</w:t>
             </w:r>
@@ -1863,20 +2776,29 @@
         </w:tc>
       </w:tr>
       <w:tr>
+        <w:trPr>
+          <w:cantSplit w:val="1"/>
+        </w:trPr>
         <w:tc>
           <w:tcPr>
-            <w:tcW w:type="dxa" w:w="4873"/>
-            <w:shd w:val="clear" w:fill="EDF1F7"/>
+            <w:tcW w:type="dxa" w:w="4451"/>
+            <w:tcMar>
+              <w:top w:w="60" w:type="dxa"/>
+              <w:bottom w:w="60" w:type="dxa"/>
+              <w:left w:w="100" w:type="dxa"/>
+              <w:right w:w="100" w:type="dxa"/>
+            </w:tcMar>
           </w:tcPr>
           <w:p>
+            <w:pPr>
+              <w:spacing w:before="40" w:after="40"/>
+            </w:pPr>
             <w:r>
               <w:rPr>
-                <w:sz w:val="17"/>
-              </w:rPr>
-            </w:r>
-            <w:r>
-              <w:rPr>
-                <w:sz w:val="17"/>
+                <w:rFonts w:ascii="Calibri" w:hAnsi="Calibri"/>
+                <w:b w:val="0"/>
+                <w:i w:val="0"/>
+                <w:sz w:val="20"/>
               </w:rPr>
               <w:t>GEST-MILHASFACIL01-001</w:t>
             </w:r>
@@ -1884,18 +2806,24 @@
         </w:tc>
         <w:tc>
           <w:tcPr>
-            <w:tcW w:type="dxa" w:w="4873"/>
-            <w:shd w:val="clear" w:fill="EDF1F7"/>
+            <w:tcW w:type="dxa" w:w="4451"/>
+            <w:tcMar>
+              <w:top w:w="60" w:type="dxa"/>
+              <w:bottom w:w="60" w:type="dxa"/>
+              <w:left w:w="100" w:type="dxa"/>
+              <w:right w:w="100" w:type="dxa"/>
+            </w:tcMar>
           </w:tcPr>
           <w:p>
+            <w:pPr>
+              <w:spacing w:before="40" w:after="40"/>
+            </w:pPr>
             <w:r>
               <w:rPr>
-                <w:sz w:val="17"/>
-              </w:rPr>
-            </w:r>
-            <w:r>
-              <w:rPr>
-                <w:sz w:val="17"/>
+                <w:rFonts w:ascii="Calibri" w:hAnsi="Calibri"/>
+                <w:b w:val="0"/>
+                <w:i w:val="0"/>
+                <w:sz w:val="20"/>
               </w:rPr>
               <w:t>Planilha de gestão — fonte da verdade do registro do CR</w:t>
             </w:r>
@@ -1905,45 +2833,66 @@
     </w:tbl>
     <w:p>
       <w:pPr>
+        <w:spacing w:before="0" w:after="160"/>
+      </w:pPr>
+    </w:p>
+    <w:p>
+      <w:pPr>
+        <w:pStyle w:val="Heading1"/>
+        <w:keepNext/>
+        <w:keepLines/>
         <w:pBdr>
-          <w:bottom w:val="single" w:sz="6" w:space="3" w:color="1F3B73"/>
+          <w:bottom w:val="single" w:sz="4" w:space="2" w:color="D6E4F0"/>
         </w:pBdr>
       </w:pPr>
       <w:r>
-        <w:rPr>
-          <w:b/>
-          <w:color w:val="1F3B73"/>
-          <w:sz w:val="27"/>
-        </w:rPr>
         <w:t>Histórico de revisões</w:t>
       </w:r>
     </w:p>
     <w:tbl>
       <w:tblPr>
-        <w:tblStyle w:val="TableGrid"/>
         <w:tblW w:type="auto" w:w="0"/>
-        <w:jc w:val="center"/>
         <w:tblLook w:firstColumn="1" w:firstRow="1" w:lastColumn="0" w:lastRow="0" w:noHBand="0" w:noVBand="1" w:val="04A0"/>
+        <w:tblBorders>
+          <w:top w:val="single" w:sz="4" w:space="0" w:color="AAAAAA"/>
+          <w:left w:val="single" w:sz="4" w:space="0" w:color="AAAAAA"/>
+          <w:bottom w:val="single" w:sz="4" w:space="0" w:color="AAAAAA"/>
+          <w:right w:val="single" w:sz="4" w:space="0" w:color="AAAAAA"/>
+          <w:insideH w:val="single" w:sz="4" w:space="0" w:color="AAAAAA"/>
+          <w:insideV w:val="single" w:sz="4" w:space="0" w:color="AAAAAA"/>
+        </w:tblBorders>
       </w:tblPr>
       <w:tblGrid>
-        <w:gridCol w:w="2436"/>
-        <w:gridCol w:w="2436"/>
-        <w:gridCol w:w="2436"/>
-        <w:gridCol w:w="2436"/>
+        <w:gridCol w:w="2225"/>
+        <w:gridCol w:w="2225"/>
+        <w:gridCol w:w="2225"/>
+        <w:gridCol w:w="2225"/>
       </w:tblGrid>
       <w:tr>
+        <w:trPr>
+          <w:cantSplit w:val="1"/>
+        </w:trPr>
         <w:tc>
           <w:tcPr>
-            <w:tcW w:type="dxa" w:w="2436"/>
-            <w:shd w:val="clear" w:fill="1F3B73"/>
+            <w:tcW w:type="dxa" w:w="2225"/>
+            <w:tcMar>
+              <w:top w:w="60" w:type="dxa"/>
+              <w:bottom w:w="60" w:type="dxa"/>
+              <w:left w:w="100" w:type="dxa"/>
+              <w:right w:w="100" w:type="dxa"/>
+            </w:tcMar>
+            <w:shd w:val="clear" w:color="auto" w:fill="D6E4F0"/>
           </w:tcPr>
           <w:p>
-            <w:r/>
+            <w:pPr>
+              <w:spacing w:before="40" w:after="40"/>
+            </w:pPr>
             <w:r>
               <w:rPr>
+                <w:rFonts w:ascii="Calibri" w:hAnsi="Calibri"/>
                 <w:b/>
-                <w:color w:val="FFFFFF"/>
-                <w:sz w:val="18"/>
+                <w:i w:val="0"/>
+                <w:sz w:val="20"/>
               </w:rPr>
               <w:t>Versão</w:t>
             </w:r>
@@ -1951,16 +2900,25 @@
         </w:tc>
         <w:tc>
           <w:tcPr>
-            <w:tcW w:type="dxa" w:w="2436"/>
-            <w:shd w:val="clear" w:fill="1F3B73"/>
+            <w:tcW w:type="dxa" w:w="2225"/>
+            <w:tcMar>
+              <w:top w:w="60" w:type="dxa"/>
+              <w:bottom w:w="60" w:type="dxa"/>
+              <w:left w:w="100" w:type="dxa"/>
+              <w:right w:w="100" w:type="dxa"/>
+            </w:tcMar>
+            <w:shd w:val="clear" w:color="auto" w:fill="D6E4F0"/>
           </w:tcPr>
           <w:p>
-            <w:r/>
+            <w:pPr>
+              <w:spacing w:before="40" w:after="40"/>
+            </w:pPr>
             <w:r>
               <w:rPr>
+                <w:rFonts w:ascii="Calibri" w:hAnsi="Calibri"/>
                 <w:b/>
-                <w:color w:val="FFFFFF"/>
-                <w:sz w:val="18"/>
+                <w:i w:val="0"/>
+                <w:sz w:val="20"/>
               </w:rPr>
               <w:t>Data</w:t>
             </w:r>
@@ -1968,16 +2926,25 @@
         </w:tc>
         <w:tc>
           <w:tcPr>
-            <w:tcW w:type="dxa" w:w="2436"/>
-            <w:shd w:val="clear" w:fill="1F3B73"/>
+            <w:tcW w:type="dxa" w:w="2225"/>
+            <w:tcMar>
+              <w:top w:w="60" w:type="dxa"/>
+              <w:bottom w:w="60" w:type="dxa"/>
+              <w:left w:w="100" w:type="dxa"/>
+              <w:right w:w="100" w:type="dxa"/>
+            </w:tcMar>
+            <w:shd w:val="clear" w:color="auto" w:fill="D6E4F0"/>
           </w:tcPr>
           <w:p>
-            <w:r/>
+            <w:pPr>
+              <w:spacing w:before="40" w:after="40"/>
+            </w:pPr>
             <w:r>
               <w:rPr>
+                <w:rFonts w:ascii="Calibri" w:hAnsi="Calibri"/>
                 <w:b/>
-                <w:color w:val="FFFFFF"/>
-                <w:sz w:val="18"/>
+                <w:i w:val="0"/>
+                <w:sz w:val="20"/>
               </w:rPr>
               <w:t>Autor</w:t>
             </w:r>
@@ -1985,16 +2952,25 @@
         </w:tc>
         <w:tc>
           <w:tcPr>
-            <w:tcW w:type="dxa" w:w="2436"/>
-            <w:shd w:val="clear" w:fill="1F3B73"/>
+            <w:tcW w:type="dxa" w:w="2225"/>
+            <w:tcMar>
+              <w:top w:w="60" w:type="dxa"/>
+              <w:bottom w:w="60" w:type="dxa"/>
+              <w:left w:w="100" w:type="dxa"/>
+              <w:right w:w="100" w:type="dxa"/>
+            </w:tcMar>
+            <w:shd w:val="clear" w:color="auto" w:fill="D6E4F0"/>
           </w:tcPr>
           <w:p>
-            <w:r/>
+            <w:pPr>
+              <w:spacing w:before="40" w:after="40"/>
+            </w:pPr>
             <w:r>
               <w:rPr>
+                <w:rFonts w:ascii="Calibri" w:hAnsi="Calibri"/>
                 <w:b/>
-                <w:color w:val="FFFFFF"/>
-                <w:sz w:val="18"/>
+                <w:i w:val="0"/>
+                <w:sz w:val="20"/>
               </w:rPr>
               <w:t>Descrição</w:t>
             </w:r>
@@ -2002,19 +2978,30 @@
         </w:tc>
       </w:tr>
       <w:tr>
+        <w:trPr>
+          <w:cantSplit w:val="1"/>
+        </w:trPr>
         <w:tc>
           <w:tcPr>
-            <w:tcW w:type="dxa" w:w="2436"/>
+            <w:tcW w:type="dxa" w:w="2225"/>
+            <w:tcMar>
+              <w:top w:w="60" w:type="dxa"/>
+              <w:bottom w:w="60" w:type="dxa"/>
+              <w:left w:w="100" w:type="dxa"/>
+              <w:right w:w="100" w:type="dxa"/>
+            </w:tcMar>
+            <w:shd w:val="clear" w:color="auto" w:fill="F0F4F8"/>
           </w:tcPr>
           <w:p>
+            <w:pPr>
+              <w:spacing w:before="40" w:after="40"/>
+            </w:pPr>
             <w:r>
               <w:rPr>
-                <w:sz w:val="17"/>
-              </w:rPr>
-            </w:r>
-            <w:r>
-              <w:rPr>
-                <w:sz w:val="17"/>
+                <w:rFonts w:ascii="Calibri" w:hAnsi="Calibri"/>
+                <w:b/>
+                <w:i w:val="0"/>
+                <w:sz w:val="20"/>
               </w:rPr>
               <w:t>1.0</w:t>
             </w:r>
@@ -2022,17 +3009,24 @@
         </w:tc>
         <w:tc>
           <w:tcPr>
-            <w:tcW w:type="dxa" w:w="2436"/>
+            <w:tcW w:type="dxa" w:w="2225"/>
+            <w:tcMar>
+              <w:top w:w="60" w:type="dxa"/>
+              <w:bottom w:w="60" w:type="dxa"/>
+              <w:left w:w="100" w:type="dxa"/>
+              <w:right w:w="100" w:type="dxa"/>
+            </w:tcMar>
           </w:tcPr>
           <w:p>
+            <w:pPr>
+              <w:spacing w:before="40" w:after="40"/>
+            </w:pPr>
             <w:r>
               <w:rPr>
-                <w:sz w:val="17"/>
-              </w:rPr>
-            </w:r>
-            <w:r>
-              <w:rPr>
-                <w:sz w:val="17"/>
+                <w:rFonts w:ascii="Calibri" w:hAnsi="Calibri"/>
+                <w:b w:val="0"/>
+                <w:i w:val="0"/>
+                <w:sz w:val="20"/>
               </w:rPr>
               <w:t>15/06/2026</w:t>
             </w:r>
@@ -2040,17 +3034,24 @@
         </w:tc>
         <w:tc>
           <w:tcPr>
-            <w:tcW w:type="dxa" w:w="2436"/>
+            <w:tcW w:type="dxa" w:w="2225"/>
+            <w:tcMar>
+              <w:top w:w="60" w:type="dxa"/>
+              <w:bottom w:w="60" w:type="dxa"/>
+              <w:left w:w="100" w:type="dxa"/>
+              <w:right w:w="100" w:type="dxa"/>
+            </w:tcMar>
           </w:tcPr>
           <w:p>
+            <w:pPr>
+              <w:spacing w:before="40" w:after="40"/>
+            </w:pPr>
             <w:r>
               <w:rPr>
-                <w:sz w:val="17"/>
-              </w:rPr>
-            </w:r>
-            <w:r>
-              <w:rPr>
-                <w:sz w:val="17"/>
+                <w:rFonts w:ascii="Calibri" w:hAnsi="Calibri"/>
+                <w:b w:val="0"/>
+                <w:i w:val="0"/>
+                <w:sz w:val="20"/>
               </w:rPr>
               <w:t>Time de Melhoria Contínua</w:t>
             </w:r>
@@ -2058,32 +3059,334 @@
         </w:tc>
         <w:tc>
           <w:tcPr>
-            <w:tcW w:type="dxa" w:w="2436"/>
+            <w:tcW w:type="dxa" w:w="2225"/>
+            <w:tcMar>
+              <w:top w:w="60" w:type="dxa"/>
+              <w:bottom w:w="60" w:type="dxa"/>
+              <w:left w:w="100" w:type="dxa"/>
+              <w:right w:w="100" w:type="dxa"/>
+            </w:tcMar>
           </w:tcPr>
           <w:p>
+            <w:pPr>
+              <w:spacing w:before="40" w:after="40"/>
+            </w:pPr>
             <w:r>
               <w:rPr>
-                <w:sz w:val="17"/>
-              </w:rPr>
-            </w:r>
-            <w:r>
-              <w:rPr>
-                <w:sz w:val="17"/>
+                <w:rFonts w:ascii="Calibri" w:hAnsi="Calibri"/>
+                <w:b w:val="0"/>
+                <w:i w:val="0"/>
+                <w:sz w:val="20"/>
               </w:rPr>
               <w:t>Emissão inicial — evidência do ciclo S1–S9 (MR-MPS-SW:2024 Nível C).</w:t>
             </w:r>
           </w:p>
         </w:tc>
       </w:tr>
+      <w:tr>
+        <w:trPr>
+          <w:cantSplit w:val="1"/>
+        </w:trPr>
+        <w:tc>
+          <w:tcPr>
+            <w:tcW w:type="dxa" w:w="2225"/>
+            <w:tcMar>
+              <w:top w:w="60" w:type="dxa"/>
+              <w:bottom w:w="60" w:type="dxa"/>
+              <w:left w:w="100" w:type="dxa"/>
+              <w:right w:w="100" w:type="dxa"/>
+            </w:tcMar>
+            <w:shd w:val="clear" w:color="auto" w:fill="F0F4F8"/>
+          </w:tcPr>
+          <w:p>
+            <w:pPr>
+              <w:spacing w:before="40" w:after="40"/>
+            </w:pPr>
+            <w:r>
+              <w:rPr>
+                <w:rFonts w:ascii="Calibri" w:hAnsi="Calibri"/>
+                <w:b/>
+                <w:i w:val="0"/>
+                <w:sz w:val="20"/>
+              </w:rPr>
+              <w:t>1.1</w:t>
+            </w:r>
+          </w:p>
+        </w:tc>
+        <w:tc>
+          <w:tcPr>
+            <w:tcW w:type="dxa" w:w="2225"/>
+            <w:tcMar>
+              <w:top w:w="60" w:type="dxa"/>
+              <w:bottom w:w="60" w:type="dxa"/>
+              <w:left w:w="100" w:type="dxa"/>
+              <w:right w:w="100" w:type="dxa"/>
+            </w:tcMar>
+          </w:tcPr>
+          <w:p>
+            <w:pPr>
+              <w:spacing w:before="40" w:after="40"/>
+            </w:pPr>
+            <w:r>
+              <w:rPr>
+                <w:rFonts w:ascii="Calibri" w:hAnsi="Calibri"/>
+                <w:b w:val="0"/>
+                <w:i w:val="0"/>
+                <w:sz w:val="20"/>
+              </w:rPr>
+              <w:t>15/06/2026</w:t>
+            </w:r>
+          </w:p>
+        </w:tc>
+        <w:tc>
+          <w:tcPr>
+            <w:tcW w:type="dxa" w:w="2225"/>
+            <w:tcMar>
+              <w:top w:w="60" w:type="dxa"/>
+              <w:bottom w:w="60" w:type="dxa"/>
+              <w:left w:w="100" w:type="dxa"/>
+              <w:right w:w="100" w:type="dxa"/>
+            </w:tcMar>
+          </w:tcPr>
+          <w:p>
+            <w:pPr>
+              <w:spacing w:before="40" w:after="40"/>
+            </w:pPr>
+            <w:r>
+              <w:rPr>
+                <w:rFonts w:ascii="Calibri" w:hAnsi="Calibri"/>
+                <w:b w:val="0"/>
+                <w:i w:val="0"/>
+                <w:sz w:val="20"/>
+              </w:rPr>
+              <w:t>Time de Melhoria Contínua</w:t>
+            </w:r>
+          </w:p>
+        </w:tc>
+        <w:tc>
+          <w:tcPr>
+            <w:tcW w:type="dxa" w:w="2225"/>
+            <w:tcMar>
+              <w:top w:w="60" w:type="dxa"/>
+              <w:bottom w:w="60" w:type="dxa"/>
+              <w:left w:w="100" w:type="dxa"/>
+              <w:right w:w="100" w:type="dxa"/>
+            </w:tcMar>
+          </w:tcPr>
+          <w:p>
+            <w:pPr>
+              <w:spacing w:before="40" w:after="40"/>
+            </w:pPr>
+            <w:r>
+              <w:rPr>
+                <w:rFonts w:ascii="Calibri" w:hAnsi="Calibri"/>
+                <w:b w:val="0"/>
+                <w:i w:val="0"/>
+                <w:sz w:val="20"/>
+              </w:rPr>
+              <w:t>Aderência ao TPL-GPR-006: inclusão da classificação explícita do tipo de tratamento (Aditivo, §4), com justificativa coerente ao impacto de +10 h. Renumeração das seções subsequentes.</w:t>
+            </w:r>
+          </w:p>
+        </w:tc>
+      </w:tr>
     </w:tbl>
+    <w:p>
+      <w:pPr>
+        <w:spacing w:before="0" w:after="160"/>
+      </w:pPr>
+    </w:p>
     <w:sectPr>
-      <w:pgSz w:w="12240" w:h="15840"/>
-      <w:pgMar w:top="1134" w:right="1247" w:bottom="1134" w:left="1247" w:header="720" w:footer="720" w:gutter="0"/>
+      <w:headerReference w:type="default" r:id="rId9"/>
+      <w:headerReference w:type="first" r:id="rId10"/>
+      <w:footerReference w:type="default" r:id="rId11"/>
+      <w:footerReference w:type="first" r:id="rId12"/>
+      <w:pgSz w:w="11906" w:h="16838"/>
+      <w:pgMar w:top="1587" w:right="1417" w:bottom="1417" w:left="1587" w:header="720" w:footer="720" w:gutter="0"/>
       <w:cols w:space="720"/>
+      <w:titlePg/>
       <w:docGrid w:linePitch="360"/>
     </w:sectPr>
   </w:body>
 </w:document>
+</file>
+
+<file path=word/footer1.xml><?xml version="1.0" encoding="utf-8"?>
+<w:ftr xmlns:m="http://schemas.openxmlformats.org/officeDocument/2006/math" xmlns:mc="http://schemas.openxmlformats.org/markup-compatibility/2006" xmlns:mo="http://schemas.microsoft.com/office/mac/office/2008/main" xmlns:mv="urn:schemas-microsoft-com:mac:vml" xmlns:o="urn:schemas-microsoft-com:office:office" xmlns:r="http://schemas.openxmlformats.org/officeDocument/2006/relationships" xmlns:v="urn:schemas-microsoft-com:vml" xmlns:w10="urn:schemas-microsoft-com:office:word" xmlns:w14="http://schemas.microsoft.com/office/word/2010/wordml" xmlns:w="http://schemas.openxmlformats.org/wordprocessingml/2006/main" xmlns:wne="http://schemas.microsoft.com/office/word/2006/wordml" xmlns:wp14="http://schemas.microsoft.com/office/word/2010/wordprocessingDrawing" xmlns:wp="http://schemas.openxmlformats.org/drawingml/2006/wordprocessingDrawing" xmlns:wpc="http://schemas.microsoft.com/office/word/2010/wordprocessingCanvas" xmlns:wpg="http://schemas.microsoft.com/office/word/2010/wordprocessingGroup" xmlns:wpi="http://schemas.microsoft.com/office/word/2010/wordprocessingInk" xmlns:wps="http://schemas.microsoft.com/office/word/2010/wordprocessingShape" mc:Ignorable="w14 wp14">
+  <w:p>
+    <w:pPr>
+      <w:pStyle w:val="Footer"/>
+      <w:tabs>
+        <w:tab w:val="right" w:pos="8901"/>
+      </w:tabs>
+      <w:pBdr>
+        <w:top w:val="single" w:sz="4" w:space="4" w:color="003366"/>
+      </w:pBdr>
+      <w:spacing w:before="80" w:after="0"/>
+    </w:pPr>
+    <w:r>
+      <w:rPr>
+        <w:rFonts w:ascii="Calibri" w:hAnsi="Calibri"/>
+        <w:color w:val="555555"/>
+        <w:sz w:val="16"/>
+      </w:rPr>
+      <w:t>v1.1  ·  15/06/2026</w:t>
+    </w:r>
+    <w:r>
+      <w:tab/>
+    </w:r>
+    <w:r>
+      <w:rPr>
+        <w:rFonts w:ascii="Calibri" w:hAnsi="Calibri"/>
+        <w:color w:val="555555"/>
+        <w:sz w:val="16"/>
+      </w:rPr>
+      <w:t xml:space="preserve">Página </w:t>
+    </w:r>
+    <w:r>
+      <w:rPr>
+        <w:rFonts w:ascii="Calibri" w:hAnsi="Calibri"/>
+        <w:sz w:val="16"/>
+      </w:rPr>
+      <w:fldChar w:fldCharType="begin"/>
+      <w:instrText xml:space="preserve"> PAGE </w:instrText>
+      <w:fldChar w:fldCharType="end"/>
+    </w:r>
+    <w:r>
+      <w:rPr>
+        <w:rFonts w:ascii="Calibri" w:hAnsi="Calibri"/>
+        <w:color w:val="555555"/>
+        <w:sz w:val="16"/>
+      </w:rPr>
+      <w:t xml:space="preserve"> de </w:t>
+    </w:r>
+    <w:r>
+      <w:rPr>
+        <w:rFonts w:ascii="Calibri" w:hAnsi="Calibri"/>
+        <w:sz w:val="16"/>
+      </w:rPr>
+      <w:fldChar w:fldCharType="begin"/>
+      <w:instrText xml:space="preserve"> NUMPAGES </w:instrText>
+      <w:fldChar w:fldCharType="end"/>
+    </w:r>
+  </w:p>
+</w:ftr>
+</file>
+
+<file path=word/footer2.xml><?xml version="1.0" encoding="utf-8"?>
+<w:ftr xmlns:m="http://schemas.openxmlformats.org/officeDocument/2006/math" xmlns:mc="http://schemas.openxmlformats.org/markup-compatibility/2006" xmlns:mo="http://schemas.microsoft.com/office/mac/office/2008/main" xmlns:mv="urn:schemas-microsoft-com:mac:vml" xmlns:o="urn:schemas-microsoft-com:office:office" xmlns:r="http://schemas.openxmlformats.org/officeDocument/2006/relationships" xmlns:v="urn:schemas-microsoft-com:vml" xmlns:w10="urn:schemas-microsoft-com:office:word" xmlns:w14="http://schemas.microsoft.com/office/word/2010/wordml" xmlns:w="http://schemas.openxmlformats.org/wordprocessingml/2006/main" xmlns:wne="http://schemas.microsoft.com/office/word/2006/wordml" xmlns:wp14="http://schemas.microsoft.com/office/word/2010/wordprocessingDrawing" xmlns:wp="http://schemas.openxmlformats.org/drawingml/2006/wordprocessingDrawing" xmlns:wpc="http://schemas.microsoft.com/office/word/2010/wordprocessingCanvas" xmlns:wpg="http://schemas.microsoft.com/office/word/2010/wordprocessingGroup" xmlns:wpi="http://schemas.microsoft.com/office/word/2010/wordprocessingInk" xmlns:wps="http://schemas.microsoft.com/office/word/2010/wordprocessingShape" mc:Ignorable="w14 wp14">
+  <w:p>
+    <w:pPr>
+      <w:pStyle w:val="Footer"/>
+      <w:tabs>
+        <w:tab w:val="right" w:pos="8901"/>
+      </w:tabs>
+      <w:pBdr>
+        <w:top w:val="single" w:sz="4" w:space="4" w:color="003366"/>
+      </w:pBdr>
+      <w:spacing w:before="80" w:after="0"/>
+    </w:pPr>
+    <w:r>
+      <w:rPr>
+        <w:rFonts w:ascii="Calibri" w:hAnsi="Calibri"/>
+        <w:color w:val="555555"/>
+        <w:sz w:val="16"/>
+      </w:rPr>
+      <w:t>v1.1  ·  15/06/2026</w:t>
+    </w:r>
+    <w:r>
+      <w:tab/>
+    </w:r>
+    <w:r>
+      <w:rPr>
+        <w:rFonts w:ascii="Calibri" w:hAnsi="Calibri"/>
+        <w:color w:val="555555"/>
+        <w:sz w:val="16"/>
+      </w:rPr>
+      <w:t xml:space="preserve">Página </w:t>
+    </w:r>
+    <w:r>
+      <w:rPr>
+        <w:rFonts w:ascii="Calibri" w:hAnsi="Calibri"/>
+        <w:sz w:val="16"/>
+      </w:rPr>
+      <w:fldChar w:fldCharType="begin"/>
+      <w:instrText xml:space="preserve"> PAGE </w:instrText>
+      <w:fldChar w:fldCharType="end"/>
+    </w:r>
+    <w:r>
+      <w:rPr>
+        <w:rFonts w:ascii="Calibri" w:hAnsi="Calibri"/>
+        <w:color w:val="555555"/>
+        <w:sz w:val="16"/>
+      </w:rPr>
+      <w:t xml:space="preserve"> de </w:t>
+    </w:r>
+    <w:r>
+      <w:rPr>
+        <w:rFonts w:ascii="Calibri" w:hAnsi="Calibri"/>
+        <w:sz w:val="16"/>
+      </w:rPr>
+      <w:fldChar w:fldCharType="begin"/>
+      <w:instrText xml:space="preserve"> NUMPAGES </w:instrText>
+      <w:fldChar w:fldCharType="end"/>
+    </w:r>
+  </w:p>
+</w:ftr>
+</file>
+
+<file path=word/header1.xml><?xml version="1.0" encoding="utf-8"?>
+<w:hdr xmlns:m="http://schemas.openxmlformats.org/officeDocument/2006/math" xmlns:mc="http://schemas.openxmlformats.org/markup-compatibility/2006" xmlns:mo="http://schemas.microsoft.com/office/mac/office/2008/main" xmlns:mv="urn:schemas-microsoft-com:mac:vml" xmlns:o="urn:schemas-microsoft-com:office:office" xmlns:r="http://schemas.openxmlformats.org/officeDocument/2006/relationships" xmlns:v="urn:schemas-microsoft-com:vml" xmlns:w10="urn:schemas-microsoft-com:office:word" xmlns:w14="http://schemas.microsoft.com/office/word/2010/wordml" xmlns:w="http://schemas.openxmlformats.org/wordprocessingml/2006/main" xmlns:wne="http://schemas.microsoft.com/office/word/2006/wordml" xmlns:wp14="http://schemas.microsoft.com/office/word/2010/wordprocessingDrawing" xmlns:wp="http://schemas.openxmlformats.org/drawingml/2006/wordprocessingDrawing" xmlns:wpc="http://schemas.microsoft.com/office/word/2010/wordprocessingCanvas" xmlns:wpg="http://schemas.microsoft.com/office/word/2010/wordprocessingGroup" xmlns:wpi="http://schemas.microsoft.com/office/word/2010/wordprocessingInk" xmlns:wps="http://schemas.microsoft.com/office/word/2010/wordprocessingShape" mc:Ignorable="w14 wp14">
+  <w:p>
+    <w:pPr>
+      <w:pStyle w:val="Header"/>
+      <w:tabs>
+        <w:tab w:val="right" w:pos="8901"/>
+      </w:tabs>
+      <w:pBdr>
+        <w:bottom w:val="single" w:sz="8" w:space="4" w:color="003366"/>
+      </w:pBdr>
+      <w:spacing w:before="0" w:after="80"/>
+    </w:pPr>
+    <w:r>
+      <w:rPr>
+        <w:rFonts w:ascii="Calibri" w:hAnsi="Calibri"/>
+        <w:b/>
+        <w:color w:val="003366"/>
+        <w:sz w:val="18"/>
+      </w:rPr>
+      <w:t>TIMEWARE</w:t>
+    </w:r>
+    <w:r>
+      <w:rPr>
+        <w:rFonts w:ascii="Calibri" w:hAnsi="Calibri"/>
+        <w:color w:val="555555"/>
+        <w:sz w:val="18"/>
+      </w:rPr>
+      <w:t xml:space="preserve">   ·   MILHASFACIL01</w:t>
+    </w:r>
+    <w:r>
+      <w:tab/>
+    </w:r>
+    <w:r>
+      <w:rPr>
+        <w:rFonts w:ascii="Calibri" w:hAnsi="Calibri"/>
+        <w:color w:val="555555"/>
+        <w:sz w:val="18"/>
+      </w:rPr>
+      <w:t>Evidência de Projeto</w:t>
+    </w:r>
+  </w:p>
+</w:hdr>
+</file>
+
+<file path=word/header2.xml><?xml version="1.0" encoding="utf-8"?>
+<w:hdr xmlns:m="http://schemas.openxmlformats.org/officeDocument/2006/math" xmlns:mc="http://schemas.openxmlformats.org/markup-compatibility/2006" xmlns:mo="http://schemas.microsoft.com/office/mac/office/2008/main" xmlns:mv="urn:schemas-microsoft-com:mac:vml" xmlns:o="urn:schemas-microsoft-com:office:office" xmlns:r="http://schemas.openxmlformats.org/officeDocument/2006/relationships" xmlns:v="urn:schemas-microsoft-com:vml" xmlns:w10="urn:schemas-microsoft-com:office:word" xmlns:w14="http://schemas.microsoft.com/office/word/2010/wordml" xmlns:w="http://schemas.openxmlformats.org/wordprocessingml/2006/main" xmlns:wne="http://schemas.microsoft.com/office/word/2006/wordml" xmlns:wp14="http://schemas.microsoft.com/office/word/2010/wordprocessingDrawing" xmlns:wp="http://schemas.openxmlformats.org/drawingml/2006/wordprocessingDrawing" xmlns:wpc="http://schemas.microsoft.com/office/word/2010/wordprocessingCanvas" xmlns:wpg="http://schemas.microsoft.com/office/word/2010/wordprocessingGroup" xmlns:wpi="http://schemas.microsoft.com/office/word/2010/wordprocessingInk" xmlns:wps="http://schemas.microsoft.com/office/word/2010/wordprocessingShape" mc:Ignorable="w14 wp14">
+  <w:p>
+    <w:pPr>
+      <w:pStyle w:val="Header"/>
+    </w:pPr>
+  </w:p>
+</w:hdr>
 </file>
 
 <file path=word/numbering.xml><?xml version="1.0" encoding="utf-8"?>
@@ -2449,9 +3752,12 @@
     <w:name w:val="Normal"/>
     <w:qFormat/>
     <w:rsid w:val="00FC693F"/>
+    <w:pPr>
+      <w:spacing w:after="120" w:lineRule="auto" w:line="276"/>
+    </w:pPr>
     <w:rPr>
       <w:rFonts w:ascii="Calibri" w:hAnsi="Calibri"/>
-      <w:sz w:val="21"/>
+      <w:sz w:val="22"/>
     </w:rPr>
   </w:style>
   <w:style w:type="paragraph" w:styleId="Header">
@@ -2509,15 +3815,15 @@
     <w:pPr>
       <w:keepNext/>
       <w:keepLines/>
-      <w:spacing w:before="480" w:after="0"/>
+      <w:spacing w:before="360" w:after="120"/>
       <w:outlineLvl w:val="0"/>
     </w:pPr>
     <w:rPr>
-      <w:rFonts w:asciiTheme="majorHAnsi" w:eastAsiaTheme="majorEastAsia" w:hAnsiTheme="majorHAnsi" w:cstheme="majorBidi"/>
+      <w:rFonts w:asciiTheme="majorHAnsi" w:eastAsiaTheme="majorEastAsia" w:hAnsiTheme="majorHAnsi" w:cstheme="majorBidi" w:ascii="Calibri" w:hAnsi="Calibri"/>
       <w:b/>
       <w:bCs/>
-      <w:color w:val="365F91" w:themeColor="accent1" w:themeShade="BF"/>
-      <w:sz w:val="28"/>
+      <w:color w:val="003366"/>
+      <w:sz w:val="26"/>
       <w:szCs w:val="28"/>
     </w:rPr>
   </w:style>
@@ -2533,15 +3839,15 @@
     <w:pPr>
       <w:keepNext/>
       <w:keepLines/>
-      <w:spacing w:before="200" w:after="0"/>
+      <w:spacing w:before="240" w:after="80"/>
       <w:outlineLvl w:val="1"/>
     </w:pPr>
     <w:rPr>
-      <w:rFonts w:asciiTheme="majorHAnsi" w:eastAsiaTheme="majorEastAsia" w:hAnsiTheme="majorHAnsi" w:cstheme="majorBidi"/>
+      <w:rFonts w:asciiTheme="majorHAnsi" w:eastAsiaTheme="majorEastAsia" w:hAnsiTheme="majorHAnsi" w:cstheme="majorBidi" w:ascii="Calibri" w:hAnsi="Calibri"/>
       <w:b/>
       <w:bCs/>
-      <w:color w:val="4F81BD" w:themeColor="accent1"/>
-      <w:sz w:val="26"/>
+      <w:color w:val="1A5276"/>
+      <w:sz w:val="22"/>
       <w:szCs w:val="26"/>
     </w:rPr>
   </w:style>
@@ -2557,14 +3863,16 @@
     <w:pPr>
       <w:keepNext/>
       <w:keepLines/>
-      <w:spacing w:before="200" w:after="0"/>
+      <w:spacing w:before="160" w:after="40"/>
       <w:outlineLvl w:val="2"/>
     </w:pPr>
     <w:rPr>
-      <w:rFonts w:asciiTheme="majorHAnsi" w:eastAsiaTheme="majorEastAsia" w:hAnsiTheme="majorHAnsi" w:cstheme="majorBidi"/>
+      <w:rFonts w:asciiTheme="majorHAnsi" w:eastAsiaTheme="majorEastAsia" w:hAnsiTheme="majorHAnsi" w:cstheme="majorBidi" w:ascii="Calibri" w:hAnsi="Calibri"/>
       <w:b/>
       <w:bCs/>
-      <w:color w:val="4F81BD" w:themeColor="accent1"/>
+      <w:i/>
+      <w:color w:val="1A5276"/>
+      <w:sz w:val="22"/>
     </w:rPr>
   </w:style>
   <w:style w:type="paragraph" w:styleId="Heading4">

--- a/mps-nivel-c/oficial/04_registros/MilhasFacil_Busca-de-Milhas/CR-MILHASFACIL01-001_Change-Request.docx
+++ b/mps-nivel-c/oficial/04_registros/MilhasFacil_Busca-de-Milhas/CR-MILHASFACIL01-001_Change-Request.docx
@@ -4,89 +4,31 @@
   <w:body>
     <w:p>
       <w:pPr>
-        <w:pBdr>
-          <w:top w:val="single" w:sz="32" w:space="0" w:color="003366"/>
-        </w:pBdr>
-        <w:spacing w:before="0" w:after="0"/>
-      </w:pPr>
-    </w:p>
-    <w:p>
-      <w:pPr>
-        <w:spacing w:before="240" w:after="40"/>
+        <w:pStyle w:val="Heading1"/>
       </w:pPr>
       <w:r>
-        <w:rPr>
-          <w:rFonts w:ascii="Calibri" w:hAnsi="Calibri"/>
-          <w:b/>
-          <w:color w:val="003366"/>
-          <w:sz w:val="36"/>
-        </w:rPr>
-        <w:t>REGISTRO DE CHANGE REQUEST — MILHASFACIL · BUSCA DE MILHAS</w:t>
+        <w:t>Registro de Change Request — MilhasFacil · Busca de Milhas</w:t>
       </w:r>
-    </w:p>
-    <w:p>
-      <w:pPr>
-        <w:spacing w:before="0" w:after="40"/>
-      </w:pPr>
-      <w:r>
-        <w:rPr>
-          <w:rFonts w:ascii="Calibri" w:hAnsi="Calibri"/>
-          <w:color w:val="555555"/>
-          <w:sz w:val="20"/>
-        </w:rPr>
-        <w:t>MILHASFACIL01   ·   Versão 1.1   ·   15/06/2026   ·   Timeware Brasil</w:t>
-      </w:r>
-    </w:p>
-    <w:p>
-      <w:pPr>
-        <w:pBdr>
-          <w:bottom w:val="single" w:sz="6" w:space="1" w:color="003366"/>
-        </w:pBdr>
-        <w:spacing w:before="120" w:after="280"/>
-      </w:pPr>
     </w:p>
     <w:tbl>
       <w:tblPr>
+        <w:tblStyle w:val="TableGrid"/>
         <w:tblW w:type="auto" w:w="0"/>
         <w:tblLook w:firstColumn="1" w:firstRow="1" w:lastColumn="0" w:lastRow="0" w:noHBand="0" w:noVBand="1" w:val="04A0"/>
-        <w:tblBorders>
-          <w:top w:val="single" w:sz="4" w:space="0" w:color="AAAAAA"/>
-          <w:left w:val="single" w:sz="4" w:space="0" w:color="AAAAAA"/>
-          <w:bottom w:val="single" w:sz="4" w:space="0" w:color="AAAAAA"/>
-          <w:right w:val="single" w:sz="4" w:space="0" w:color="AAAAAA"/>
-          <w:insideH w:val="single" w:sz="4" w:space="0" w:color="AAAAAA"/>
-          <w:insideV w:val="single" w:sz="4" w:space="0" w:color="AAAAAA"/>
-        </w:tblBorders>
       </w:tblPr>
       <w:tblGrid>
-        <w:gridCol w:w="4451"/>
-        <w:gridCol w:w="4451"/>
+        <w:gridCol w:w="4320"/>
+        <w:gridCol w:w="4320"/>
       </w:tblGrid>
       <w:tr>
-        <w:trPr>
-          <w:cantSplit w:val="1"/>
-        </w:trPr>
         <w:tc>
           <w:tcPr>
-            <w:tcW w:type="dxa" w:w="4451"/>
-            <w:tcMar>
-              <w:top w:w="60" w:type="dxa"/>
-              <w:bottom w:w="60" w:type="dxa"/>
-              <w:left w:w="100" w:type="dxa"/>
-              <w:right w:w="100" w:type="dxa"/>
-            </w:tcMar>
-            <w:shd w:val="clear" w:color="auto" w:fill="D6E4F0"/>
+            <w:tcW w:type="dxa" w:w="4320"/>
           </w:tcPr>
           <w:p>
-            <w:pPr>
-              <w:spacing w:before="40" w:after="40"/>
-            </w:pPr>
             <w:r>
               <w:rPr>
-                <w:rFonts w:ascii="Calibri" w:hAnsi="Calibri"/>
                 <w:b/>
-                <w:i w:val="0"/>
-                <w:sz w:val="20"/>
               </w:rPr>
               <w:t>Campo</w:t>
             </w:r>
@@ -94,25 +36,12 @@
         </w:tc>
         <w:tc>
           <w:tcPr>
-            <w:tcW w:type="dxa" w:w="4451"/>
-            <w:tcMar>
-              <w:top w:w="60" w:type="dxa"/>
-              <w:bottom w:w="60" w:type="dxa"/>
-              <w:left w:w="100" w:type="dxa"/>
-              <w:right w:w="100" w:type="dxa"/>
-            </w:tcMar>
-            <w:shd w:val="clear" w:color="auto" w:fill="D6E4F0"/>
+            <w:tcW w:type="dxa" w:w="4320"/>
           </w:tcPr>
           <w:p>
-            <w:pPr>
-              <w:spacing w:before="40" w:after="40"/>
-            </w:pPr>
             <w:r>
               <w:rPr>
-                <w:rFonts w:ascii="Calibri" w:hAnsi="Calibri"/>
                 <w:b/>
-                <w:i w:val="0"/>
-                <w:sz w:val="20"/>
               </w:rPr>
               <w:t>Valor</w:t>
             </w:r>
@@ -120,30 +49,14 @@
         </w:tc>
       </w:tr>
       <w:tr>
-        <w:trPr>
-          <w:cantSplit w:val="1"/>
-        </w:trPr>
         <w:tc>
           <w:tcPr>
-            <w:tcW w:type="dxa" w:w="4451"/>
-            <w:tcMar>
-              <w:top w:w="60" w:type="dxa"/>
-              <w:bottom w:w="60" w:type="dxa"/>
-              <w:left w:w="100" w:type="dxa"/>
-              <w:right w:w="100" w:type="dxa"/>
-            </w:tcMar>
-            <w:shd w:val="clear" w:color="auto" w:fill="F0F4F8"/>
+            <w:tcW w:type="dxa" w:w="4320"/>
           </w:tcPr>
           <w:p>
-            <w:pPr>
-              <w:spacing w:before="40" w:after="40"/>
-            </w:pPr>
             <w:r>
               <w:rPr>
-                <w:rFonts w:ascii="Calibri" w:hAnsi="Calibri"/>
                 <w:b/>
-                <w:i w:val="0"/>
-                <w:sz w:val="20"/>
               </w:rPr>
               <w:t>Documento</w:t>
             </w:r>
@@ -151,55 +64,24 @@
         </w:tc>
         <w:tc>
           <w:tcPr>
-            <w:tcW w:type="dxa" w:w="4451"/>
-            <w:tcMar>
-              <w:top w:w="60" w:type="dxa"/>
-              <w:bottom w:w="60" w:type="dxa"/>
-              <w:left w:w="100" w:type="dxa"/>
-              <w:right w:w="100" w:type="dxa"/>
-            </w:tcMar>
+            <w:tcW w:type="dxa" w:w="4320"/>
           </w:tcPr>
           <w:p>
-            <w:pPr>
-              <w:spacing w:before="40" w:after="40"/>
-            </w:pPr>
             <w:r>
-              <w:rPr>
-                <w:rFonts w:ascii="Calibri" w:hAnsi="Calibri"/>
-                <w:b w:val="0"/>
-                <w:i w:val="0"/>
-                <w:sz w:val="20"/>
-              </w:rPr>
               <w:t>CR-MILHASFACIL01-001</w:t>
             </w:r>
           </w:p>
         </w:tc>
       </w:tr>
       <w:tr>
-        <w:trPr>
-          <w:cantSplit w:val="1"/>
-        </w:trPr>
         <w:tc>
           <w:tcPr>
-            <w:tcW w:type="dxa" w:w="4451"/>
-            <w:tcMar>
-              <w:top w:w="60" w:type="dxa"/>
-              <w:bottom w:w="60" w:type="dxa"/>
-              <w:left w:w="100" w:type="dxa"/>
-              <w:right w:w="100" w:type="dxa"/>
-            </w:tcMar>
-            <w:shd w:val="clear" w:color="auto" w:fill="F0F4F8"/>
+            <w:tcW w:type="dxa" w:w="4320"/>
           </w:tcPr>
           <w:p>
-            <w:pPr>
-              <w:spacing w:before="40" w:after="40"/>
-            </w:pPr>
             <w:r>
               <w:rPr>
-                <w:rFonts w:ascii="Calibri" w:hAnsi="Calibri"/>
                 <w:b/>
-                <w:i w:val="0"/>
-                <w:sz w:val="20"/>
               </w:rPr>
               <w:t>Projeto</w:t>
             </w:r>
@@ -207,55 +89,24 @@
         </w:tc>
         <w:tc>
           <w:tcPr>
-            <w:tcW w:type="dxa" w:w="4451"/>
-            <w:tcMar>
-              <w:top w:w="60" w:type="dxa"/>
-              <w:bottom w:w="60" w:type="dxa"/>
-              <w:left w:w="100" w:type="dxa"/>
-              <w:right w:w="100" w:type="dxa"/>
-            </w:tcMar>
+            <w:tcW w:type="dxa" w:w="4320"/>
           </w:tcPr>
           <w:p>
-            <w:pPr>
-              <w:spacing w:before="40" w:after="40"/>
-            </w:pPr>
             <w:r>
-              <w:rPr>
-                <w:rFonts w:ascii="Calibri" w:hAnsi="Calibri"/>
-                <w:b w:val="0"/>
-                <w:i w:val="0"/>
-                <w:sz w:val="20"/>
-              </w:rPr>
               <w:t>MilhasFacil — Plataforma de Busca e Alerta de Passagens por Milhas</w:t>
             </w:r>
           </w:p>
         </w:tc>
       </w:tr>
       <w:tr>
-        <w:trPr>
-          <w:cantSplit w:val="1"/>
-        </w:trPr>
         <w:tc>
           <w:tcPr>
-            <w:tcW w:type="dxa" w:w="4451"/>
-            <w:tcMar>
-              <w:top w:w="60" w:type="dxa"/>
-              <w:bottom w:w="60" w:type="dxa"/>
-              <w:left w:w="100" w:type="dxa"/>
-              <w:right w:w="100" w:type="dxa"/>
-            </w:tcMar>
-            <w:shd w:val="clear" w:color="auto" w:fill="F0F4F8"/>
+            <w:tcW w:type="dxa" w:w="4320"/>
           </w:tcPr>
           <w:p>
-            <w:pPr>
-              <w:spacing w:before="40" w:after="40"/>
-            </w:pPr>
             <w:r>
               <w:rPr>
-                <w:rFonts w:ascii="Calibri" w:hAnsi="Calibri"/>
                 <w:b/>
-                <w:i w:val="0"/>
-                <w:sz w:val="20"/>
               </w:rPr>
               <w:t>Código do projeto</w:t>
             </w:r>
@@ -263,55 +114,24 @@
         </w:tc>
         <w:tc>
           <w:tcPr>
-            <w:tcW w:type="dxa" w:w="4451"/>
-            <w:tcMar>
-              <w:top w:w="60" w:type="dxa"/>
-              <w:bottom w:w="60" w:type="dxa"/>
-              <w:left w:w="100" w:type="dxa"/>
-              <w:right w:w="100" w:type="dxa"/>
-            </w:tcMar>
+            <w:tcW w:type="dxa" w:w="4320"/>
           </w:tcPr>
           <w:p>
-            <w:pPr>
-              <w:spacing w:before="40" w:after="40"/>
-            </w:pPr>
             <w:r>
-              <w:rPr>
-                <w:rFonts w:ascii="Calibri" w:hAnsi="Calibri"/>
-                <w:b w:val="0"/>
-                <w:i w:val="0"/>
-                <w:sz w:val="20"/>
-              </w:rPr>
               <w:t>MILHASFACIL01</w:t>
             </w:r>
           </w:p>
         </w:tc>
       </w:tr>
       <w:tr>
-        <w:trPr>
-          <w:cantSplit w:val="1"/>
-        </w:trPr>
         <w:tc>
           <w:tcPr>
-            <w:tcW w:type="dxa" w:w="4451"/>
-            <w:tcMar>
-              <w:top w:w="60" w:type="dxa"/>
-              <w:bottom w:w="60" w:type="dxa"/>
-              <w:left w:w="100" w:type="dxa"/>
-              <w:right w:w="100" w:type="dxa"/>
-            </w:tcMar>
-            <w:shd w:val="clear" w:color="auto" w:fill="F0F4F8"/>
+            <w:tcW w:type="dxa" w:w="4320"/>
           </w:tcPr>
           <w:p>
-            <w:pPr>
-              <w:spacing w:before="40" w:after="40"/>
-            </w:pPr>
             <w:r>
               <w:rPr>
-                <w:rFonts w:ascii="Calibri" w:hAnsi="Calibri"/>
                 <w:b/>
-                <w:i w:val="0"/>
-                <w:sz w:val="20"/>
               </w:rPr>
               <w:t>Cliente</w:t>
             </w:r>
@@ -319,55 +139,24 @@
         </w:tc>
         <w:tc>
           <w:tcPr>
-            <w:tcW w:type="dxa" w:w="4451"/>
-            <w:tcMar>
-              <w:top w:w="60" w:type="dxa"/>
-              <w:bottom w:w="60" w:type="dxa"/>
-              <w:left w:w="100" w:type="dxa"/>
-              <w:right w:w="100" w:type="dxa"/>
-            </w:tcMar>
+            <w:tcW w:type="dxa" w:w="4320"/>
           </w:tcPr>
           <w:p>
-            <w:pPr>
-              <w:spacing w:before="40" w:after="40"/>
-            </w:pPr>
             <w:r>
-              <w:rPr>
-                <w:rFonts w:ascii="Calibri" w:hAnsi="Calibri"/>
-                <w:b w:val="0"/>
-                <w:i w:val="0"/>
-                <w:sz w:val="20"/>
-              </w:rPr>
               <w:t>Hub de Milhas</w:t>
             </w:r>
           </w:p>
         </w:tc>
       </w:tr>
       <w:tr>
-        <w:trPr>
-          <w:cantSplit w:val="1"/>
-        </w:trPr>
         <w:tc>
           <w:tcPr>
-            <w:tcW w:type="dxa" w:w="4451"/>
-            <w:tcMar>
-              <w:top w:w="60" w:type="dxa"/>
-              <w:bottom w:w="60" w:type="dxa"/>
-              <w:left w:w="100" w:type="dxa"/>
-              <w:right w:w="100" w:type="dxa"/>
-            </w:tcMar>
-            <w:shd w:val="clear" w:color="auto" w:fill="F0F4F8"/>
+            <w:tcW w:type="dxa" w:w="4320"/>
           </w:tcPr>
           <w:p>
-            <w:pPr>
-              <w:spacing w:before="40" w:after="40"/>
-            </w:pPr>
             <w:r>
               <w:rPr>
-                <w:rFonts w:ascii="Calibri" w:hAnsi="Calibri"/>
                 <w:b/>
-                <w:i w:val="0"/>
-                <w:sz w:val="20"/>
               </w:rPr>
               <w:t>Organização</w:t>
             </w:r>
@@ -375,55 +164,24 @@
         </w:tc>
         <w:tc>
           <w:tcPr>
-            <w:tcW w:type="dxa" w:w="4451"/>
-            <w:tcMar>
-              <w:top w:w="60" w:type="dxa"/>
-              <w:bottom w:w="60" w:type="dxa"/>
-              <w:left w:w="100" w:type="dxa"/>
-              <w:right w:w="100" w:type="dxa"/>
-            </w:tcMar>
+            <w:tcW w:type="dxa" w:w="4320"/>
           </w:tcPr>
           <w:p>
-            <w:pPr>
-              <w:spacing w:before="40" w:after="40"/>
-            </w:pPr>
             <w:r>
-              <w:rPr>
-                <w:rFonts w:ascii="Calibri" w:hAnsi="Calibri"/>
-                <w:b w:val="0"/>
-                <w:i w:val="0"/>
-                <w:sz w:val="20"/>
-              </w:rPr>
               <w:t>Timeware Brasil Softwares e Serviços LTDA</w:t>
             </w:r>
           </w:p>
         </w:tc>
       </w:tr>
       <w:tr>
-        <w:trPr>
-          <w:cantSplit w:val="1"/>
-        </w:trPr>
         <w:tc>
           <w:tcPr>
-            <w:tcW w:type="dxa" w:w="4451"/>
-            <w:tcMar>
-              <w:top w:w="60" w:type="dxa"/>
-              <w:bottom w:w="60" w:type="dxa"/>
-              <w:left w:w="100" w:type="dxa"/>
-              <w:right w:w="100" w:type="dxa"/>
-            </w:tcMar>
-            <w:shd w:val="clear" w:color="auto" w:fill="F0F4F8"/>
+            <w:tcW w:type="dxa" w:w="4320"/>
           </w:tcPr>
           <w:p>
-            <w:pPr>
-              <w:spacing w:before="40" w:after="40"/>
-            </w:pPr>
             <w:r>
               <w:rPr>
-                <w:rFonts w:ascii="Calibri" w:hAnsi="Calibri"/>
                 <w:b/>
-                <w:i w:val="0"/>
-                <w:sz w:val="20"/>
               </w:rPr>
               <w:t>Versão</w:t>
             </w:r>
@@ -431,55 +189,24 @@
         </w:tc>
         <w:tc>
           <w:tcPr>
-            <w:tcW w:type="dxa" w:w="4451"/>
-            <w:tcMar>
-              <w:top w:w="60" w:type="dxa"/>
-              <w:bottom w:w="60" w:type="dxa"/>
-              <w:left w:w="100" w:type="dxa"/>
-              <w:right w:w="100" w:type="dxa"/>
-            </w:tcMar>
+            <w:tcW w:type="dxa" w:w="4320"/>
           </w:tcPr>
           <w:p>
-            <w:pPr>
-              <w:spacing w:before="40" w:after="40"/>
-            </w:pPr>
             <w:r>
-              <w:rPr>
-                <w:rFonts w:ascii="Calibri" w:hAnsi="Calibri"/>
-                <w:b w:val="0"/>
-                <w:i w:val="0"/>
-                <w:sz w:val="20"/>
-              </w:rPr>
-              <w:t>1.1</w:t>
+              <w:t>1.2</w:t>
             </w:r>
           </w:p>
         </w:tc>
       </w:tr>
       <w:tr>
-        <w:trPr>
-          <w:cantSplit w:val="1"/>
-        </w:trPr>
         <w:tc>
           <w:tcPr>
-            <w:tcW w:type="dxa" w:w="4451"/>
-            <w:tcMar>
-              <w:top w:w="60" w:type="dxa"/>
-              <w:bottom w:w="60" w:type="dxa"/>
-              <w:left w:w="100" w:type="dxa"/>
-              <w:right w:w="100" w:type="dxa"/>
-            </w:tcMar>
-            <w:shd w:val="clear" w:color="auto" w:fill="F0F4F8"/>
+            <w:tcW w:type="dxa" w:w="4320"/>
           </w:tcPr>
           <w:p>
-            <w:pPr>
-              <w:spacing w:before="40" w:after="40"/>
-            </w:pPr>
             <w:r>
               <w:rPr>
-                <w:rFonts w:ascii="Calibri" w:hAnsi="Calibri"/>
                 <w:b/>
-                <w:i w:val="0"/>
-                <w:sz w:val="20"/>
               </w:rPr>
               <w:t>Data</w:t>
             </w:r>
@@ -487,55 +214,24 @@
         </w:tc>
         <w:tc>
           <w:tcPr>
-            <w:tcW w:type="dxa" w:w="4451"/>
-            <w:tcMar>
-              <w:top w:w="60" w:type="dxa"/>
-              <w:bottom w:w="60" w:type="dxa"/>
-              <w:left w:w="100" w:type="dxa"/>
-              <w:right w:w="100" w:type="dxa"/>
-            </w:tcMar>
+            <w:tcW w:type="dxa" w:w="4320"/>
           </w:tcPr>
           <w:p>
-            <w:pPr>
-              <w:spacing w:before="40" w:after="40"/>
-            </w:pPr>
             <w:r>
-              <w:rPr>
-                <w:rFonts w:ascii="Calibri" w:hAnsi="Calibri"/>
-                <w:b w:val="0"/>
-                <w:i w:val="0"/>
-                <w:sz w:val="20"/>
-              </w:rPr>
-              <w:t>15/06/2026</w:t>
+              <w:t>26/06/2026</w:t>
             </w:r>
           </w:p>
         </w:tc>
       </w:tr>
       <w:tr>
-        <w:trPr>
-          <w:cantSplit w:val="1"/>
-        </w:trPr>
         <w:tc>
           <w:tcPr>
-            <w:tcW w:type="dxa" w:w="4451"/>
-            <w:tcMar>
-              <w:top w:w="60" w:type="dxa"/>
-              <w:bottom w:w="60" w:type="dxa"/>
-              <w:left w:w="100" w:type="dxa"/>
-              <w:right w:w="100" w:type="dxa"/>
-            </w:tcMar>
-            <w:shd w:val="clear" w:color="auto" w:fill="F0F4F8"/>
+            <w:tcW w:type="dxa" w:w="4320"/>
           </w:tcPr>
           <w:p>
-            <w:pPr>
-              <w:spacing w:before="40" w:after="40"/>
-            </w:pPr>
             <w:r>
               <w:rPr>
-                <w:rFonts w:ascii="Calibri" w:hAnsi="Calibri"/>
                 <w:b/>
-                <w:i w:val="0"/>
-                <w:sz w:val="20"/>
               </w:rPr>
               <w:t>Situação</w:t>
             </w:r>
@@ -543,55 +239,24 @@
         </w:tc>
         <w:tc>
           <w:tcPr>
-            <w:tcW w:type="dxa" w:w="4451"/>
-            <w:tcMar>
-              <w:top w:w="60" w:type="dxa"/>
-              <w:bottom w:w="60" w:type="dxa"/>
-              <w:left w:w="100" w:type="dxa"/>
-              <w:right w:w="100" w:type="dxa"/>
-            </w:tcMar>
+            <w:tcW w:type="dxa" w:w="4320"/>
           </w:tcPr>
           <w:p>
-            <w:pPr>
-              <w:spacing w:before="40" w:after="40"/>
-            </w:pPr>
             <w:r>
-              <w:rPr>
-                <w:rFonts w:ascii="Calibri" w:hAnsi="Calibri"/>
-                <w:b w:val="0"/>
-                <w:i w:val="0"/>
-                <w:sz w:val="20"/>
-              </w:rPr>
               <w:t>Aprovado</w:t>
             </w:r>
           </w:p>
         </w:tc>
       </w:tr>
       <w:tr>
-        <w:trPr>
-          <w:cantSplit w:val="1"/>
-        </w:trPr>
         <w:tc>
           <w:tcPr>
-            <w:tcW w:type="dxa" w:w="4451"/>
-            <w:tcMar>
-              <w:top w:w="60" w:type="dxa"/>
-              <w:bottom w:w="60" w:type="dxa"/>
-              <w:left w:w="100" w:type="dxa"/>
-              <w:right w:w="100" w:type="dxa"/>
-            </w:tcMar>
-            <w:shd w:val="clear" w:color="auto" w:fill="F0F4F8"/>
+            <w:tcW w:type="dxa" w:w="4320"/>
           </w:tcPr>
           <w:p>
-            <w:pPr>
-              <w:spacing w:before="40" w:after="40"/>
-            </w:pPr>
             <w:r>
               <w:rPr>
-                <w:rFonts w:ascii="Calibri" w:hAnsi="Calibri"/>
                 <w:b/>
-                <w:i w:val="0"/>
-                <w:sz w:val="20"/>
               </w:rPr>
               <w:t>Gerente de Projeto</w:t>
             </w:r>
@@ -599,55 +264,24 @@
         </w:tc>
         <w:tc>
           <w:tcPr>
-            <w:tcW w:type="dxa" w:w="4451"/>
-            <w:tcMar>
-              <w:top w:w="60" w:type="dxa"/>
-              <w:bottom w:w="60" w:type="dxa"/>
-              <w:left w:w="100" w:type="dxa"/>
-              <w:right w:w="100" w:type="dxa"/>
-            </w:tcMar>
+            <w:tcW w:type="dxa" w:w="4320"/>
           </w:tcPr>
           <w:p>
-            <w:pPr>
-              <w:spacing w:before="40" w:after="40"/>
-            </w:pPr>
             <w:r>
-              <w:rPr>
-                <w:rFonts w:ascii="Calibri" w:hAnsi="Calibri"/>
-                <w:b w:val="0"/>
-                <w:i w:val="0"/>
-                <w:sz w:val="20"/>
-              </w:rPr>
               <w:t>Abraão</w:t>
             </w:r>
           </w:p>
         </w:tc>
       </w:tr>
       <w:tr>
-        <w:trPr>
-          <w:cantSplit w:val="1"/>
-        </w:trPr>
         <w:tc>
           <w:tcPr>
-            <w:tcW w:type="dxa" w:w="4451"/>
-            <w:tcMar>
-              <w:top w:w="60" w:type="dxa"/>
-              <w:bottom w:w="60" w:type="dxa"/>
-              <w:left w:w="100" w:type="dxa"/>
-              <w:right w:w="100" w:type="dxa"/>
-            </w:tcMar>
-            <w:shd w:val="clear" w:color="auto" w:fill="F0F4F8"/>
+            <w:tcW w:type="dxa" w:w="4320"/>
           </w:tcPr>
           <w:p>
-            <w:pPr>
-              <w:spacing w:before="40" w:after="40"/>
-            </w:pPr>
             <w:r>
               <w:rPr>
-                <w:rFonts w:ascii="Calibri" w:hAnsi="Calibri"/>
                 <w:b/>
-                <w:i w:val="0"/>
-                <w:sz w:val="20"/>
               </w:rPr>
               <w:t>Tech Lead / Arquiteto / DevOps</w:t>
             </w:r>
@@ -655,55 +289,24 @@
         </w:tc>
         <w:tc>
           <w:tcPr>
-            <w:tcW w:type="dxa" w:w="4451"/>
-            <w:tcMar>
-              <w:top w:w="60" w:type="dxa"/>
-              <w:bottom w:w="60" w:type="dxa"/>
-              <w:left w:w="100" w:type="dxa"/>
-              <w:right w:w="100" w:type="dxa"/>
-            </w:tcMar>
+            <w:tcW w:type="dxa" w:w="4320"/>
           </w:tcPr>
           <w:p>
-            <w:pPr>
-              <w:spacing w:before="40" w:after="40"/>
-            </w:pPr>
             <w:r>
-              <w:rPr>
-                <w:rFonts w:ascii="Calibri" w:hAnsi="Calibri"/>
-                <w:b w:val="0"/>
-                <w:i w:val="0"/>
-                <w:sz w:val="20"/>
-              </w:rPr>
               <w:t>Cézar Velazquez</w:t>
             </w:r>
           </w:p>
         </w:tc>
       </w:tr>
       <w:tr>
-        <w:trPr>
-          <w:cantSplit w:val="1"/>
-        </w:trPr>
         <w:tc>
           <w:tcPr>
-            <w:tcW w:type="dxa" w:w="4451"/>
-            <w:tcMar>
-              <w:top w:w="60" w:type="dxa"/>
-              <w:bottom w:w="60" w:type="dxa"/>
-              <w:left w:w="100" w:type="dxa"/>
-              <w:right w:w="100" w:type="dxa"/>
-            </w:tcMar>
-            <w:shd w:val="clear" w:color="auto" w:fill="F0F4F8"/>
+            <w:tcW w:type="dxa" w:w="4320"/>
           </w:tcPr>
           <w:p>
-            <w:pPr>
-              <w:spacing w:before="40" w:after="40"/>
-            </w:pPr>
             <w:r>
               <w:rPr>
-                <w:rFonts w:ascii="Calibri" w:hAnsi="Calibri"/>
                 <w:b/>
-                <w:i w:val="0"/>
-                <w:sz w:val="20"/>
               </w:rPr>
               <w:t>Processo MPS-SW</w:t>
             </w:r>
@@ -711,89 +314,42 @@
         </w:tc>
         <w:tc>
           <w:tcPr>
-            <w:tcW w:type="dxa" w:w="4451"/>
-            <w:tcMar>
-              <w:top w:w="60" w:type="dxa"/>
-              <w:bottom w:w="60" w:type="dxa"/>
-              <w:left w:w="100" w:type="dxa"/>
-              <w:right w:w="100" w:type="dxa"/>
-            </w:tcMar>
+            <w:tcW w:type="dxa" w:w="4320"/>
           </w:tcPr>
           <w:p>
-            <w:pPr>
-              <w:spacing w:before="40" w:after="40"/>
-            </w:pPr>
             <w:r>
-              <w:rPr>
-                <w:rFonts w:ascii="Calibri" w:hAnsi="Calibri"/>
-                <w:b w:val="0"/>
-                <w:i w:val="0"/>
-                <w:sz w:val="20"/>
-              </w:rPr>
               <w:t>GPR (evidência de projeto)</w:t>
             </w:r>
           </w:p>
         </w:tc>
       </w:tr>
     </w:tbl>
+    <w:p/>
     <w:p>
       <w:pPr>
-        <w:spacing w:before="0" w:after="160"/>
-      </w:pPr>
-    </w:p>
-    <w:p>
-      <w:pPr>
-        <w:pStyle w:val="Heading1"/>
-        <w:keepNext/>
-        <w:keepLines/>
-        <w:pBdr>
-          <w:bottom w:val="single" w:sz="4" w:space="2" w:color="D6E4F0"/>
-        </w:pBdr>
+        <w:pStyle w:val="Heading2"/>
       </w:pPr>
       <w:r>
         <w:t>1. Contexto</w:t>
       </w:r>
     </w:p>
     <w:p>
-      <w:pPr>
-        <w:spacing w:before="0" w:after="120"/>
-      </w:pPr>
       <w:r>
-        <w:rPr>
-          <w:rFonts w:ascii="Calibri" w:hAnsi="Calibri"/>
-          <w:b w:val="0"/>
-          <w:i w:val="0"/>
-          <w:sz w:val="22"/>
-        </w:rPr>
         <w:t xml:space="preserve">O projeto MilhasFacil é executado em sprints de 2 semanas, com mudanças de escopo formalizadas via change request antes da implementação. Até a Sprint 9, foi registrado </w:t>
       </w:r>
       <w:r>
         <w:rPr>
-          <w:rFonts w:ascii="Calibri" w:hAnsi="Calibri"/>
           <w:b/>
-          <w:i w:val="0"/>
-          <w:sz w:val="22"/>
         </w:rPr>
         <w:t>1 change request</w:t>
       </w:r>
       <w:r>
-        <w:rPr>
-          <w:rFonts w:ascii="Calibri" w:hAnsi="Calibri"/>
-          <w:b w:val="0"/>
-          <w:i w:val="0"/>
-          <w:sz w:val="22"/>
-        </w:rPr>
         <w:t xml:space="preserve"> (CR-MF-001), tratando a antecipação dos filtros avançados de busca da Sprint 10 para a Sprint 9. O CR vincula-se ao risco R-04 (mudança de escopo).</w:t>
       </w:r>
     </w:p>
     <w:p>
       <w:pPr>
-        <w:pStyle w:val="Heading1"/>
-        <w:keepNext/>
-        <w:keepLines/>
-        <w:pBdr>
-          <w:bottom w:val="single" w:sz="4" w:space="2" w:color="D6E4F0"/>
-        </w:pBdr>
+        <w:pStyle w:val="Heading2"/>
       </w:pPr>
       <w:r>
         <w:t>2. Registro do Change Request</w:t>
@@ -801,54 +357,30 @@
     </w:p>
     <w:tbl>
       <w:tblPr>
+        <w:tblStyle w:val="TableGrid"/>
         <w:tblW w:type="auto" w:w="0"/>
         <w:tblLook w:firstColumn="1" w:firstRow="1" w:lastColumn="0" w:lastRow="0" w:noHBand="0" w:noVBand="1" w:val="04A0"/>
-        <w:tblBorders>
-          <w:top w:val="single" w:sz="4" w:space="0" w:color="003366"/>
-          <w:left w:val="single" w:sz="4" w:space="0" w:color="003366"/>
-          <w:bottom w:val="single" w:sz="4" w:space="0" w:color="003366"/>
-          <w:right w:val="single" w:sz="4" w:space="0" w:color="003366"/>
-          <w:insideH w:val="single" w:sz="4" w:space="0" w:color="003366"/>
-          <w:insideV w:val="single" w:sz="4" w:space="0" w:color="003366"/>
-        </w:tblBorders>
       </w:tblPr>
       <w:tblGrid>
-        <w:gridCol w:w="989"/>
-        <w:gridCol w:w="989"/>
-        <w:gridCol w:w="989"/>
-        <w:gridCol w:w="989"/>
-        <w:gridCol w:w="989"/>
-        <w:gridCol w:w="989"/>
-        <w:gridCol w:w="989"/>
-        <w:gridCol w:w="989"/>
-        <w:gridCol w:w="989"/>
+        <w:gridCol w:w="960"/>
+        <w:gridCol w:w="960"/>
+        <w:gridCol w:w="960"/>
+        <w:gridCol w:w="960"/>
+        <w:gridCol w:w="960"/>
+        <w:gridCol w:w="960"/>
+        <w:gridCol w:w="960"/>
+        <w:gridCol w:w="960"/>
+        <w:gridCol w:w="960"/>
       </w:tblGrid>
       <w:tr>
-        <w:trPr>
-          <w:cantSplit w:val="1"/>
-        </w:trPr>
         <w:tc>
           <w:tcPr>
-            <w:tcW w:type="dxa" w:w="989"/>
-            <w:tcMar>
-              <w:top w:w="60" w:type="dxa"/>
-              <w:bottom w:w="60" w:type="dxa"/>
-              <w:left w:w="100" w:type="dxa"/>
-              <w:right w:w="100" w:type="dxa"/>
-            </w:tcMar>
-            <w:shd w:val="clear" w:color="auto" w:fill="003366"/>
+            <w:tcW w:type="dxa" w:w="960"/>
           </w:tcPr>
           <w:p>
-            <w:pPr>
-              <w:spacing w:before="40" w:after="40"/>
-            </w:pPr>
             <w:r>
               <w:rPr>
-                <w:rFonts w:ascii="Calibri" w:hAnsi="Calibri"/>
                 <w:b/>
-                <w:i w:val="0"/>
-                <w:color w:val="FFFFFF"/>
-                <w:sz w:val="20"/>
               </w:rPr>
               <w:t>CR</w:t>
             </w:r>
@@ -856,26 +388,12 @@
         </w:tc>
         <w:tc>
           <w:tcPr>
-            <w:tcW w:type="dxa" w:w="989"/>
-            <w:tcMar>
-              <w:top w:w="60" w:type="dxa"/>
-              <w:bottom w:w="60" w:type="dxa"/>
-              <w:left w:w="100" w:type="dxa"/>
-              <w:right w:w="100" w:type="dxa"/>
-            </w:tcMar>
-            <w:shd w:val="clear" w:color="auto" w:fill="003366"/>
+            <w:tcW w:type="dxa" w:w="960"/>
           </w:tcPr>
           <w:p>
-            <w:pPr>
-              <w:spacing w:before="40" w:after="40"/>
-            </w:pPr>
             <w:r>
               <w:rPr>
-                <w:rFonts w:ascii="Calibri" w:hAnsi="Calibri"/>
                 <w:b/>
-                <w:i w:val="0"/>
-                <w:color w:val="FFFFFF"/>
-                <w:sz w:val="20"/>
               </w:rPr>
               <w:t>Descrição da mudança</w:t>
             </w:r>
@@ -883,26 +401,12 @@
         </w:tc>
         <w:tc>
           <w:tcPr>
-            <w:tcW w:type="dxa" w:w="989"/>
-            <w:tcMar>
-              <w:top w:w="60" w:type="dxa"/>
-              <w:bottom w:w="60" w:type="dxa"/>
-              <w:left w:w="100" w:type="dxa"/>
-              <w:right w:w="100" w:type="dxa"/>
-            </w:tcMar>
-            <w:shd w:val="clear" w:color="auto" w:fill="003366"/>
+            <w:tcW w:type="dxa" w:w="960"/>
           </w:tcPr>
           <w:p>
-            <w:pPr>
-              <w:spacing w:before="40" w:after="40"/>
-            </w:pPr>
             <w:r>
               <w:rPr>
-                <w:rFonts w:ascii="Calibri" w:hAnsi="Calibri"/>
                 <w:b/>
-                <w:i w:val="0"/>
-                <w:color w:val="FFFFFF"/>
-                <w:sz w:val="20"/>
               </w:rPr>
               <w:t>Escopo afetado</w:t>
             </w:r>
@@ -910,26 +414,12 @@
         </w:tc>
         <w:tc>
           <w:tcPr>
-            <w:tcW w:type="dxa" w:w="989"/>
-            <w:tcMar>
-              <w:top w:w="60" w:type="dxa"/>
-              <w:bottom w:w="60" w:type="dxa"/>
-              <w:left w:w="100" w:type="dxa"/>
-              <w:right w:w="100" w:type="dxa"/>
-            </w:tcMar>
-            <w:shd w:val="clear" w:color="auto" w:fill="003366"/>
+            <w:tcW w:type="dxa" w:w="960"/>
           </w:tcPr>
           <w:p>
-            <w:pPr>
-              <w:spacing w:before="40" w:after="40"/>
-            </w:pPr>
             <w:r>
               <w:rPr>
-                <w:rFonts w:ascii="Calibri" w:hAnsi="Calibri"/>
                 <w:b/>
-                <w:i w:val="0"/>
-                <w:color w:val="FFFFFF"/>
-                <w:sz w:val="20"/>
               </w:rPr>
               <w:t>Sprint origem → destino</w:t>
             </w:r>
@@ -937,26 +427,12 @@
         </w:tc>
         <w:tc>
           <w:tcPr>
-            <w:tcW w:type="dxa" w:w="989"/>
-            <w:tcMar>
-              <w:top w:w="60" w:type="dxa"/>
-              <w:bottom w:w="60" w:type="dxa"/>
-              <w:left w:w="100" w:type="dxa"/>
-              <w:right w:w="100" w:type="dxa"/>
-            </w:tcMar>
-            <w:shd w:val="clear" w:color="auto" w:fill="003366"/>
+            <w:tcW w:type="dxa" w:w="960"/>
           </w:tcPr>
           <w:p>
-            <w:pPr>
-              <w:spacing w:before="40" w:after="40"/>
-            </w:pPr>
             <w:r>
               <w:rPr>
-                <w:rFonts w:ascii="Calibri" w:hAnsi="Calibri"/>
                 <w:b/>
-                <w:i w:val="0"/>
-                <w:color w:val="FFFFFF"/>
-                <w:sz w:val="20"/>
               </w:rPr>
               <w:t>Data</w:t>
             </w:r>
@@ -964,26 +440,12 @@
         </w:tc>
         <w:tc>
           <w:tcPr>
-            <w:tcW w:type="dxa" w:w="989"/>
-            <w:tcMar>
-              <w:top w:w="60" w:type="dxa"/>
-              <w:bottom w:w="60" w:type="dxa"/>
-              <w:left w:w="100" w:type="dxa"/>
-              <w:right w:w="100" w:type="dxa"/>
-            </w:tcMar>
-            <w:shd w:val="clear" w:color="auto" w:fill="003366"/>
+            <w:tcW w:type="dxa" w:w="960"/>
           </w:tcPr>
           <w:p>
-            <w:pPr>
-              <w:spacing w:before="40" w:after="40"/>
-            </w:pPr>
             <w:r>
               <w:rPr>
-                <w:rFonts w:ascii="Calibri" w:hAnsi="Calibri"/>
                 <w:b/>
-                <w:i w:val="0"/>
-                <w:color w:val="FFFFFF"/>
-                <w:sz w:val="20"/>
               </w:rPr>
               <w:t>Solicitante</w:t>
             </w:r>
@@ -991,26 +453,12 @@
         </w:tc>
         <w:tc>
           <w:tcPr>
-            <w:tcW w:type="dxa" w:w="989"/>
-            <w:tcMar>
-              <w:top w:w="60" w:type="dxa"/>
-              <w:bottom w:w="60" w:type="dxa"/>
-              <w:left w:w="100" w:type="dxa"/>
-              <w:right w:w="100" w:type="dxa"/>
-            </w:tcMar>
-            <w:shd w:val="clear" w:color="auto" w:fill="003366"/>
+            <w:tcW w:type="dxa" w:w="960"/>
           </w:tcPr>
           <w:p>
-            <w:pPr>
-              <w:spacing w:before="40" w:after="40"/>
-            </w:pPr>
             <w:r>
               <w:rPr>
-                <w:rFonts w:ascii="Calibri" w:hAnsi="Calibri"/>
                 <w:b/>
-                <w:i w:val="0"/>
-                <w:color w:val="FFFFFF"/>
-                <w:sz w:val="20"/>
               </w:rPr>
               <w:t>Impacto</w:t>
             </w:r>
@@ -1018,26 +466,12 @@
         </w:tc>
         <w:tc>
           <w:tcPr>
-            <w:tcW w:type="dxa" w:w="989"/>
-            <w:tcMar>
-              <w:top w:w="60" w:type="dxa"/>
-              <w:bottom w:w="60" w:type="dxa"/>
-              <w:left w:w="100" w:type="dxa"/>
-              <w:right w:w="100" w:type="dxa"/>
-            </w:tcMar>
-            <w:shd w:val="clear" w:color="auto" w:fill="003366"/>
+            <w:tcW w:type="dxa" w:w="960"/>
           </w:tcPr>
           <w:p>
-            <w:pPr>
-              <w:spacing w:before="40" w:after="40"/>
-            </w:pPr>
             <w:r>
               <w:rPr>
-                <w:rFonts w:ascii="Calibri" w:hAnsi="Calibri"/>
                 <w:b/>
-                <w:i w:val="0"/>
-                <w:color w:val="FFFFFF"/>
-                <w:sz w:val="20"/>
               </w:rPr>
               <w:t>Aprovado por</w:t>
             </w:r>
@@ -1045,26 +479,12 @@
         </w:tc>
         <w:tc>
           <w:tcPr>
-            <w:tcW w:type="dxa" w:w="989"/>
-            <w:tcMar>
-              <w:top w:w="60" w:type="dxa"/>
-              <w:bottom w:w="60" w:type="dxa"/>
-              <w:left w:w="100" w:type="dxa"/>
-              <w:right w:w="100" w:type="dxa"/>
-            </w:tcMar>
-            <w:shd w:val="clear" w:color="auto" w:fill="003366"/>
+            <w:tcW w:type="dxa" w:w="960"/>
           </w:tcPr>
           <w:p>
-            <w:pPr>
-              <w:spacing w:before="40" w:after="40"/>
-            </w:pPr>
             <w:r>
               <w:rPr>
-                <w:rFonts w:ascii="Calibri" w:hAnsi="Calibri"/>
                 <w:b/>
-                <w:i w:val="0"/>
-                <w:color w:val="FFFFFF"/>
-                <w:sz w:val="20"/>
               </w:rPr>
               <w:t>Status</w:t>
             </w:r>
@@ -1072,296 +492,120 @@
         </w:tc>
       </w:tr>
       <w:tr>
-        <w:trPr>
-          <w:cantSplit w:val="1"/>
-        </w:trPr>
         <w:tc>
           <w:tcPr>
-            <w:tcW w:type="dxa" w:w="989"/>
-            <w:tcMar>
-              <w:top w:w="60" w:type="dxa"/>
-              <w:bottom w:w="60" w:type="dxa"/>
-              <w:left w:w="100" w:type="dxa"/>
-              <w:right w:w="100" w:type="dxa"/>
-            </w:tcMar>
-            <w:shd w:val="clear" w:color="auto" w:fill="EBF5FB"/>
+            <w:tcW w:type="dxa" w:w="960"/>
           </w:tcPr>
           <w:p>
-            <w:pPr>
-              <w:spacing w:before="40" w:after="40"/>
-            </w:pPr>
             <w:r>
-              <w:rPr>
-                <w:rFonts w:ascii="Calibri" w:hAnsi="Calibri"/>
-                <w:b w:val="0"/>
-                <w:i w:val="0"/>
-                <w:sz w:val="20"/>
-              </w:rPr>
               <w:t>CR-MF-001</w:t>
             </w:r>
           </w:p>
         </w:tc>
         <w:tc>
           <w:tcPr>
-            <w:tcW w:type="dxa" w:w="989"/>
-            <w:tcMar>
-              <w:top w:w="60" w:type="dxa"/>
-              <w:bottom w:w="60" w:type="dxa"/>
-              <w:left w:w="100" w:type="dxa"/>
-              <w:right w:w="100" w:type="dxa"/>
-            </w:tcMar>
-            <w:shd w:val="clear" w:color="auto" w:fill="EBF5FB"/>
+            <w:tcW w:type="dxa" w:w="960"/>
           </w:tcPr>
           <w:p>
-            <w:pPr>
-              <w:spacing w:before="40" w:after="40"/>
-            </w:pPr>
             <w:r>
-              <w:rPr>
-                <w:rFonts w:ascii="Calibri" w:hAnsi="Calibri"/>
-                <w:b w:val="0"/>
-                <w:i w:val="0"/>
-                <w:sz w:val="20"/>
-              </w:rPr>
               <w:t>Antecipação dos filtros avançados de busca (</w:t>
             </w:r>
             <w:r>
               <w:rPr>
-                <w:rFonts w:ascii="Courier New" w:hAnsi="Courier New"/>
-                <w:b w:val="0"/>
-                <w:i w:val="0"/>
-                <w:color w:val="333333"/>
-                <w:sz w:val="20"/>
+                <w:rFonts w:ascii="Consolas" w:hAnsi="Consolas"/>
               </w:rPr>
               <w:t>maxMiles</w:t>
             </w:r>
             <w:r>
-              <w:rPr>
-                <w:rFonts w:ascii="Calibri" w:hAnsi="Calibri"/>
-                <w:b w:val="0"/>
-                <w:i w:val="0"/>
-                <w:sz w:val="20"/>
-              </w:rPr>
               <w:t xml:space="preserve"> / </w:t>
             </w:r>
             <w:r>
               <w:rPr>
-                <w:rFonts w:ascii="Courier New" w:hAnsi="Courier New"/>
-                <w:b w:val="0"/>
-                <w:i w:val="0"/>
-                <w:color w:val="333333"/>
-                <w:sz w:val="20"/>
+                <w:rFonts w:ascii="Consolas" w:hAnsi="Consolas"/>
               </w:rPr>
               <w:t>cabinType</w:t>
             </w:r>
             <w:r>
-              <w:rPr>
-                <w:rFonts w:ascii="Calibri" w:hAnsi="Calibri"/>
-                <w:b w:val="0"/>
-                <w:i w:val="0"/>
-                <w:sz w:val="20"/>
-              </w:rPr>
               <w:t>) da Sprint 10 para a Sprint 9</w:t>
             </w:r>
           </w:p>
         </w:tc>
         <w:tc>
           <w:tcPr>
-            <w:tcW w:type="dxa" w:w="989"/>
-            <w:tcMar>
-              <w:top w:w="60" w:type="dxa"/>
-              <w:bottom w:w="60" w:type="dxa"/>
-              <w:left w:w="100" w:type="dxa"/>
-              <w:right w:w="100" w:type="dxa"/>
-            </w:tcMar>
-            <w:shd w:val="clear" w:color="auto" w:fill="EBF5FB"/>
+            <w:tcW w:type="dxa" w:w="960"/>
           </w:tcPr>
           <w:p>
-            <w:pPr>
-              <w:spacing w:before="40" w:after="40"/>
-            </w:pPr>
             <w:r>
-              <w:rPr>
-                <w:rFonts w:ascii="Calibri" w:hAnsi="Calibri"/>
-                <w:b w:val="0"/>
-                <w:i w:val="0"/>
-                <w:sz w:val="20"/>
-              </w:rPr>
               <w:t>RF13 — filtros avançados de busca</w:t>
             </w:r>
           </w:p>
         </w:tc>
         <w:tc>
           <w:tcPr>
-            <w:tcW w:type="dxa" w:w="989"/>
-            <w:tcMar>
-              <w:top w:w="60" w:type="dxa"/>
-              <w:bottom w:w="60" w:type="dxa"/>
-              <w:left w:w="100" w:type="dxa"/>
-              <w:right w:w="100" w:type="dxa"/>
-            </w:tcMar>
-            <w:shd w:val="clear" w:color="auto" w:fill="EBF5FB"/>
+            <w:tcW w:type="dxa" w:w="960"/>
           </w:tcPr>
           <w:p>
-            <w:pPr>
-              <w:spacing w:before="40" w:after="40"/>
-            </w:pPr>
             <w:r>
-              <w:rPr>
-                <w:rFonts w:ascii="Calibri" w:hAnsi="Calibri"/>
-                <w:b w:val="0"/>
-                <w:i w:val="0"/>
-                <w:sz w:val="20"/>
-              </w:rPr>
               <w:t>S10 → S9</w:t>
             </w:r>
           </w:p>
         </w:tc>
         <w:tc>
           <w:tcPr>
-            <w:tcW w:type="dxa" w:w="989"/>
-            <w:tcMar>
-              <w:top w:w="60" w:type="dxa"/>
-              <w:bottom w:w="60" w:type="dxa"/>
-              <w:left w:w="100" w:type="dxa"/>
-              <w:right w:w="100" w:type="dxa"/>
-            </w:tcMar>
-            <w:shd w:val="clear" w:color="auto" w:fill="EBF5FB"/>
+            <w:tcW w:type="dxa" w:w="960"/>
           </w:tcPr>
           <w:p>
-            <w:pPr>
-              <w:spacing w:before="40" w:after="40"/>
-            </w:pPr>
             <w:r>
-              <w:rPr>
-                <w:rFonts w:ascii="Calibri" w:hAnsi="Calibri"/>
-                <w:b w:val="0"/>
-                <w:i w:val="0"/>
-                <w:sz w:val="20"/>
-              </w:rPr>
               <w:t>28/05/2026</w:t>
             </w:r>
           </w:p>
         </w:tc>
         <w:tc>
           <w:tcPr>
-            <w:tcW w:type="dxa" w:w="989"/>
-            <w:tcMar>
-              <w:top w:w="60" w:type="dxa"/>
-              <w:bottom w:w="60" w:type="dxa"/>
-              <w:left w:w="100" w:type="dxa"/>
-              <w:right w:w="100" w:type="dxa"/>
-            </w:tcMar>
-            <w:shd w:val="clear" w:color="auto" w:fill="EBF5FB"/>
+            <w:tcW w:type="dxa" w:w="960"/>
           </w:tcPr>
           <w:p>
-            <w:pPr>
-              <w:spacing w:before="40" w:after="40"/>
-            </w:pPr>
             <w:r>
-              <w:rPr>
-                <w:rFonts w:ascii="Calibri" w:hAnsi="Calibri"/>
-                <w:b w:val="0"/>
-                <w:i w:val="0"/>
-                <w:sz w:val="20"/>
-              </w:rPr>
               <w:t>PO Hub de Milhas</w:t>
             </w:r>
           </w:p>
         </w:tc>
         <w:tc>
           <w:tcPr>
-            <w:tcW w:type="dxa" w:w="989"/>
-            <w:tcMar>
-              <w:top w:w="60" w:type="dxa"/>
-              <w:bottom w:w="60" w:type="dxa"/>
-              <w:left w:w="100" w:type="dxa"/>
-              <w:right w:w="100" w:type="dxa"/>
-            </w:tcMar>
-            <w:shd w:val="clear" w:color="auto" w:fill="EBF5FB"/>
+            <w:tcW w:type="dxa" w:w="960"/>
           </w:tcPr>
           <w:p>
-            <w:pPr>
-              <w:spacing w:before="40" w:after="40"/>
-            </w:pPr>
             <w:r>
-              <w:rPr>
-                <w:rFonts w:ascii="Calibri" w:hAnsi="Calibri"/>
-                <w:b w:val="0"/>
-                <w:i w:val="0"/>
-                <w:sz w:val="20"/>
-              </w:rPr>
               <w:t>+10 h; 0 dia de atraso macro</w:t>
             </w:r>
           </w:p>
         </w:tc>
         <w:tc>
           <w:tcPr>
-            <w:tcW w:type="dxa" w:w="989"/>
-            <w:tcMar>
-              <w:top w:w="60" w:type="dxa"/>
-              <w:bottom w:w="60" w:type="dxa"/>
-              <w:left w:w="100" w:type="dxa"/>
-              <w:right w:w="100" w:type="dxa"/>
-            </w:tcMar>
-            <w:shd w:val="clear" w:color="auto" w:fill="EBF5FB"/>
+            <w:tcW w:type="dxa" w:w="960"/>
           </w:tcPr>
           <w:p>
-            <w:pPr>
-              <w:spacing w:before="40" w:after="40"/>
-            </w:pPr>
             <w:r>
-              <w:rPr>
-                <w:rFonts w:ascii="Calibri" w:hAnsi="Calibri"/>
-                <w:b w:val="0"/>
-                <w:i w:val="0"/>
-                <w:sz w:val="20"/>
-              </w:rPr>
               <w:t>Abraão (GP)</w:t>
             </w:r>
           </w:p>
         </w:tc>
         <w:tc>
           <w:tcPr>
-            <w:tcW w:type="dxa" w:w="989"/>
-            <w:tcMar>
-              <w:top w:w="60" w:type="dxa"/>
-              <w:bottom w:w="60" w:type="dxa"/>
-              <w:left w:w="100" w:type="dxa"/>
-              <w:right w:w="100" w:type="dxa"/>
-            </w:tcMar>
-            <w:shd w:val="clear" w:color="auto" w:fill="EBF5FB"/>
+            <w:tcW w:type="dxa" w:w="960"/>
           </w:tcPr>
           <w:p>
-            <w:pPr>
-              <w:spacing w:before="40" w:after="40"/>
-            </w:pPr>
             <w:r>
-              <w:rPr>
-                <w:rFonts w:ascii="Calibri" w:hAnsi="Calibri"/>
-                <w:b w:val="0"/>
-                <w:i w:val="0"/>
-                <w:sz w:val="20"/>
-              </w:rPr>
               <w:t>✅ Aprovado</w:t>
             </w:r>
           </w:p>
         </w:tc>
       </w:tr>
     </w:tbl>
+    <w:p/>
     <w:p>
       <w:pPr>
-        <w:spacing w:before="0" w:after="160"/>
-      </w:pPr>
-    </w:p>
-    <w:p>
-      <w:pPr>
-        <w:pStyle w:val="Heading1"/>
-        <w:keepNext/>
-        <w:keepLines/>
-        <w:pBdr>
-          <w:bottom w:val="single" w:sz="4" w:space="2" w:color="D6E4F0"/>
-        </w:pBdr>
+        <w:pStyle w:val="Heading2"/>
       </w:pPr>
       <w:r>
         <w:t>3. Detalhamento do CR-MF-001</w:t>
@@ -1369,47 +613,23 @@
     </w:p>
     <w:tbl>
       <w:tblPr>
+        <w:tblStyle w:val="TableGrid"/>
         <w:tblW w:type="auto" w:w="0"/>
         <w:tblLook w:firstColumn="1" w:firstRow="1" w:lastColumn="0" w:lastRow="0" w:noHBand="0" w:noVBand="1" w:val="04A0"/>
-        <w:tblBorders>
-          <w:top w:val="single" w:sz="4" w:space="0" w:color="003366"/>
-          <w:left w:val="single" w:sz="4" w:space="0" w:color="003366"/>
-          <w:bottom w:val="single" w:sz="4" w:space="0" w:color="003366"/>
-          <w:right w:val="single" w:sz="4" w:space="0" w:color="003366"/>
-          <w:insideH w:val="single" w:sz="4" w:space="0" w:color="003366"/>
-          <w:insideV w:val="single" w:sz="4" w:space="0" w:color="003366"/>
-        </w:tblBorders>
       </w:tblPr>
       <w:tblGrid>
-        <w:gridCol w:w="4451"/>
-        <w:gridCol w:w="4451"/>
+        <w:gridCol w:w="4320"/>
+        <w:gridCol w:w="4320"/>
       </w:tblGrid>
       <w:tr>
-        <w:trPr>
-          <w:cantSplit w:val="1"/>
-        </w:trPr>
         <w:tc>
           <w:tcPr>
-            <w:tcW w:type="dxa" w:w="4451"/>
-            <w:tcMar>
-              <w:top w:w="60" w:type="dxa"/>
-              <w:bottom w:w="60" w:type="dxa"/>
-              <w:left w:w="100" w:type="dxa"/>
-              <w:right w:w="100" w:type="dxa"/>
-            </w:tcMar>
-            <w:shd w:val="clear" w:color="auto" w:fill="003366"/>
+            <w:tcW w:type="dxa" w:w="4320"/>
           </w:tcPr>
           <w:p>
-            <w:pPr>
-              <w:spacing w:before="40" w:after="40"/>
-            </w:pPr>
             <w:r>
               <w:rPr>
-                <w:rFonts w:ascii="Calibri" w:hAnsi="Calibri"/>
                 <w:b/>
-                <w:i w:val="0"/>
-                <w:color w:val="FFFFFF"/>
-                <w:sz w:val="20"/>
               </w:rPr>
               <w:t>Item</w:t>
             </w:r>
@@ -1417,26 +637,12 @@
         </w:tc>
         <w:tc>
           <w:tcPr>
-            <w:tcW w:type="dxa" w:w="4451"/>
-            <w:tcMar>
-              <w:top w:w="60" w:type="dxa"/>
-              <w:bottom w:w="60" w:type="dxa"/>
-              <w:left w:w="100" w:type="dxa"/>
-              <w:right w:w="100" w:type="dxa"/>
-            </w:tcMar>
-            <w:shd w:val="clear" w:color="auto" w:fill="003366"/>
+            <w:tcW w:type="dxa" w:w="4320"/>
           </w:tcPr>
           <w:p>
-            <w:pPr>
-              <w:spacing w:before="40" w:after="40"/>
-            </w:pPr>
             <w:r>
               <w:rPr>
-                <w:rFonts w:ascii="Calibri" w:hAnsi="Calibri"/>
                 <w:b/>
-                <w:i w:val="0"/>
-                <w:color w:val="FFFFFF"/>
-                <w:sz w:val="20"/>
               </w:rPr>
               <w:t>Valor</w:t>
             </w:r>
@@ -1444,30 +650,14 @@
         </w:tc>
       </w:tr>
       <w:tr>
-        <w:trPr>
-          <w:cantSplit w:val="1"/>
-        </w:trPr>
         <w:tc>
           <w:tcPr>
-            <w:tcW w:type="dxa" w:w="4451"/>
-            <w:tcMar>
-              <w:top w:w="60" w:type="dxa"/>
-              <w:bottom w:w="60" w:type="dxa"/>
-              <w:left w:w="100" w:type="dxa"/>
-              <w:right w:w="100" w:type="dxa"/>
-            </w:tcMar>
-            <w:shd w:val="clear" w:color="auto" w:fill="EBF5FB"/>
+            <w:tcW w:type="dxa" w:w="4320"/>
           </w:tcPr>
           <w:p>
-            <w:pPr>
-              <w:spacing w:before="40" w:after="40"/>
-            </w:pPr>
             <w:r>
               <w:rPr>
-                <w:rFonts w:ascii="Calibri" w:hAnsi="Calibri"/>
                 <w:b/>
-                <w:i w:val="0"/>
-                <w:sz w:val="20"/>
               </w:rPr>
               <w:t>Identificador</w:t>
             </w:r>
@@ -1475,55 +665,24 @@
         </w:tc>
         <w:tc>
           <w:tcPr>
-            <w:tcW w:type="dxa" w:w="4451"/>
-            <w:tcMar>
-              <w:top w:w="60" w:type="dxa"/>
-              <w:bottom w:w="60" w:type="dxa"/>
-              <w:left w:w="100" w:type="dxa"/>
-              <w:right w:w="100" w:type="dxa"/>
-            </w:tcMar>
-            <w:shd w:val="clear" w:color="auto" w:fill="EBF5FB"/>
+            <w:tcW w:type="dxa" w:w="4320"/>
           </w:tcPr>
           <w:p>
-            <w:pPr>
-              <w:spacing w:before="40" w:after="40"/>
-            </w:pPr>
             <w:r>
-              <w:rPr>
-                <w:rFonts w:ascii="Calibri" w:hAnsi="Calibri"/>
-                <w:b w:val="0"/>
-                <w:i w:val="0"/>
-                <w:sz w:val="20"/>
-              </w:rPr>
               <w:t>CR-MF-001</w:t>
             </w:r>
           </w:p>
         </w:tc>
       </w:tr>
       <w:tr>
-        <w:trPr>
-          <w:cantSplit w:val="1"/>
-        </w:trPr>
         <w:tc>
           <w:tcPr>
-            <w:tcW w:type="dxa" w:w="4451"/>
-            <w:tcMar>
-              <w:top w:w="60" w:type="dxa"/>
-              <w:bottom w:w="60" w:type="dxa"/>
-              <w:left w:w="100" w:type="dxa"/>
-              <w:right w:w="100" w:type="dxa"/>
-            </w:tcMar>
+            <w:tcW w:type="dxa" w:w="4320"/>
           </w:tcPr>
           <w:p>
-            <w:pPr>
-              <w:spacing w:before="40" w:after="40"/>
-            </w:pPr>
             <w:r>
               <w:rPr>
-                <w:rFonts w:ascii="Calibri" w:hAnsi="Calibri"/>
                 <w:b/>
-                <w:i w:val="0"/>
-                <w:sz w:val="20"/>
               </w:rPr>
               <w:t>Data da solicitação</w:t>
             </w:r>
@@ -1531,55 +690,24 @@
         </w:tc>
         <w:tc>
           <w:tcPr>
-            <w:tcW w:type="dxa" w:w="4451"/>
-            <w:tcMar>
-              <w:top w:w="60" w:type="dxa"/>
-              <w:bottom w:w="60" w:type="dxa"/>
-              <w:left w:w="100" w:type="dxa"/>
-              <w:right w:w="100" w:type="dxa"/>
-            </w:tcMar>
+            <w:tcW w:type="dxa" w:w="4320"/>
           </w:tcPr>
           <w:p>
-            <w:pPr>
-              <w:spacing w:before="40" w:after="40"/>
-            </w:pPr>
             <w:r>
-              <w:rPr>
-                <w:rFonts w:ascii="Calibri" w:hAnsi="Calibri"/>
-                <w:b w:val="0"/>
-                <w:i w:val="0"/>
-                <w:sz w:val="20"/>
-              </w:rPr>
               <w:t>28/05/2026</w:t>
             </w:r>
           </w:p>
         </w:tc>
       </w:tr>
       <w:tr>
-        <w:trPr>
-          <w:cantSplit w:val="1"/>
-        </w:trPr>
         <w:tc>
           <w:tcPr>
-            <w:tcW w:type="dxa" w:w="4451"/>
-            <w:tcMar>
-              <w:top w:w="60" w:type="dxa"/>
-              <w:bottom w:w="60" w:type="dxa"/>
-              <w:left w:w="100" w:type="dxa"/>
-              <w:right w:w="100" w:type="dxa"/>
-            </w:tcMar>
-            <w:shd w:val="clear" w:color="auto" w:fill="EBF5FB"/>
+            <w:tcW w:type="dxa" w:w="4320"/>
           </w:tcPr>
           <w:p>
-            <w:pPr>
-              <w:spacing w:before="40" w:after="40"/>
-            </w:pPr>
             <w:r>
               <w:rPr>
-                <w:rFonts w:ascii="Calibri" w:hAnsi="Calibri"/>
                 <w:b/>
-                <w:i w:val="0"/>
-                <w:sz w:val="20"/>
               </w:rPr>
               <w:t>Solicitante</w:t>
             </w:r>
@@ -1587,55 +715,24 @@
         </w:tc>
         <w:tc>
           <w:tcPr>
-            <w:tcW w:type="dxa" w:w="4451"/>
-            <w:tcMar>
-              <w:top w:w="60" w:type="dxa"/>
-              <w:bottom w:w="60" w:type="dxa"/>
-              <w:left w:w="100" w:type="dxa"/>
-              <w:right w:w="100" w:type="dxa"/>
-            </w:tcMar>
-            <w:shd w:val="clear" w:color="auto" w:fill="EBF5FB"/>
+            <w:tcW w:type="dxa" w:w="4320"/>
           </w:tcPr>
           <w:p>
-            <w:pPr>
-              <w:spacing w:before="40" w:after="40"/>
-            </w:pPr>
             <w:r>
-              <w:rPr>
-                <w:rFonts w:ascii="Calibri" w:hAnsi="Calibri"/>
-                <w:b w:val="0"/>
-                <w:i w:val="0"/>
-                <w:sz w:val="20"/>
-              </w:rPr>
               <w:t>PO Hub de Milhas</w:t>
             </w:r>
           </w:p>
         </w:tc>
       </w:tr>
       <w:tr>
-        <w:trPr>
-          <w:cantSplit w:val="1"/>
-        </w:trPr>
         <w:tc>
           <w:tcPr>
-            <w:tcW w:type="dxa" w:w="4451"/>
-            <w:tcMar>
-              <w:top w:w="60" w:type="dxa"/>
-              <w:bottom w:w="60" w:type="dxa"/>
-              <w:left w:w="100" w:type="dxa"/>
-              <w:right w:w="100" w:type="dxa"/>
-            </w:tcMar>
+            <w:tcW w:type="dxa" w:w="4320"/>
           </w:tcPr>
           <w:p>
-            <w:pPr>
-              <w:spacing w:before="40" w:after="40"/>
-            </w:pPr>
             <w:r>
               <w:rPr>
-                <w:rFonts w:ascii="Calibri" w:hAnsi="Calibri"/>
                 <w:b/>
-                <w:i w:val="0"/>
-                <w:sz w:val="20"/>
               </w:rPr>
               <w:t>Mudança</w:t>
             </w:r>
@@ -1643,93 +740,42 @@
         </w:tc>
         <w:tc>
           <w:tcPr>
-            <w:tcW w:type="dxa" w:w="4451"/>
-            <w:tcMar>
-              <w:top w:w="60" w:type="dxa"/>
-              <w:bottom w:w="60" w:type="dxa"/>
-              <w:left w:w="100" w:type="dxa"/>
-              <w:right w:w="100" w:type="dxa"/>
-            </w:tcMar>
+            <w:tcW w:type="dxa" w:w="4320"/>
           </w:tcPr>
           <w:p>
-            <w:pPr>
-              <w:spacing w:before="40" w:after="40"/>
-            </w:pPr>
             <w:r>
-              <w:rPr>
-                <w:rFonts w:ascii="Calibri" w:hAnsi="Calibri"/>
-                <w:b w:val="0"/>
-                <w:i w:val="0"/>
-                <w:sz w:val="20"/>
-              </w:rPr>
               <w:t xml:space="preserve">Antecipar a implementação dos filtros avançados de busca (RF13 — </w:t>
             </w:r>
             <w:r>
               <w:rPr>
-                <w:rFonts w:ascii="Courier New" w:hAnsi="Courier New"/>
-                <w:b w:val="0"/>
-                <w:i w:val="0"/>
-                <w:color w:val="333333"/>
-                <w:sz w:val="20"/>
+                <w:rFonts w:ascii="Consolas" w:hAnsi="Consolas"/>
               </w:rPr>
               <w:t>maxMiles</w:t>
             </w:r>
             <w:r>
-              <w:rPr>
-                <w:rFonts w:ascii="Calibri" w:hAnsi="Calibri"/>
-                <w:b w:val="0"/>
-                <w:i w:val="0"/>
-                <w:sz w:val="20"/>
-              </w:rPr>
               <w:t xml:space="preserve"> e </w:t>
             </w:r>
             <w:r>
               <w:rPr>
-                <w:rFonts w:ascii="Courier New" w:hAnsi="Courier New"/>
-                <w:b w:val="0"/>
-                <w:i w:val="0"/>
-                <w:color w:val="333333"/>
-                <w:sz w:val="20"/>
+                <w:rFonts w:ascii="Consolas" w:hAnsi="Consolas"/>
               </w:rPr>
               <w:t>cabinType</w:t>
             </w:r>
             <w:r>
-              <w:rPr>
-                <w:rFonts w:ascii="Calibri" w:hAnsi="Calibri"/>
-                <w:b w:val="0"/>
-                <w:i w:val="0"/>
-                <w:sz w:val="20"/>
-              </w:rPr>
               <w:t>) da Sprint 10 para a Sprint 9</w:t>
             </w:r>
           </w:p>
         </w:tc>
       </w:tr>
       <w:tr>
-        <w:trPr>
-          <w:cantSplit w:val="1"/>
-        </w:trPr>
         <w:tc>
           <w:tcPr>
-            <w:tcW w:type="dxa" w:w="4451"/>
-            <w:tcMar>
-              <w:top w:w="60" w:type="dxa"/>
-              <w:bottom w:w="60" w:type="dxa"/>
-              <w:left w:w="100" w:type="dxa"/>
-              <w:right w:w="100" w:type="dxa"/>
-            </w:tcMar>
-            <w:shd w:val="clear" w:color="auto" w:fill="EBF5FB"/>
+            <w:tcW w:type="dxa" w:w="4320"/>
           </w:tcPr>
           <w:p>
-            <w:pPr>
-              <w:spacing w:before="40" w:after="40"/>
-            </w:pPr>
             <w:r>
               <w:rPr>
-                <w:rFonts w:ascii="Calibri" w:hAnsi="Calibri"/>
                 <w:b/>
-                <w:i w:val="0"/>
-                <w:sz w:val="20"/>
               </w:rPr>
               <w:t>Justificativa</w:t>
             </w:r>
@@ -1737,55 +783,24 @@
         </w:tc>
         <w:tc>
           <w:tcPr>
-            <w:tcW w:type="dxa" w:w="4451"/>
-            <w:tcMar>
-              <w:top w:w="60" w:type="dxa"/>
-              <w:bottom w:w="60" w:type="dxa"/>
-              <w:left w:w="100" w:type="dxa"/>
-              <w:right w:w="100" w:type="dxa"/>
-            </w:tcMar>
-            <w:shd w:val="clear" w:color="auto" w:fill="EBF5FB"/>
+            <w:tcW w:type="dxa" w:w="4320"/>
           </w:tcPr>
           <w:p>
-            <w:pPr>
-              <w:spacing w:before="40" w:after="40"/>
-            </w:pPr>
             <w:r>
-              <w:rPr>
-                <w:rFonts w:ascii="Calibri" w:hAnsi="Calibri"/>
-                <w:b w:val="0"/>
-                <w:i w:val="0"/>
-                <w:sz w:val="20"/>
-              </w:rPr>
               <w:t>Demanda do cliente por disponibilizar os filtros avançados mais cedo no ciclo, agregando valor à busca antes da entrega final</w:t>
             </w:r>
           </w:p>
         </w:tc>
       </w:tr>
       <w:tr>
-        <w:trPr>
-          <w:cantSplit w:val="1"/>
-        </w:trPr>
         <w:tc>
           <w:tcPr>
-            <w:tcW w:type="dxa" w:w="4451"/>
-            <w:tcMar>
-              <w:top w:w="60" w:type="dxa"/>
-              <w:bottom w:w="60" w:type="dxa"/>
-              <w:left w:w="100" w:type="dxa"/>
-              <w:right w:w="100" w:type="dxa"/>
-            </w:tcMar>
+            <w:tcW w:type="dxa" w:w="4320"/>
           </w:tcPr>
           <w:p>
-            <w:pPr>
-              <w:spacing w:before="40" w:after="40"/>
-            </w:pPr>
             <w:r>
               <w:rPr>
-                <w:rFonts w:ascii="Calibri" w:hAnsi="Calibri"/>
                 <w:b/>
-                <w:i w:val="0"/>
-                <w:sz w:val="20"/>
               </w:rPr>
               <w:t>Impacto em esforço</w:t>
             </w:r>
@@ -1793,55 +808,24 @@
         </w:tc>
         <w:tc>
           <w:tcPr>
-            <w:tcW w:type="dxa" w:w="4451"/>
-            <w:tcMar>
-              <w:top w:w="60" w:type="dxa"/>
-              <w:bottom w:w="60" w:type="dxa"/>
-              <w:left w:w="100" w:type="dxa"/>
-              <w:right w:w="100" w:type="dxa"/>
-            </w:tcMar>
+            <w:tcW w:type="dxa" w:w="4320"/>
           </w:tcPr>
           <w:p>
-            <w:pPr>
-              <w:spacing w:before="40" w:after="40"/>
-            </w:pPr>
             <w:r>
-              <w:rPr>
-                <w:rFonts w:ascii="Calibri" w:hAnsi="Calibri"/>
-                <w:b w:val="0"/>
-                <w:i w:val="0"/>
-                <w:sz w:val="20"/>
-              </w:rPr>
               <w:t>+10 horas</w:t>
             </w:r>
           </w:p>
         </w:tc>
       </w:tr>
       <w:tr>
-        <w:trPr>
-          <w:cantSplit w:val="1"/>
-        </w:trPr>
         <w:tc>
           <w:tcPr>
-            <w:tcW w:type="dxa" w:w="4451"/>
-            <w:tcMar>
-              <w:top w:w="60" w:type="dxa"/>
-              <w:bottom w:w="60" w:type="dxa"/>
-              <w:left w:w="100" w:type="dxa"/>
-              <w:right w:w="100" w:type="dxa"/>
-            </w:tcMar>
-            <w:shd w:val="clear" w:color="auto" w:fill="EBF5FB"/>
+            <w:tcW w:type="dxa" w:w="4320"/>
           </w:tcPr>
           <w:p>
-            <w:pPr>
-              <w:spacing w:before="40" w:after="40"/>
-            </w:pPr>
             <w:r>
               <w:rPr>
-                <w:rFonts w:ascii="Calibri" w:hAnsi="Calibri"/>
                 <w:b/>
-                <w:i w:val="0"/>
-                <w:sz w:val="20"/>
               </w:rPr>
               <w:t>Impacto em prazo</w:t>
             </w:r>
@@ -1849,55 +833,24 @@
         </w:tc>
         <w:tc>
           <w:tcPr>
-            <w:tcW w:type="dxa" w:w="4451"/>
-            <w:tcMar>
-              <w:top w:w="60" w:type="dxa"/>
-              <w:bottom w:w="60" w:type="dxa"/>
-              <w:left w:w="100" w:type="dxa"/>
-              <w:right w:w="100" w:type="dxa"/>
-            </w:tcMar>
-            <w:shd w:val="clear" w:color="auto" w:fill="EBF5FB"/>
+            <w:tcW w:type="dxa" w:w="4320"/>
           </w:tcPr>
           <w:p>
-            <w:pPr>
-              <w:spacing w:before="40" w:after="40"/>
-            </w:pPr>
             <w:r>
-              <w:rPr>
-                <w:rFonts w:ascii="Calibri" w:hAnsi="Calibri"/>
-                <w:b w:val="0"/>
-                <w:i w:val="0"/>
-                <w:sz w:val="20"/>
-              </w:rPr>
               <w:t>0 dia de atraso macro (sem alteração do término previsto em 26/07/2026)</w:t>
             </w:r>
           </w:p>
         </w:tc>
       </w:tr>
       <w:tr>
-        <w:trPr>
-          <w:cantSplit w:val="1"/>
-        </w:trPr>
         <w:tc>
           <w:tcPr>
-            <w:tcW w:type="dxa" w:w="4451"/>
-            <w:tcMar>
-              <w:top w:w="60" w:type="dxa"/>
-              <w:bottom w:w="60" w:type="dxa"/>
-              <w:left w:w="100" w:type="dxa"/>
-              <w:right w:w="100" w:type="dxa"/>
-            </w:tcMar>
+            <w:tcW w:type="dxa" w:w="4320"/>
           </w:tcPr>
           <w:p>
-            <w:pPr>
-              <w:spacing w:before="40" w:after="40"/>
-            </w:pPr>
             <w:r>
               <w:rPr>
-                <w:rFonts w:ascii="Calibri" w:hAnsi="Calibri"/>
                 <w:b/>
-                <w:i w:val="0"/>
-                <w:sz w:val="20"/>
               </w:rPr>
               <w:t>Aprovação</w:t>
             </w:r>
@@ -1905,55 +858,24 @@
         </w:tc>
         <w:tc>
           <w:tcPr>
-            <w:tcW w:type="dxa" w:w="4451"/>
-            <w:tcMar>
-              <w:top w:w="60" w:type="dxa"/>
-              <w:bottom w:w="60" w:type="dxa"/>
-              <w:left w:w="100" w:type="dxa"/>
-              <w:right w:w="100" w:type="dxa"/>
-            </w:tcMar>
+            <w:tcW w:type="dxa" w:w="4320"/>
           </w:tcPr>
           <w:p>
-            <w:pPr>
-              <w:spacing w:before="40" w:after="40"/>
-            </w:pPr>
             <w:r>
-              <w:rPr>
-                <w:rFonts w:ascii="Calibri" w:hAnsi="Calibri"/>
-                <w:b w:val="0"/>
-                <w:i w:val="0"/>
-                <w:sz w:val="20"/>
-              </w:rPr>
               <w:t>Abraão (GP)</w:t>
             </w:r>
           </w:p>
         </w:tc>
       </w:tr>
       <w:tr>
-        <w:trPr>
-          <w:cantSplit w:val="1"/>
-        </w:trPr>
         <w:tc>
           <w:tcPr>
-            <w:tcW w:type="dxa" w:w="4451"/>
-            <w:tcMar>
-              <w:top w:w="60" w:type="dxa"/>
-              <w:bottom w:w="60" w:type="dxa"/>
-              <w:left w:w="100" w:type="dxa"/>
-              <w:right w:w="100" w:type="dxa"/>
-            </w:tcMar>
-            <w:shd w:val="clear" w:color="auto" w:fill="EBF5FB"/>
+            <w:tcW w:type="dxa" w:w="4320"/>
           </w:tcPr>
           <w:p>
-            <w:pPr>
-              <w:spacing w:before="40" w:after="40"/>
-            </w:pPr>
             <w:r>
               <w:rPr>
-                <w:rFonts w:ascii="Calibri" w:hAnsi="Calibri"/>
                 <w:b/>
-                <w:i w:val="0"/>
-                <w:sz w:val="20"/>
               </w:rPr>
               <w:t>Risco vinculado</w:t>
             </w:r>
@@ -1961,55 +883,24 @@
         </w:tc>
         <w:tc>
           <w:tcPr>
-            <w:tcW w:type="dxa" w:w="4451"/>
-            <w:tcMar>
-              <w:top w:w="60" w:type="dxa"/>
-              <w:bottom w:w="60" w:type="dxa"/>
-              <w:left w:w="100" w:type="dxa"/>
-              <w:right w:w="100" w:type="dxa"/>
-            </w:tcMar>
-            <w:shd w:val="clear" w:color="auto" w:fill="EBF5FB"/>
+            <w:tcW w:type="dxa" w:w="4320"/>
           </w:tcPr>
           <w:p>
-            <w:pPr>
-              <w:spacing w:before="40" w:after="40"/>
-            </w:pPr>
             <w:r>
-              <w:rPr>
-                <w:rFonts w:ascii="Calibri" w:hAnsi="Calibri"/>
-                <w:b w:val="0"/>
-                <w:i w:val="0"/>
-                <w:sz w:val="20"/>
-              </w:rPr>
               <w:t>R-04 — Mudança de escopo (Prob. 2 · Impacto 3 · Exposição 6)</w:t>
             </w:r>
           </w:p>
         </w:tc>
       </w:tr>
       <w:tr>
-        <w:trPr>
-          <w:cantSplit w:val="1"/>
-        </w:trPr>
         <w:tc>
           <w:tcPr>
-            <w:tcW w:type="dxa" w:w="4451"/>
-            <w:tcMar>
-              <w:top w:w="60" w:type="dxa"/>
-              <w:bottom w:w="60" w:type="dxa"/>
-              <w:left w:w="100" w:type="dxa"/>
-              <w:right w:w="100" w:type="dxa"/>
-            </w:tcMar>
+            <w:tcW w:type="dxa" w:w="4320"/>
           </w:tcPr>
           <w:p>
-            <w:pPr>
-              <w:spacing w:before="40" w:after="40"/>
-            </w:pPr>
             <w:r>
               <w:rPr>
-                <w:rFonts w:ascii="Calibri" w:hAnsi="Calibri"/>
                 <w:b/>
-                <w:i w:val="0"/>
-                <w:sz w:val="20"/>
               </w:rPr>
               <w:t>Situação</w:t>
             </w:r>
@@ -2017,33 +908,15 @@
         </w:tc>
         <w:tc>
           <w:tcPr>
-            <w:tcW w:type="dxa" w:w="4451"/>
-            <w:tcMar>
-              <w:top w:w="60" w:type="dxa"/>
-              <w:bottom w:w="60" w:type="dxa"/>
-              <w:left w:w="100" w:type="dxa"/>
-              <w:right w:w="100" w:type="dxa"/>
-            </w:tcMar>
+            <w:tcW w:type="dxa" w:w="4320"/>
           </w:tcPr>
           <w:p>
-            <w:pPr>
-              <w:spacing w:before="40" w:after="40"/>
-            </w:pPr>
             <w:r>
-              <w:rPr>
-                <w:rFonts w:ascii="Calibri" w:hAnsi="Calibri"/>
-                <w:b w:val="0"/>
-                <w:i w:val="0"/>
-                <w:sz w:val="20"/>
-              </w:rPr>
               <w:t xml:space="preserve">Aprovado e absorvido na Sprint 9 — RF13 (filtros avançados) </w:t>
             </w:r>
             <w:r>
               <w:rPr>
-                <w:rFonts w:ascii="Calibri" w:hAnsi="Calibri"/>
                 <w:b/>
-                <w:i w:val="0"/>
-                <w:sz w:val="20"/>
               </w:rPr>
               <w:t>entregue na release v0.9.0 (released em main)</w:t>
             </w:r>
@@ -2051,161 +924,88 @@
         </w:tc>
       </w:tr>
     </w:tbl>
+    <w:p/>
     <w:p>
-      <w:pPr>
-        <w:spacing w:before="0" w:after="160"/>
-      </w:pPr>
-    </w:p>
-    <w:p>
-      <w:pPr>
-        <w:spacing w:before="0" w:after="120"/>
-      </w:pPr>
       <w:r>
-        <w:rPr>
-          <w:rFonts w:ascii="Calibri" w:hAnsi="Calibri"/>
-          <w:b w:val="0"/>
-          <w:i w:val="0"/>
-          <w:sz w:val="22"/>
-        </w:rPr>
-        <w:t xml:space="preserve">A absorção do CR-MF-001 na Sprint 9 é evidenciada pela entrega de RF13: os PRs #11/#21/#27 (filtros </w:t>
+        <w:t xml:space="preserve">A absorção do CR-MF-001 na Sprint 9 é evidenciada pela entrega de RF13: os MRs </w:t>
       </w:r>
       <w:r>
         <w:rPr>
-          <w:rFonts w:ascii="Courier New" w:hAnsi="Courier New"/>
-          <w:b w:val="0"/>
-          <w:i w:val="0"/>
-          <w:color w:val="333333"/>
-          <w:sz w:val="20"/>
+          <w:b/>
+        </w:rPr>
+        <w:t>api !13 / web !9 / crawler !4</w:t>
+      </w:r>
+      <w:r>
+        <w:t xml:space="preserve"> (filtros </w:t>
+      </w:r>
+      <w:r>
+        <w:rPr>
+          <w:rFonts w:ascii="Consolas" w:hAnsi="Consolas"/>
         </w:rPr>
         <w:t>maxMiles</w:t>
       </w:r>
       <w:r>
-        <w:rPr>
-          <w:rFonts w:ascii="Calibri" w:hAnsi="Calibri"/>
-          <w:b w:val="0"/>
-          <w:i w:val="0"/>
-          <w:sz w:val="22"/>
-        </w:rPr>
         <w:t>/</w:t>
       </w:r>
       <w:r>
         <w:rPr>
-          <w:rFonts w:ascii="Courier New" w:hAnsi="Courier New"/>
-          <w:b w:val="0"/>
-          <w:i w:val="0"/>
-          <w:color w:val="333333"/>
-          <w:sz w:val="20"/>
+          <w:rFonts w:ascii="Consolas" w:hAnsi="Consolas"/>
         </w:rPr>
         <w:t>cabinType</w:t>
       </w:r>
       <w:r>
-        <w:rPr>
-          <w:rFonts w:ascii="Calibri" w:hAnsi="Calibri"/>
-          <w:b w:val="0"/>
-          <w:i w:val="0"/>
-          <w:sz w:val="22"/>
-        </w:rPr>
         <w:t xml:space="preserve">) foram </w:t>
       </w:r>
       <w:r>
         <w:rPr>
-          <w:rFonts w:ascii="Calibri" w:hAnsi="Calibri"/>
           <w:b/>
-          <w:i w:val="0"/>
-          <w:sz w:val="22"/>
         </w:rPr>
-        <w:t>concluídos em 15/06/2026 com revisor Cézar Velazquez (TL) — Approved, vote 10 (conta legada `Mateus Veloso` no Azure DevOps) — e mergeados em develop</w:t>
+        <w:t>concluídos em 15/06/2026 com 2 revisores aprovados e mergeados em develop</w:t>
       </w:r>
       <w:r>
-        <w:rPr>
-          <w:rFonts w:ascii="Calibri" w:hAnsi="Calibri"/>
-          <w:b w:val="0"/>
-          <w:i w:val="0"/>
-          <w:sz w:val="22"/>
-        </w:rPr>
         <w:t xml:space="preserve">, e a release </w:t>
       </w:r>
       <w:r>
         <w:rPr>
-          <w:rFonts w:ascii="Calibri" w:hAnsi="Calibri"/>
           <w:b/>
-          <w:i w:val="0"/>
-          <w:sz w:val="22"/>
         </w:rPr>
         <w:t>v0.9.0</w:t>
       </w:r>
       <w:r>
-        <w:rPr>
-          <w:rFonts w:ascii="Calibri" w:hAnsi="Calibri"/>
-          <w:b w:val="0"/>
-          <w:i w:val="0"/>
-          <w:sz w:val="22"/>
-        </w:rPr>
         <w:t xml:space="preserve"> foi promovida a main (tag nos três repositórios), deixando RF13 </w:t>
       </w:r>
       <w:r>
         <w:rPr>
-          <w:rFonts w:ascii="Calibri" w:hAnsi="Calibri"/>
           <w:b/>
-          <w:i w:val="0"/>
-          <w:sz w:val="22"/>
         </w:rPr>
         <w:t>Entregue (released em main)</w:t>
       </w:r>
       <w:r>
-        <w:rPr>
-          <w:rFonts w:ascii="Calibri" w:hAnsi="Calibri"/>
-          <w:b w:val="0"/>
-          <w:i w:val="0"/>
-          <w:sz w:val="22"/>
-        </w:rPr>
         <w:t>; o card MF-65 foi transicionado para "Concluído" no Jira (board 614).</w:t>
       </w:r>
     </w:p>
     <w:p>
       <w:pPr>
-        <w:pStyle w:val="Heading1"/>
-        <w:keepNext/>
-        <w:keepLines/>
-        <w:pBdr>
-          <w:bottom w:val="single" w:sz="4" w:space="2" w:color="D6E4F0"/>
-        </w:pBdr>
+        <w:pStyle w:val="Heading2"/>
       </w:pPr>
       <w:r>
         <w:t>4. Tipo de tratamento</w:t>
       </w:r>
     </w:p>
     <w:p>
-      <w:pPr>
-        <w:spacing w:before="0" w:after="120"/>
-      </w:pPr>
       <w:r>
         <w:rPr>
-          <w:rFonts w:ascii="Calibri" w:hAnsi="Calibri"/>
           <w:b/>
-          <w:i w:val="0"/>
-          <w:sz w:val="22"/>
         </w:rPr>
         <w:t>Tipo de tratamento: Aditivo.</w:t>
       </w:r>
       <w:r>
-        <w:rPr>
-          <w:rFonts w:ascii="Calibri" w:hAnsi="Calibri"/>
-          <w:b w:val="0"/>
-          <w:i w:val="0"/>
-          <w:sz w:val="22"/>
-        </w:rPr>
         <w:t xml:space="preserve"> A mudança acrescenta esforço adicional ao projeto (+10 h, absorvidas na Sprint 9 — sprint de maior planejamento, 69 SP), caracterizando uma mudança aditiva conforme o modelo da Timeware (TPL-GPR-006 §4), e não uma troca de prioridade de mesmo tamanho nem um crédito ao cliente.</w:t>
       </w:r>
     </w:p>
     <w:p>
       <w:pPr>
-        <w:pStyle w:val="Heading1"/>
-        <w:keepNext/>
-        <w:keepLines/>
-        <w:pBdr>
-          <w:bottom w:val="single" w:sz="4" w:space="2" w:color="D6E4F0"/>
-        </w:pBdr>
+        <w:pStyle w:val="Heading2"/>
       </w:pPr>
       <w:r>
         <w:t>5. Impacto consolidado</w:t>
@@ -2213,47 +1013,23 @@
     </w:p>
     <w:tbl>
       <w:tblPr>
+        <w:tblStyle w:val="TableGrid"/>
         <w:tblW w:type="auto" w:w="0"/>
         <w:tblLook w:firstColumn="1" w:firstRow="1" w:lastColumn="0" w:lastRow="0" w:noHBand="0" w:noVBand="1" w:val="04A0"/>
-        <w:tblBorders>
-          <w:top w:val="single" w:sz="4" w:space="0" w:color="003366"/>
-          <w:left w:val="single" w:sz="4" w:space="0" w:color="003366"/>
-          <w:bottom w:val="single" w:sz="4" w:space="0" w:color="003366"/>
-          <w:right w:val="single" w:sz="4" w:space="0" w:color="003366"/>
-          <w:insideH w:val="single" w:sz="4" w:space="0" w:color="003366"/>
-          <w:insideV w:val="single" w:sz="4" w:space="0" w:color="003366"/>
-        </w:tblBorders>
       </w:tblPr>
       <w:tblGrid>
-        <w:gridCol w:w="4451"/>
-        <w:gridCol w:w="4451"/>
+        <w:gridCol w:w="4320"/>
+        <w:gridCol w:w="4320"/>
       </w:tblGrid>
       <w:tr>
-        <w:trPr>
-          <w:cantSplit w:val="1"/>
-        </w:trPr>
         <w:tc>
           <w:tcPr>
-            <w:tcW w:type="dxa" w:w="4451"/>
-            <w:tcMar>
-              <w:top w:w="60" w:type="dxa"/>
-              <w:bottom w:w="60" w:type="dxa"/>
-              <w:left w:w="100" w:type="dxa"/>
-              <w:right w:w="100" w:type="dxa"/>
-            </w:tcMar>
-            <w:shd w:val="clear" w:color="auto" w:fill="003366"/>
+            <w:tcW w:type="dxa" w:w="4320"/>
           </w:tcPr>
           <w:p>
-            <w:pPr>
-              <w:spacing w:before="40" w:after="40"/>
-            </w:pPr>
             <w:r>
               <w:rPr>
-                <w:rFonts w:ascii="Calibri" w:hAnsi="Calibri"/>
                 <w:b/>
-                <w:i w:val="0"/>
-                <w:color w:val="FFFFFF"/>
-                <w:sz w:val="20"/>
               </w:rPr>
               <w:t>Dimensão</w:t>
             </w:r>
@@ -2261,26 +1037,12 @@
         </w:tc>
         <w:tc>
           <w:tcPr>
-            <w:tcW w:type="dxa" w:w="4451"/>
-            <w:tcMar>
-              <w:top w:w="60" w:type="dxa"/>
-              <w:bottom w:w="60" w:type="dxa"/>
-              <w:left w:w="100" w:type="dxa"/>
-              <w:right w:w="100" w:type="dxa"/>
-            </w:tcMar>
-            <w:shd w:val="clear" w:color="auto" w:fill="003366"/>
+            <w:tcW w:type="dxa" w:w="4320"/>
           </w:tcPr>
           <w:p>
-            <w:pPr>
-              <w:spacing w:before="40" w:after="40"/>
-            </w:pPr>
             <w:r>
               <w:rPr>
-                <w:rFonts w:ascii="Calibri" w:hAnsi="Calibri"/>
                 <w:b/>
-                <w:i w:val="0"/>
-                <w:color w:val="FFFFFF"/>
-                <w:sz w:val="20"/>
               </w:rPr>
               <w:t>Impacto</w:t>
             </w:r>
@@ -2288,30 +1050,14 @@
         </w:tc>
       </w:tr>
       <w:tr>
-        <w:trPr>
-          <w:cantSplit w:val="1"/>
-        </w:trPr>
         <w:tc>
           <w:tcPr>
-            <w:tcW w:type="dxa" w:w="4451"/>
-            <w:tcMar>
-              <w:top w:w="60" w:type="dxa"/>
-              <w:bottom w:w="60" w:type="dxa"/>
-              <w:left w:w="100" w:type="dxa"/>
-              <w:right w:w="100" w:type="dxa"/>
-            </w:tcMar>
-            <w:shd w:val="clear" w:color="auto" w:fill="EBF5FB"/>
+            <w:tcW w:type="dxa" w:w="4320"/>
           </w:tcPr>
           <w:p>
-            <w:pPr>
-              <w:spacing w:before="40" w:after="40"/>
-            </w:pPr>
             <w:r>
               <w:rPr>
-                <w:rFonts w:ascii="Calibri" w:hAnsi="Calibri"/>
                 <w:b/>
-                <w:i w:val="0"/>
-                <w:sz w:val="20"/>
               </w:rPr>
               <w:t>Prazo</w:t>
             </w:r>
@@ -2319,55 +1065,24 @@
         </w:tc>
         <w:tc>
           <w:tcPr>
-            <w:tcW w:type="dxa" w:w="4451"/>
-            <w:tcMar>
-              <w:top w:w="60" w:type="dxa"/>
-              <w:bottom w:w="60" w:type="dxa"/>
-              <w:left w:w="100" w:type="dxa"/>
-              <w:right w:w="100" w:type="dxa"/>
-            </w:tcMar>
-            <w:shd w:val="clear" w:color="auto" w:fill="EBF5FB"/>
+            <w:tcW w:type="dxa" w:w="4320"/>
           </w:tcPr>
           <w:p>
-            <w:pPr>
-              <w:spacing w:before="40" w:after="40"/>
-            </w:pPr>
             <w:r>
-              <w:rPr>
-                <w:rFonts w:ascii="Calibri" w:hAnsi="Calibri"/>
-                <w:b w:val="0"/>
-                <w:i w:val="0"/>
-                <w:sz w:val="20"/>
-              </w:rPr>
               <w:t>0 dia de atraso macro; término previsto mantido em 26/07/2026</w:t>
             </w:r>
           </w:p>
         </w:tc>
       </w:tr>
       <w:tr>
-        <w:trPr>
-          <w:cantSplit w:val="1"/>
-        </w:trPr>
         <w:tc>
           <w:tcPr>
-            <w:tcW w:type="dxa" w:w="4451"/>
-            <w:tcMar>
-              <w:top w:w="60" w:type="dxa"/>
-              <w:bottom w:w="60" w:type="dxa"/>
-              <w:left w:w="100" w:type="dxa"/>
-              <w:right w:w="100" w:type="dxa"/>
-            </w:tcMar>
+            <w:tcW w:type="dxa" w:w="4320"/>
           </w:tcPr>
           <w:p>
-            <w:pPr>
-              <w:spacing w:before="40" w:after="40"/>
-            </w:pPr>
             <w:r>
               <w:rPr>
-                <w:rFonts w:ascii="Calibri" w:hAnsi="Calibri"/>
                 <w:b/>
-                <w:i w:val="0"/>
-                <w:sz w:val="20"/>
               </w:rPr>
               <w:t>Esforço</w:t>
             </w:r>
@@ -2375,55 +1090,24 @@
         </w:tc>
         <w:tc>
           <w:tcPr>
-            <w:tcW w:type="dxa" w:w="4451"/>
-            <w:tcMar>
-              <w:top w:w="60" w:type="dxa"/>
-              <w:bottom w:w="60" w:type="dxa"/>
-              <w:left w:w="100" w:type="dxa"/>
-              <w:right w:w="100" w:type="dxa"/>
-            </w:tcMar>
+            <w:tcW w:type="dxa" w:w="4320"/>
           </w:tcPr>
           <w:p>
-            <w:pPr>
-              <w:spacing w:before="40" w:after="40"/>
-            </w:pPr>
             <w:r>
-              <w:rPr>
-                <w:rFonts w:ascii="Calibri" w:hAnsi="Calibri"/>
-                <w:b w:val="0"/>
-                <w:i w:val="0"/>
-                <w:sz w:val="20"/>
-              </w:rPr>
               <w:t>+10 horas absorvidas dentro da Sprint 9</w:t>
             </w:r>
           </w:p>
         </w:tc>
       </w:tr>
       <w:tr>
-        <w:trPr>
-          <w:cantSplit w:val="1"/>
-        </w:trPr>
         <w:tc>
           <w:tcPr>
-            <w:tcW w:type="dxa" w:w="4451"/>
-            <w:tcMar>
-              <w:top w:w="60" w:type="dxa"/>
-              <w:bottom w:w="60" w:type="dxa"/>
-              <w:left w:w="100" w:type="dxa"/>
-              <w:right w:w="100" w:type="dxa"/>
-            </w:tcMar>
-            <w:shd w:val="clear" w:color="auto" w:fill="EBF5FB"/>
+            <w:tcW w:type="dxa" w:w="4320"/>
           </w:tcPr>
           <w:p>
-            <w:pPr>
-              <w:spacing w:before="40" w:after="40"/>
-            </w:pPr>
             <w:r>
               <w:rPr>
-                <w:rFonts w:ascii="Calibri" w:hAnsi="Calibri"/>
                 <w:b/>
-                <w:i w:val="0"/>
-                <w:sz w:val="20"/>
               </w:rPr>
               <w:t>Escopo</w:t>
             </w:r>
@@ -2431,55 +1115,24 @@
         </w:tc>
         <w:tc>
           <w:tcPr>
-            <w:tcW w:type="dxa" w:w="4451"/>
-            <w:tcMar>
-              <w:top w:w="60" w:type="dxa"/>
-              <w:bottom w:w="60" w:type="dxa"/>
-              <w:left w:w="100" w:type="dxa"/>
-              <w:right w:w="100" w:type="dxa"/>
-            </w:tcMar>
-            <w:shd w:val="clear" w:color="auto" w:fill="EBF5FB"/>
+            <w:tcW w:type="dxa" w:w="4320"/>
           </w:tcPr>
           <w:p>
-            <w:pPr>
-              <w:spacing w:before="40" w:after="40"/>
-            </w:pPr>
             <w:r>
-              <w:rPr>
-                <w:rFonts w:ascii="Calibri" w:hAnsi="Calibri"/>
-                <w:b w:val="0"/>
-                <w:i w:val="0"/>
-                <w:sz w:val="20"/>
-              </w:rPr>
               <w:t>Antecipação de RF13 (filtros avançados) de S10 para S9, entregue na release v0.9.0 (main) na S9; nenhum requisito novo adicionado</w:t>
             </w:r>
           </w:p>
         </w:tc>
       </w:tr>
       <w:tr>
-        <w:trPr>
-          <w:cantSplit w:val="1"/>
-        </w:trPr>
         <w:tc>
           <w:tcPr>
-            <w:tcW w:type="dxa" w:w="4451"/>
-            <w:tcMar>
-              <w:top w:w="60" w:type="dxa"/>
-              <w:bottom w:w="60" w:type="dxa"/>
-              <w:left w:w="100" w:type="dxa"/>
-              <w:right w:w="100" w:type="dxa"/>
-            </w:tcMar>
+            <w:tcW w:type="dxa" w:w="4320"/>
           </w:tcPr>
           <w:p>
-            <w:pPr>
-              <w:spacing w:before="40" w:after="40"/>
-            </w:pPr>
             <w:r>
               <w:rPr>
-                <w:rFonts w:ascii="Calibri" w:hAnsi="Calibri"/>
                 <w:b/>
-                <w:i w:val="0"/>
-                <w:sz w:val="20"/>
               </w:rPr>
               <w:t>Risco</w:t>
             </w:r>
@@ -2487,44 +1140,20 @@
         </w:tc>
         <w:tc>
           <w:tcPr>
-            <w:tcW w:type="dxa" w:w="4451"/>
-            <w:tcMar>
-              <w:top w:w="60" w:type="dxa"/>
-              <w:bottom w:w="60" w:type="dxa"/>
-              <w:left w:w="100" w:type="dxa"/>
-              <w:right w:w="100" w:type="dxa"/>
-            </w:tcMar>
+            <w:tcW w:type="dxa" w:w="4320"/>
           </w:tcPr>
           <w:p>
-            <w:pPr>
-              <w:spacing w:before="40" w:after="40"/>
-            </w:pPr>
             <w:r>
-              <w:rPr>
-                <w:rFonts w:ascii="Calibri" w:hAnsi="Calibri"/>
-                <w:b w:val="0"/>
-                <w:i w:val="0"/>
-                <w:sz w:val="20"/>
-              </w:rPr>
               <w:t>Materialização controlada do risco R-04 (mudança de escopo), tratada via change request formal</w:t>
             </w:r>
           </w:p>
         </w:tc>
       </w:tr>
     </w:tbl>
+    <w:p/>
     <w:p>
       <w:pPr>
-        <w:spacing w:before="0" w:after="160"/>
-      </w:pPr>
-    </w:p>
-    <w:p>
-      <w:pPr>
-        <w:pStyle w:val="Heading1"/>
-        <w:keepNext/>
-        <w:keepLines/>
-        <w:pBdr>
-          <w:bottom w:val="single" w:sz="4" w:space="2" w:color="D6E4F0"/>
-        </w:pBdr>
+        <w:pStyle w:val="Heading2"/>
       </w:pPr>
       <w:r>
         <w:t>6. Rastreabilidade</w:t>
@@ -2532,47 +1161,23 @@
     </w:p>
     <w:tbl>
       <w:tblPr>
+        <w:tblStyle w:val="TableGrid"/>
         <w:tblW w:type="auto" w:w="0"/>
         <w:tblLook w:firstColumn="1" w:firstRow="1" w:lastColumn="0" w:lastRow="0" w:noHBand="0" w:noVBand="1" w:val="04A0"/>
-        <w:tblBorders>
-          <w:top w:val="single" w:sz="4" w:space="0" w:color="003366"/>
-          <w:left w:val="single" w:sz="4" w:space="0" w:color="003366"/>
-          <w:bottom w:val="single" w:sz="4" w:space="0" w:color="003366"/>
-          <w:right w:val="single" w:sz="4" w:space="0" w:color="003366"/>
-          <w:insideH w:val="single" w:sz="4" w:space="0" w:color="003366"/>
-          <w:insideV w:val="single" w:sz="4" w:space="0" w:color="003366"/>
-        </w:tblBorders>
       </w:tblPr>
       <w:tblGrid>
-        <w:gridCol w:w="4451"/>
-        <w:gridCol w:w="4451"/>
+        <w:gridCol w:w="4320"/>
+        <w:gridCol w:w="4320"/>
       </w:tblGrid>
       <w:tr>
-        <w:trPr>
-          <w:cantSplit w:val="1"/>
-        </w:trPr>
         <w:tc>
           <w:tcPr>
-            <w:tcW w:type="dxa" w:w="4451"/>
-            <w:tcMar>
-              <w:top w:w="60" w:type="dxa"/>
-              <w:bottom w:w="60" w:type="dxa"/>
-              <w:left w:w="100" w:type="dxa"/>
-              <w:right w:w="100" w:type="dxa"/>
-            </w:tcMar>
-            <w:shd w:val="clear" w:color="auto" w:fill="003366"/>
+            <w:tcW w:type="dxa" w:w="4320"/>
           </w:tcPr>
           <w:p>
-            <w:pPr>
-              <w:spacing w:before="40" w:after="40"/>
-            </w:pPr>
             <w:r>
               <w:rPr>
-                <w:rFonts w:ascii="Calibri" w:hAnsi="Calibri"/>
                 <w:b/>
-                <w:i w:val="0"/>
-                <w:color w:val="FFFFFF"/>
-                <w:sz w:val="20"/>
               </w:rPr>
               <w:t>Referência</w:t>
             </w:r>
@@ -2580,26 +1185,12 @@
         </w:tc>
         <w:tc>
           <w:tcPr>
-            <w:tcW w:type="dxa" w:w="4451"/>
-            <w:tcMar>
-              <w:top w:w="60" w:type="dxa"/>
-              <w:bottom w:w="60" w:type="dxa"/>
-              <w:left w:w="100" w:type="dxa"/>
-              <w:right w:w="100" w:type="dxa"/>
-            </w:tcMar>
-            <w:shd w:val="clear" w:color="auto" w:fill="003366"/>
+            <w:tcW w:type="dxa" w:w="4320"/>
           </w:tcPr>
           <w:p>
-            <w:pPr>
-              <w:spacing w:before="40" w:after="40"/>
-            </w:pPr>
             <w:r>
               <w:rPr>
-                <w:rFonts w:ascii="Calibri" w:hAnsi="Calibri"/>
                 <w:b/>
-                <w:i w:val="0"/>
-                <w:color w:val="FFFFFF"/>
-                <w:sz w:val="20"/>
               </w:rPr>
               <w:t>Relação</w:t>
             </w:r>
@@ -2607,243 +1198,98 @@
         </w:tc>
       </w:tr>
       <w:tr>
-        <w:trPr>
-          <w:cantSplit w:val="1"/>
-        </w:trPr>
         <w:tc>
           <w:tcPr>
-            <w:tcW w:type="dxa" w:w="4451"/>
-            <w:tcMar>
-              <w:top w:w="60" w:type="dxa"/>
-              <w:bottom w:w="60" w:type="dxa"/>
-              <w:left w:w="100" w:type="dxa"/>
-              <w:right w:w="100" w:type="dxa"/>
-            </w:tcMar>
-            <w:shd w:val="clear" w:color="auto" w:fill="EBF5FB"/>
+            <w:tcW w:type="dxa" w:w="4320"/>
           </w:tcPr>
           <w:p>
-            <w:pPr>
-              <w:spacing w:before="40" w:after="40"/>
-            </w:pPr>
             <w:r>
-              <w:rPr>
-                <w:rFonts w:ascii="Calibri" w:hAnsi="Calibri"/>
-                <w:b w:val="0"/>
-                <w:i w:val="0"/>
-                <w:sz w:val="20"/>
-              </w:rPr>
               <w:t>PLA-MILHASFACIL01-001</w:t>
             </w:r>
           </w:p>
         </w:tc>
         <w:tc>
           <w:tcPr>
-            <w:tcW w:type="dxa" w:w="4451"/>
-            <w:tcMar>
-              <w:top w:w="60" w:type="dxa"/>
-              <w:bottom w:w="60" w:type="dxa"/>
-              <w:left w:w="100" w:type="dxa"/>
-              <w:right w:w="100" w:type="dxa"/>
-            </w:tcMar>
-            <w:shd w:val="clear" w:color="auto" w:fill="EBF5FB"/>
+            <w:tcW w:type="dxa" w:w="4320"/>
           </w:tcPr>
           <w:p>
-            <w:pPr>
-              <w:spacing w:before="40" w:after="40"/>
-            </w:pPr>
             <w:r>
-              <w:rPr>
-                <w:rFonts w:ascii="Calibri" w:hAnsi="Calibri"/>
-                <w:b w:val="0"/>
-                <w:i w:val="0"/>
-                <w:sz w:val="20"/>
-              </w:rPr>
               <w:t>Plano de projeto — escopo e cronograma macro impactados</w:t>
             </w:r>
           </w:p>
         </w:tc>
       </w:tr>
       <w:tr>
-        <w:trPr>
-          <w:cantSplit w:val="1"/>
-        </w:trPr>
         <w:tc>
           <w:tcPr>
-            <w:tcW w:type="dxa" w:w="4451"/>
-            <w:tcMar>
-              <w:top w:w="60" w:type="dxa"/>
-              <w:bottom w:w="60" w:type="dxa"/>
-              <w:left w:w="100" w:type="dxa"/>
-              <w:right w:w="100" w:type="dxa"/>
-            </w:tcMar>
+            <w:tcW w:type="dxa" w:w="4320"/>
           </w:tcPr>
           <w:p>
-            <w:pPr>
-              <w:spacing w:before="40" w:after="40"/>
-            </w:pPr>
             <w:r>
-              <w:rPr>
-                <w:rFonts w:ascii="Calibri" w:hAnsi="Calibri"/>
-                <w:b w:val="0"/>
-                <w:i w:val="0"/>
-                <w:sz w:val="20"/>
-              </w:rPr>
               <w:t>RAC-MILHASFACIL01-001</w:t>
             </w:r>
           </w:p>
         </w:tc>
         <w:tc>
           <w:tcPr>
-            <w:tcW w:type="dxa" w:w="4451"/>
-            <w:tcMar>
-              <w:top w:w="60" w:type="dxa"/>
-              <w:bottom w:w="60" w:type="dxa"/>
-              <w:left w:w="100" w:type="dxa"/>
-              <w:right w:w="100" w:type="dxa"/>
-            </w:tcMar>
+            <w:tcW w:type="dxa" w:w="4320"/>
           </w:tcPr>
           <w:p>
-            <w:pPr>
-              <w:spacing w:before="40" w:after="40"/>
-            </w:pPr>
             <w:r>
-              <w:rPr>
-                <w:rFonts w:ascii="Calibri" w:hAnsi="Calibri"/>
-                <w:b w:val="0"/>
-                <w:i w:val="0"/>
-                <w:sz w:val="20"/>
-              </w:rPr>
               <w:t>Acompanhamento da Sprint 9 (RF13 entregue na release v0.9.0)</w:t>
             </w:r>
           </w:p>
         </w:tc>
       </w:tr>
       <w:tr>
-        <w:trPr>
-          <w:cantSplit w:val="1"/>
-        </w:trPr>
         <w:tc>
           <w:tcPr>
-            <w:tcW w:type="dxa" w:w="4451"/>
-            <w:tcMar>
-              <w:top w:w="60" w:type="dxa"/>
-              <w:bottom w:w="60" w:type="dxa"/>
-              <w:left w:w="100" w:type="dxa"/>
-              <w:right w:w="100" w:type="dxa"/>
-            </w:tcMar>
-            <w:shd w:val="clear" w:color="auto" w:fill="EBF5FB"/>
+            <w:tcW w:type="dxa" w:w="4320"/>
           </w:tcPr>
           <w:p>
-            <w:pPr>
-              <w:spacing w:before="40" w:after="40"/>
-            </w:pPr>
             <w:r>
-              <w:rPr>
-                <w:rFonts w:ascii="Calibri" w:hAnsi="Calibri"/>
-                <w:b w:val="0"/>
-                <w:i w:val="0"/>
-                <w:sz w:val="20"/>
-              </w:rPr>
               <w:t>TAP-MILHASFACIL01-001 §8</w:t>
             </w:r>
           </w:p>
         </w:tc>
         <w:tc>
           <w:tcPr>
-            <w:tcW w:type="dxa" w:w="4451"/>
-            <w:tcMar>
-              <w:top w:w="60" w:type="dxa"/>
-              <w:bottom w:w="60" w:type="dxa"/>
-              <w:left w:w="100" w:type="dxa"/>
-              <w:right w:w="100" w:type="dxa"/>
-            </w:tcMar>
-            <w:shd w:val="clear" w:color="auto" w:fill="EBF5FB"/>
+            <w:tcW w:type="dxa" w:w="4320"/>
           </w:tcPr>
           <w:p>
-            <w:pPr>
-              <w:spacing w:before="40" w:after="40"/>
-            </w:pPr>
             <w:r>
-              <w:rPr>
-                <w:rFonts w:ascii="Calibri" w:hAnsi="Calibri"/>
-                <w:b w:val="0"/>
-                <w:i w:val="0"/>
-                <w:sz w:val="20"/>
-              </w:rPr>
               <w:t>Risco R-04 (mudança de escopo) vinculado ao CR-MF-001</w:t>
             </w:r>
           </w:p>
         </w:tc>
       </w:tr>
       <w:tr>
-        <w:trPr>
-          <w:cantSplit w:val="1"/>
-        </w:trPr>
         <w:tc>
           <w:tcPr>
-            <w:tcW w:type="dxa" w:w="4451"/>
-            <w:tcMar>
-              <w:top w:w="60" w:type="dxa"/>
-              <w:bottom w:w="60" w:type="dxa"/>
-              <w:left w:w="100" w:type="dxa"/>
-              <w:right w:w="100" w:type="dxa"/>
-            </w:tcMar>
+            <w:tcW w:type="dxa" w:w="4320"/>
           </w:tcPr>
           <w:p>
-            <w:pPr>
-              <w:spacing w:before="40" w:after="40"/>
-            </w:pPr>
             <w:r>
-              <w:rPr>
-                <w:rFonts w:ascii="Calibri" w:hAnsi="Calibri"/>
-                <w:b w:val="0"/>
-                <w:i w:val="0"/>
-                <w:sz w:val="20"/>
-              </w:rPr>
               <w:t>GEST-MILHASFACIL01-001</w:t>
             </w:r>
           </w:p>
         </w:tc>
         <w:tc>
           <w:tcPr>
-            <w:tcW w:type="dxa" w:w="4451"/>
-            <w:tcMar>
-              <w:top w:w="60" w:type="dxa"/>
-              <w:bottom w:w="60" w:type="dxa"/>
-              <w:left w:w="100" w:type="dxa"/>
-              <w:right w:w="100" w:type="dxa"/>
-            </w:tcMar>
+            <w:tcW w:type="dxa" w:w="4320"/>
           </w:tcPr>
           <w:p>
-            <w:pPr>
-              <w:spacing w:before="40" w:after="40"/>
-            </w:pPr>
             <w:r>
-              <w:rPr>
-                <w:rFonts w:ascii="Calibri" w:hAnsi="Calibri"/>
-                <w:b w:val="0"/>
-                <w:i w:val="0"/>
-                <w:sz w:val="20"/>
-              </w:rPr>
               <w:t>Planilha de gestão — fonte da verdade do registro do CR</w:t>
             </w:r>
           </w:p>
         </w:tc>
       </w:tr>
     </w:tbl>
+    <w:p/>
     <w:p>
       <w:pPr>
-        <w:spacing w:before="0" w:after="160"/>
-      </w:pPr>
-    </w:p>
-    <w:p>
-      <w:pPr>
-        <w:pStyle w:val="Heading1"/>
-        <w:keepNext/>
-        <w:keepLines/>
-        <w:pBdr>
-          <w:bottom w:val="single" w:sz="4" w:space="2" w:color="D6E4F0"/>
-        </w:pBdr>
+        <w:pStyle w:val="Heading2"/>
       </w:pPr>
       <w:r>
         <w:t>Histórico de revisões</w:t>
@@ -2851,48 +1297,25 @@
     </w:p>
     <w:tbl>
       <w:tblPr>
+        <w:tblStyle w:val="TableGrid"/>
         <w:tblW w:type="auto" w:w="0"/>
         <w:tblLook w:firstColumn="1" w:firstRow="1" w:lastColumn="0" w:lastRow="0" w:noHBand="0" w:noVBand="1" w:val="04A0"/>
-        <w:tblBorders>
-          <w:top w:val="single" w:sz="4" w:space="0" w:color="AAAAAA"/>
-          <w:left w:val="single" w:sz="4" w:space="0" w:color="AAAAAA"/>
-          <w:bottom w:val="single" w:sz="4" w:space="0" w:color="AAAAAA"/>
-          <w:right w:val="single" w:sz="4" w:space="0" w:color="AAAAAA"/>
-          <w:insideH w:val="single" w:sz="4" w:space="0" w:color="AAAAAA"/>
-          <w:insideV w:val="single" w:sz="4" w:space="0" w:color="AAAAAA"/>
-        </w:tblBorders>
       </w:tblPr>
       <w:tblGrid>
-        <w:gridCol w:w="2225"/>
-        <w:gridCol w:w="2225"/>
-        <w:gridCol w:w="2225"/>
-        <w:gridCol w:w="2225"/>
+        <w:gridCol w:w="2160"/>
+        <w:gridCol w:w="2160"/>
+        <w:gridCol w:w="2160"/>
+        <w:gridCol w:w="2160"/>
       </w:tblGrid>
       <w:tr>
-        <w:trPr>
-          <w:cantSplit w:val="1"/>
-        </w:trPr>
         <w:tc>
           <w:tcPr>
-            <w:tcW w:type="dxa" w:w="2225"/>
-            <w:tcMar>
-              <w:top w:w="60" w:type="dxa"/>
-              <w:bottom w:w="60" w:type="dxa"/>
-              <w:left w:w="100" w:type="dxa"/>
-              <w:right w:w="100" w:type="dxa"/>
-            </w:tcMar>
-            <w:shd w:val="clear" w:color="auto" w:fill="D6E4F0"/>
+            <w:tcW w:type="dxa" w:w="2160"/>
           </w:tcPr>
           <w:p>
-            <w:pPr>
-              <w:spacing w:before="40" w:after="40"/>
-            </w:pPr>
             <w:r>
               <w:rPr>
-                <w:rFonts w:ascii="Calibri" w:hAnsi="Calibri"/>
                 <w:b/>
-                <w:i w:val="0"/>
-                <w:sz w:val="20"/>
               </w:rPr>
               <w:t>Versão</w:t>
             </w:r>
@@ -2900,25 +1323,12 @@
         </w:tc>
         <w:tc>
           <w:tcPr>
-            <w:tcW w:type="dxa" w:w="2225"/>
-            <w:tcMar>
-              <w:top w:w="60" w:type="dxa"/>
-              <w:bottom w:w="60" w:type="dxa"/>
-              <w:left w:w="100" w:type="dxa"/>
-              <w:right w:w="100" w:type="dxa"/>
-            </w:tcMar>
-            <w:shd w:val="clear" w:color="auto" w:fill="D6E4F0"/>
+            <w:tcW w:type="dxa" w:w="2160"/>
           </w:tcPr>
           <w:p>
-            <w:pPr>
-              <w:spacing w:before="40" w:after="40"/>
-            </w:pPr>
             <w:r>
               <w:rPr>
-                <w:rFonts w:ascii="Calibri" w:hAnsi="Calibri"/>
                 <w:b/>
-                <w:i w:val="0"/>
-                <w:sz w:val="20"/>
               </w:rPr>
               <w:t>Data</w:t>
             </w:r>
@@ -2926,25 +1336,12 @@
         </w:tc>
         <w:tc>
           <w:tcPr>
-            <w:tcW w:type="dxa" w:w="2225"/>
-            <w:tcMar>
-              <w:top w:w="60" w:type="dxa"/>
-              <w:bottom w:w="60" w:type="dxa"/>
-              <w:left w:w="100" w:type="dxa"/>
-              <w:right w:w="100" w:type="dxa"/>
-            </w:tcMar>
-            <w:shd w:val="clear" w:color="auto" w:fill="D6E4F0"/>
+            <w:tcW w:type="dxa" w:w="2160"/>
           </w:tcPr>
           <w:p>
-            <w:pPr>
-              <w:spacing w:before="40" w:after="40"/>
-            </w:pPr>
             <w:r>
               <w:rPr>
-                <w:rFonts w:ascii="Calibri" w:hAnsi="Calibri"/>
                 <w:b/>
-                <w:i w:val="0"/>
-                <w:sz w:val="20"/>
               </w:rPr>
               <w:t>Autor</w:t>
             </w:r>
@@ -2952,25 +1349,12 @@
         </w:tc>
         <w:tc>
           <w:tcPr>
-            <w:tcW w:type="dxa" w:w="2225"/>
-            <w:tcMar>
-              <w:top w:w="60" w:type="dxa"/>
-              <w:bottom w:w="60" w:type="dxa"/>
-              <w:left w:w="100" w:type="dxa"/>
-              <w:right w:w="100" w:type="dxa"/>
-            </w:tcMar>
-            <w:shd w:val="clear" w:color="auto" w:fill="D6E4F0"/>
+            <w:tcW w:type="dxa" w:w="2160"/>
           </w:tcPr>
           <w:p>
-            <w:pPr>
-              <w:spacing w:before="40" w:after="40"/>
-            </w:pPr>
             <w:r>
               <w:rPr>
-                <w:rFonts w:ascii="Calibri" w:hAnsi="Calibri"/>
                 <w:b/>
-                <w:i w:val="0"/>
-                <w:sz w:val="20"/>
               </w:rPr>
               <w:t>Descrição</w:t>
             </w:r>
@@ -2978,415 +1362,141 @@
         </w:tc>
       </w:tr>
       <w:tr>
-        <w:trPr>
-          <w:cantSplit w:val="1"/>
-        </w:trPr>
         <w:tc>
           <w:tcPr>
-            <w:tcW w:type="dxa" w:w="2225"/>
-            <w:tcMar>
-              <w:top w:w="60" w:type="dxa"/>
-              <w:bottom w:w="60" w:type="dxa"/>
-              <w:left w:w="100" w:type="dxa"/>
-              <w:right w:w="100" w:type="dxa"/>
-            </w:tcMar>
-            <w:shd w:val="clear" w:color="auto" w:fill="F0F4F8"/>
+            <w:tcW w:type="dxa" w:w="2160"/>
           </w:tcPr>
           <w:p>
-            <w:pPr>
-              <w:spacing w:before="40" w:after="40"/>
-            </w:pPr>
             <w:r>
-              <w:rPr>
-                <w:rFonts w:ascii="Calibri" w:hAnsi="Calibri"/>
-                <w:b/>
-                <w:i w:val="0"/>
-                <w:sz w:val="20"/>
-              </w:rPr>
               <w:t>1.0</w:t>
             </w:r>
           </w:p>
         </w:tc>
         <w:tc>
           <w:tcPr>
-            <w:tcW w:type="dxa" w:w="2225"/>
-            <w:tcMar>
-              <w:top w:w="60" w:type="dxa"/>
-              <w:bottom w:w="60" w:type="dxa"/>
-              <w:left w:w="100" w:type="dxa"/>
-              <w:right w:w="100" w:type="dxa"/>
-            </w:tcMar>
+            <w:tcW w:type="dxa" w:w="2160"/>
           </w:tcPr>
           <w:p>
-            <w:pPr>
-              <w:spacing w:before="40" w:after="40"/>
-            </w:pPr>
             <w:r>
-              <w:rPr>
-                <w:rFonts w:ascii="Calibri" w:hAnsi="Calibri"/>
-                <w:b w:val="0"/>
-                <w:i w:val="0"/>
-                <w:sz w:val="20"/>
-              </w:rPr>
               <w:t>15/06/2026</w:t>
             </w:r>
           </w:p>
         </w:tc>
         <w:tc>
           <w:tcPr>
-            <w:tcW w:type="dxa" w:w="2225"/>
-            <w:tcMar>
-              <w:top w:w="60" w:type="dxa"/>
-              <w:bottom w:w="60" w:type="dxa"/>
-              <w:left w:w="100" w:type="dxa"/>
-              <w:right w:w="100" w:type="dxa"/>
-            </w:tcMar>
+            <w:tcW w:type="dxa" w:w="2160"/>
           </w:tcPr>
           <w:p>
-            <w:pPr>
-              <w:spacing w:before="40" w:after="40"/>
-            </w:pPr>
             <w:r>
-              <w:rPr>
-                <w:rFonts w:ascii="Calibri" w:hAnsi="Calibri"/>
-                <w:b w:val="0"/>
-                <w:i w:val="0"/>
-                <w:sz w:val="20"/>
-              </w:rPr>
               <w:t>Time de Melhoria Contínua</w:t>
             </w:r>
           </w:p>
         </w:tc>
         <w:tc>
           <w:tcPr>
-            <w:tcW w:type="dxa" w:w="2225"/>
-            <w:tcMar>
-              <w:top w:w="60" w:type="dxa"/>
-              <w:bottom w:w="60" w:type="dxa"/>
-              <w:left w:w="100" w:type="dxa"/>
-              <w:right w:w="100" w:type="dxa"/>
-            </w:tcMar>
+            <w:tcW w:type="dxa" w:w="2160"/>
           </w:tcPr>
           <w:p>
-            <w:pPr>
-              <w:spacing w:before="40" w:after="40"/>
-            </w:pPr>
             <w:r>
-              <w:rPr>
-                <w:rFonts w:ascii="Calibri" w:hAnsi="Calibri"/>
-                <w:b w:val="0"/>
-                <w:i w:val="0"/>
-                <w:sz w:val="20"/>
-              </w:rPr>
               <w:t>Emissão inicial — evidência do ciclo S1–S9 (MR-MPS-SW:2024 Nível C).</w:t>
             </w:r>
           </w:p>
         </w:tc>
       </w:tr>
       <w:tr>
-        <w:trPr>
-          <w:cantSplit w:val="1"/>
-        </w:trPr>
         <w:tc>
           <w:tcPr>
-            <w:tcW w:type="dxa" w:w="2225"/>
-            <w:tcMar>
-              <w:top w:w="60" w:type="dxa"/>
-              <w:bottom w:w="60" w:type="dxa"/>
-              <w:left w:w="100" w:type="dxa"/>
-              <w:right w:w="100" w:type="dxa"/>
-            </w:tcMar>
-            <w:shd w:val="clear" w:color="auto" w:fill="F0F4F8"/>
+            <w:tcW w:type="dxa" w:w="2160"/>
           </w:tcPr>
           <w:p>
-            <w:pPr>
-              <w:spacing w:before="40" w:after="40"/>
-            </w:pPr>
             <w:r>
-              <w:rPr>
-                <w:rFonts w:ascii="Calibri" w:hAnsi="Calibri"/>
-                <w:b/>
-                <w:i w:val="0"/>
-                <w:sz w:val="20"/>
-              </w:rPr>
               <w:t>1.1</w:t>
             </w:r>
           </w:p>
         </w:tc>
         <w:tc>
           <w:tcPr>
-            <w:tcW w:type="dxa" w:w="2225"/>
-            <w:tcMar>
-              <w:top w:w="60" w:type="dxa"/>
-              <w:bottom w:w="60" w:type="dxa"/>
-              <w:left w:w="100" w:type="dxa"/>
-              <w:right w:w="100" w:type="dxa"/>
-            </w:tcMar>
+            <w:tcW w:type="dxa" w:w="2160"/>
           </w:tcPr>
           <w:p>
-            <w:pPr>
-              <w:spacing w:before="40" w:after="40"/>
-            </w:pPr>
             <w:r>
-              <w:rPr>
-                <w:rFonts w:ascii="Calibri" w:hAnsi="Calibri"/>
-                <w:b w:val="0"/>
-                <w:i w:val="0"/>
-                <w:sz w:val="20"/>
-              </w:rPr>
               <w:t>15/06/2026</w:t>
             </w:r>
           </w:p>
         </w:tc>
         <w:tc>
           <w:tcPr>
-            <w:tcW w:type="dxa" w:w="2225"/>
-            <w:tcMar>
-              <w:top w:w="60" w:type="dxa"/>
-              <w:bottom w:w="60" w:type="dxa"/>
-              <w:left w:w="100" w:type="dxa"/>
-              <w:right w:w="100" w:type="dxa"/>
-            </w:tcMar>
+            <w:tcW w:type="dxa" w:w="2160"/>
           </w:tcPr>
           <w:p>
-            <w:pPr>
-              <w:spacing w:before="40" w:after="40"/>
-            </w:pPr>
             <w:r>
-              <w:rPr>
-                <w:rFonts w:ascii="Calibri" w:hAnsi="Calibri"/>
-                <w:b w:val="0"/>
-                <w:i w:val="0"/>
-                <w:sz w:val="20"/>
-              </w:rPr>
               <w:t>Time de Melhoria Contínua</w:t>
             </w:r>
           </w:p>
         </w:tc>
         <w:tc>
           <w:tcPr>
-            <w:tcW w:type="dxa" w:w="2225"/>
-            <w:tcMar>
-              <w:top w:w="60" w:type="dxa"/>
-              <w:bottom w:w="60" w:type="dxa"/>
-              <w:left w:w="100" w:type="dxa"/>
-              <w:right w:w="100" w:type="dxa"/>
-            </w:tcMar>
+            <w:tcW w:type="dxa" w:w="2160"/>
           </w:tcPr>
           <w:p>
-            <w:pPr>
-              <w:spacing w:before="40" w:after="40"/>
-            </w:pPr>
             <w:r>
-              <w:rPr>
-                <w:rFonts w:ascii="Calibri" w:hAnsi="Calibri"/>
-                <w:b w:val="0"/>
-                <w:i w:val="0"/>
-                <w:sz w:val="20"/>
-              </w:rPr>
               <w:t>Aderência ao TPL-GPR-006: inclusão da classificação explícita do tipo de tratamento (Aditivo, §4), com justificativa coerente ao impacto de +10 h. Renumeração das seções subsequentes.</w:t>
             </w:r>
           </w:p>
         </w:tc>
       </w:tr>
+      <w:tr>
+        <w:tc>
+          <w:tcPr>
+            <w:tcW w:type="dxa" w:w="2160"/>
+          </w:tcPr>
+          <w:p>
+            <w:r>
+              <w:t>1.2</w:t>
+            </w:r>
+          </w:p>
+        </w:tc>
+        <w:tc>
+          <w:tcPr>
+            <w:tcW w:type="dxa" w:w="2160"/>
+          </w:tcPr>
+          <w:p>
+            <w:r>
+              <w:t>26/06/2026</w:t>
+            </w:r>
+          </w:p>
+        </w:tc>
+        <w:tc>
+          <w:tcPr>
+            <w:tcW w:type="dxa" w:w="2160"/>
+          </w:tcPr>
+          <w:p>
+            <w:r>
+              <w:t>Time de Melhoria Contínua</w:t>
+            </w:r>
+          </w:p>
+        </w:tc>
+        <w:tc>
+          <w:tcPr>
+            <w:tcW w:type="dxa" w:w="2160"/>
+          </w:tcPr>
+          <w:p>
+            <w:r>
+              <w:t>Atualização da plataforma de Azure DevOps para GitLab; PRs #11/#21/#27 substituídos pelos identificadores GitLab api !13 / web !9 / crawler !4; revisores confirmados (2 revisores aprovados); remoção do alias legado "Mateus Veloso".</w:t>
+            </w:r>
+          </w:p>
+        </w:tc>
+      </w:tr>
     </w:tbl>
-    <w:p>
-      <w:pPr>
-        <w:spacing w:before="0" w:after="160"/>
-      </w:pPr>
-    </w:p>
+    <w:p/>
     <w:sectPr>
-      <w:headerReference w:type="default" r:id="rId9"/>
-      <w:headerReference w:type="first" r:id="rId10"/>
-      <w:footerReference w:type="default" r:id="rId11"/>
-      <w:footerReference w:type="first" r:id="rId12"/>
-      <w:pgSz w:w="11906" w:h="16838"/>
-      <w:pgMar w:top="1587" w:right="1417" w:bottom="1417" w:left="1587" w:header="720" w:footer="720" w:gutter="0"/>
+      <w:pgSz w:w="12240" w:h="15840"/>
+      <w:pgMar w:top="1440" w:right="1800" w:bottom="1440" w:left="1800" w:header="720" w:footer="720" w:gutter="0"/>
       <w:cols w:space="720"/>
-      <w:titlePg/>
       <w:docGrid w:linePitch="360"/>
     </w:sectPr>
   </w:body>
 </w:document>
-</file>
-
-<file path=word/footer1.xml><?xml version="1.0" encoding="utf-8"?>
-<w:ftr xmlns:m="http://schemas.openxmlformats.org/officeDocument/2006/math" xmlns:mc="http://schemas.openxmlformats.org/markup-compatibility/2006" xmlns:mo="http://schemas.microsoft.com/office/mac/office/2008/main" xmlns:mv="urn:schemas-microsoft-com:mac:vml" xmlns:o="urn:schemas-microsoft-com:office:office" xmlns:r="http://schemas.openxmlformats.org/officeDocument/2006/relationships" xmlns:v="urn:schemas-microsoft-com:vml" xmlns:w10="urn:schemas-microsoft-com:office:word" xmlns:w14="http://schemas.microsoft.com/office/word/2010/wordml" xmlns:w="http://schemas.openxmlformats.org/wordprocessingml/2006/main" xmlns:wne="http://schemas.microsoft.com/office/word/2006/wordml" xmlns:wp14="http://schemas.microsoft.com/office/word/2010/wordprocessingDrawing" xmlns:wp="http://schemas.openxmlformats.org/drawingml/2006/wordprocessingDrawing" xmlns:wpc="http://schemas.microsoft.com/office/word/2010/wordprocessingCanvas" xmlns:wpg="http://schemas.microsoft.com/office/word/2010/wordprocessingGroup" xmlns:wpi="http://schemas.microsoft.com/office/word/2010/wordprocessingInk" xmlns:wps="http://schemas.microsoft.com/office/word/2010/wordprocessingShape" mc:Ignorable="w14 wp14">
-  <w:p>
-    <w:pPr>
-      <w:pStyle w:val="Footer"/>
-      <w:tabs>
-        <w:tab w:val="right" w:pos="8901"/>
-      </w:tabs>
-      <w:pBdr>
-        <w:top w:val="single" w:sz="4" w:space="4" w:color="003366"/>
-      </w:pBdr>
-      <w:spacing w:before="80" w:after="0"/>
-    </w:pPr>
-    <w:r>
-      <w:rPr>
-        <w:rFonts w:ascii="Calibri" w:hAnsi="Calibri"/>
-        <w:color w:val="555555"/>
-        <w:sz w:val="16"/>
-      </w:rPr>
-      <w:t>v1.1  ·  15/06/2026</w:t>
-    </w:r>
-    <w:r>
-      <w:tab/>
-    </w:r>
-    <w:r>
-      <w:rPr>
-        <w:rFonts w:ascii="Calibri" w:hAnsi="Calibri"/>
-        <w:color w:val="555555"/>
-        <w:sz w:val="16"/>
-      </w:rPr>
-      <w:t xml:space="preserve">Página </w:t>
-    </w:r>
-    <w:r>
-      <w:rPr>
-        <w:rFonts w:ascii="Calibri" w:hAnsi="Calibri"/>
-        <w:sz w:val="16"/>
-      </w:rPr>
-      <w:fldChar w:fldCharType="begin"/>
-      <w:instrText xml:space="preserve"> PAGE </w:instrText>
-      <w:fldChar w:fldCharType="end"/>
-    </w:r>
-    <w:r>
-      <w:rPr>
-        <w:rFonts w:ascii="Calibri" w:hAnsi="Calibri"/>
-        <w:color w:val="555555"/>
-        <w:sz w:val="16"/>
-      </w:rPr>
-      <w:t xml:space="preserve"> de </w:t>
-    </w:r>
-    <w:r>
-      <w:rPr>
-        <w:rFonts w:ascii="Calibri" w:hAnsi="Calibri"/>
-        <w:sz w:val="16"/>
-      </w:rPr>
-      <w:fldChar w:fldCharType="begin"/>
-      <w:instrText xml:space="preserve"> NUMPAGES </w:instrText>
-      <w:fldChar w:fldCharType="end"/>
-    </w:r>
-  </w:p>
-</w:ftr>
-</file>
-
-<file path=word/footer2.xml><?xml version="1.0" encoding="utf-8"?>
-<w:ftr xmlns:m="http://schemas.openxmlformats.org/officeDocument/2006/math" xmlns:mc="http://schemas.openxmlformats.org/markup-compatibility/2006" xmlns:mo="http://schemas.microsoft.com/office/mac/office/2008/main" xmlns:mv="urn:schemas-microsoft-com:mac:vml" xmlns:o="urn:schemas-microsoft-com:office:office" xmlns:r="http://schemas.openxmlformats.org/officeDocument/2006/relationships" xmlns:v="urn:schemas-microsoft-com:vml" xmlns:w10="urn:schemas-microsoft-com:office:word" xmlns:w14="http://schemas.microsoft.com/office/word/2010/wordml" xmlns:w="http://schemas.openxmlformats.org/wordprocessingml/2006/main" xmlns:wne="http://schemas.microsoft.com/office/word/2006/wordml" xmlns:wp14="http://schemas.microsoft.com/office/word/2010/wordprocessingDrawing" xmlns:wp="http://schemas.openxmlformats.org/drawingml/2006/wordprocessingDrawing" xmlns:wpc="http://schemas.microsoft.com/office/word/2010/wordprocessingCanvas" xmlns:wpg="http://schemas.microsoft.com/office/word/2010/wordprocessingGroup" xmlns:wpi="http://schemas.microsoft.com/office/word/2010/wordprocessingInk" xmlns:wps="http://schemas.microsoft.com/office/word/2010/wordprocessingShape" mc:Ignorable="w14 wp14">
-  <w:p>
-    <w:pPr>
-      <w:pStyle w:val="Footer"/>
-      <w:tabs>
-        <w:tab w:val="right" w:pos="8901"/>
-      </w:tabs>
-      <w:pBdr>
-        <w:top w:val="single" w:sz="4" w:space="4" w:color="003366"/>
-      </w:pBdr>
-      <w:spacing w:before="80" w:after="0"/>
-    </w:pPr>
-    <w:r>
-      <w:rPr>
-        <w:rFonts w:ascii="Calibri" w:hAnsi="Calibri"/>
-        <w:color w:val="555555"/>
-        <w:sz w:val="16"/>
-      </w:rPr>
-      <w:t>v1.1  ·  15/06/2026</w:t>
-    </w:r>
-    <w:r>
-      <w:tab/>
-    </w:r>
-    <w:r>
-      <w:rPr>
-        <w:rFonts w:ascii="Calibri" w:hAnsi="Calibri"/>
-        <w:color w:val="555555"/>
-        <w:sz w:val="16"/>
-      </w:rPr>
-      <w:t xml:space="preserve">Página </w:t>
-    </w:r>
-    <w:r>
-      <w:rPr>
-        <w:rFonts w:ascii="Calibri" w:hAnsi="Calibri"/>
-        <w:sz w:val="16"/>
-      </w:rPr>
-      <w:fldChar w:fldCharType="begin"/>
-      <w:instrText xml:space="preserve"> PAGE </w:instrText>
-      <w:fldChar w:fldCharType="end"/>
-    </w:r>
-    <w:r>
-      <w:rPr>
-        <w:rFonts w:ascii="Calibri" w:hAnsi="Calibri"/>
-        <w:color w:val="555555"/>
-        <w:sz w:val="16"/>
-      </w:rPr>
-      <w:t xml:space="preserve"> de </w:t>
-    </w:r>
-    <w:r>
-      <w:rPr>
-        <w:rFonts w:ascii="Calibri" w:hAnsi="Calibri"/>
-        <w:sz w:val="16"/>
-      </w:rPr>
-      <w:fldChar w:fldCharType="begin"/>
-      <w:instrText xml:space="preserve"> NUMPAGES </w:instrText>
-      <w:fldChar w:fldCharType="end"/>
-    </w:r>
-  </w:p>
-</w:ftr>
-</file>
-
-<file path=word/header1.xml><?xml version="1.0" encoding="utf-8"?>
-<w:hdr xmlns:m="http://schemas.openxmlformats.org/officeDocument/2006/math" xmlns:mc="http://schemas.openxmlformats.org/markup-compatibility/2006" xmlns:mo="http://schemas.microsoft.com/office/mac/office/2008/main" xmlns:mv="urn:schemas-microsoft-com:mac:vml" xmlns:o="urn:schemas-microsoft-com:office:office" xmlns:r="http://schemas.openxmlformats.org/officeDocument/2006/relationships" xmlns:v="urn:schemas-microsoft-com:vml" xmlns:w10="urn:schemas-microsoft-com:office:word" xmlns:w14="http://schemas.microsoft.com/office/word/2010/wordml" xmlns:w="http://schemas.openxmlformats.org/wordprocessingml/2006/main" xmlns:wne="http://schemas.microsoft.com/office/word/2006/wordml" xmlns:wp14="http://schemas.microsoft.com/office/word/2010/wordprocessingDrawing" xmlns:wp="http://schemas.openxmlformats.org/drawingml/2006/wordprocessingDrawing" xmlns:wpc="http://schemas.microsoft.com/office/word/2010/wordprocessingCanvas" xmlns:wpg="http://schemas.microsoft.com/office/word/2010/wordprocessingGroup" xmlns:wpi="http://schemas.microsoft.com/office/word/2010/wordprocessingInk" xmlns:wps="http://schemas.microsoft.com/office/word/2010/wordprocessingShape" mc:Ignorable="w14 wp14">
-  <w:p>
-    <w:pPr>
-      <w:pStyle w:val="Header"/>
-      <w:tabs>
-        <w:tab w:val="right" w:pos="8901"/>
-      </w:tabs>
-      <w:pBdr>
-        <w:bottom w:val="single" w:sz="8" w:space="4" w:color="003366"/>
-      </w:pBdr>
-      <w:spacing w:before="0" w:after="80"/>
-    </w:pPr>
-    <w:r>
-      <w:rPr>
-        <w:rFonts w:ascii="Calibri" w:hAnsi="Calibri"/>
-        <w:b/>
-        <w:color w:val="003366"/>
-        <w:sz w:val="18"/>
-      </w:rPr>
-      <w:t>TIMEWARE</w:t>
-    </w:r>
-    <w:r>
-      <w:rPr>
-        <w:rFonts w:ascii="Calibri" w:hAnsi="Calibri"/>
-        <w:color w:val="555555"/>
-        <w:sz w:val="18"/>
-      </w:rPr>
-      <w:t xml:space="preserve">   ·   MILHASFACIL01</w:t>
-    </w:r>
-    <w:r>
-      <w:tab/>
-    </w:r>
-    <w:r>
-      <w:rPr>
-        <w:rFonts w:ascii="Calibri" w:hAnsi="Calibri"/>
-        <w:color w:val="555555"/>
-        <w:sz w:val="18"/>
-      </w:rPr>
-      <w:t>Evidência de Projeto</w:t>
-    </w:r>
-  </w:p>
-</w:hdr>
-</file>
-
-<file path=word/header2.xml><?xml version="1.0" encoding="utf-8"?>
-<w:hdr xmlns:m="http://schemas.openxmlformats.org/officeDocument/2006/math" xmlns:mc="http://schemas.openxmlformats.org/markup-compatibility/2006" xmlns:mo="http://schemas.microsoft.com/office/mac/office/2008/main" xmlns:mv="urn:schemas-microsoft-com:mac:vml" xmlns:o="urn:schemas-microsoft-com:office:office" xmlns:r="http://schemas.openxmlformats.org/officeDocument/2006/relationships" xmlns:v="urn:schemas-microsoft-com:vml" xmlns:w10="urn:schemas-microsoft-com:office:word" xmlns:w14="http://schemas.microsoft.com/office/word/2010/wordml" xmlns:w="http://schemas.openxmlformats.org/wordprocessingml/2006/main" xmlns:wne="http://schemas.microsoft.com/office/word/2006/wordml" xmlns:wp14="http://schemas.microsoft.com/office/word/2010/wordprocessingDrawing" xmlns:wp="http://schemas.openxmlformats.org/drawingml/2006/wordprocessingDrawing" xmlns:wpc="http://schemas.microsoft.com/office/word/2010/wordprocessingCanvas" xmlns:wpg="http://schemas.microsoft.com/office/word/2010/wordprocessingGroup" xmlns:wpi="http://schemas.microsoft.com/office/word/2010/wordprocessingInk" xmlns:wps="http://schemas.microsoft.com/office/word/2010/wordprocessingShape" mc:Ignorable="w14 wp14">
-  <w:p>
-    <w:pPr>
-      <w:pStyle w:val="Header"/>
-    </w:pPr>
-  </w:p>
-</w:hdr>
 </file>
 
 <file path=word/numbering.xml><?xml version="1.0" encoding="utf-8"?>
@@ -3752,12 +1862,9 @@
     <w:name w:val="Normal"/>
     <w:qFormat/>
     <w:rsid w:val="00FC693F"/>
-    <w:pPr>
-      <w:spacing w:after="120" w:lineRule="auto" w:line="276"/>
-    </w:pPr>
     <w:rPr>
       <w:rFonts w:ascii="Calibri" w:hAnsi="Calibri"/>
-      <w:sz w:val="22"/>
+      <w:sz w:val="21"/>
     </w:rPr>
   </w:style>
   <w:style w:type="paragraph" w:styleId="Header">
@@ -3815,15 +1922,15 @@
     <w:pPr>
       <w:keepNext/>
       <w:keepLines/>
-      <w:spacing w:before="360" w:after="120"/>
+      <w:spacing w:before="480" w:after="0"/>
       <w:outlineLvl w:val="0"/>
     </w:pPr>
     <w:rPr>
-      <w:rFonts w:asciiTheme="majorHAnsi" w:eastAsiaTheme="majorEastAsia" w:hAnsiTheme="majorHAnsi" w:cstheme="majorBidi" w:ascii="Calibri" w:hAnsi="Calibri"/>
+      <w:rFonts w:asciiTheme="majorHAnsi" w:eastAsiaTheme="majorEastAsia" w:hAnsiTheme="majorHAnsi" w:cstheme="majorBidi"/>
       <w:b/>
       <w:bCs/>
-      <w:color w:val="003366"/>
-      <w:sz w:val="26"/>
+      <w:color w:val="365F91" w:themeColor="accent1" w:themeShade="BF"/>
+      <w:sz w:val="28"/>
       <w:szCs w:val="28"/>
     </w:rPr>
   </w:style>
@@ -3839,15 +1946,15 @@
     <w:pPr>
       <w:keepNext/>
       <w:keepLines/>
-      <w:spacing w:before="240" w:after="80"/>
+      <w:spacing w:before="200" w:after="0"/>
       <w:outlineLvl w:val="1"/>
     </w:pPr>
     <w:rPr>
-      <w:rFonts w:asciiTheme="majorHAnsi" w:eastAsiaTheme="majorEastAsia" w:hAnsiTheme="majorHAnsi" w:cstheme="majorBidi" w:ascii="Calibri" w:hAnsi="Calibri"/>
+      <w:rFonts w:asciiTheme="majorHAnsi" w:eastAsiaTheme="majorEastAsia" w:hAnsiTheme="majorHAnsi" w:cstheme="majorBidi"/>
       <w:b/>
       <w:bCs/>
-      <w:color w:val="1A5276"/>
-      <w:sz w:val="22"/>
+      <w:color w:val="4F81BD" w:themeColor="accent1"/>
+      <w:sz w:val="26"/>
       <w:szCs w:val="26"/>
     </w:rPr>
   </w:style>
@@ -3863,16 +1970,14 @@
     <w:pPr>
       <w:keepNext/>
       <w:keepLines/>
-      <w:spacing w:before="160" w:after="40"/>
+      <w:spacing w:before="200" w:after="0"/>
       <w:outlineLvl w:val="2"/>
     </w:pPr>
     <w:rPr>
-      <w:rFonts w:asciiTheme="majorHAnsi" w:eastAsiaTheme="majorEastAsia" w:hAnsiTheme="majorHAnsi" w:cstheme="majorBidi" w:ascii="Calibri" w:hAnsi="Calibri"/>
+      <w:rFonts w:asciiTheme="majorHAnsi" w:eastAsiaTheme="majorEastAsia" w:hAnsiTheme="majorHAnsi" w:cstheme="majorBidi"/>
       <w:b/>
       <w:bCs/>
-      <w:i/>
-      <w:color w:val="1A5276"/>
-      <w:sz w:val="22"/>
+      <w:color w:val="4F81BD" w:themeColor="accent1"/>
     </w:rPr>
   </w:style>
   <w:style w:type="paragraph" w:styleId="Heading4">
